--- a/output/tables/08.Tables_Aim2_Models.docx
+++ b/output/tables/08.Tables_Aim2_Models.docx
@@ -60,116 +60,6 @@
           <w:p>
             <w:pPr>
               <w:pStyle w:val="Normal"/>
-              <w:jc w:val="right"/>
-              <w:pBdr>
-                <w:bottom w:val="none" w:sz="0" w:space="0" w:color="000000"/>
-                <w:top w:val="none" w:sz="0" w:space="0" w:color="000000"/>
-                <w:left w:val="none" w:sz="0" w:space="0" w:color="000000"/>
-                <w:right w:val="none" w:sz="0" w:space="0" w:color="000000"/>
-              </w:pBdr>
-              <w:spacing w:after="100" w:before="100" w:line="240"/>
-              <w:ind w:left="100" w:right="100" w:firstLine="0" w:firstLineChars="0"/>
-              <w:rPr>
-                <w:rFonts w:ascii="Helvetica" w:hAnsi="Helvetica" w:eastAsia="Helvetica" w:cs="Helvetica"/>
-                <w:i w:val="false"/>
-                <w:b w:val="false"/>
-                <w:u w:val="none"/>
-                <w:strike w:val="false"/>
-                <w:sz w:val="22"/>
-                <w:szCs w:val="22"/>
-                <w:color w:val="FFFFFF"/>
-              </w:rPr>
-            </w:pPr>
-            <w:r>
-              <w:rPr>
-                <w:rFonts w:ascii="Helvetica" w:hAnsi="Helvetica" w:eastAsia="Helvetica" w:cs="Helvetica"/>
-                <w:i w:val="false"/>
-                <w:b w:val="false"/>
-                <w:u w:val="none"/>
-                <w:strike w:val="false"/>
-                <w:sz w:val="22"/>
-                <w:szCs w:val="22"/>
-                <w:color w:val="FFFFFF"/>
-              </w:rPr>
-              <w:t xml:space="preserve">#</w:t>
-            </w:r>
-          </w:p>
-        </w:tc>
-        <w:tc>
-          <w:tcPr>
-            <w:tcBorders>
-              <w:bottom w:val="single" w:sz="12" w:space="0" w:color="666666"/>
-              <w:top w:val="single" w:sz="12" w:space="0" w:color="666666"/>
-              <w:left w:val="none" w:sz="0" w:space="0" w:color="000000"/>
-              <w:right w:val="none" w:sz="0" w:space="0" w:color="000000"/>
-            </w:tcBorders>
-            <w:shd w:val="clear" w:color="auto" w:fill="2C3E50"/>
-            <w:tcMar>
-              <w:top w:w="0" w:type="dxa"/>
-              <w:bottom w:w="0" w:type="dxa"/>
-              <w:left w:w="0" w:type="dxa"/>
-              <w:right w:w="0" w:type="dxa"/>
-            </w:tcMar>
-            <w:vAlign w:val="center"/>
-          </w:tcPr>
-          <w:p>
-            <w:pPr>
-              <w:pStyle w:val="Normal"/>
-              <w:jc w:val="left"/>
-              <w:pBdr>
-                <w:bottom w:val="none" w:sz="0" w:space="0" w:color="000000"/>
-                <w:top w:val="none" w:sz="0" w:space="0" w:color="000000"/>
-                <w:left w:val="none" w:sz="0" w:space="0" w:color="000000"/>
-                <w:right w:val="none" w:sz="0" w:space="0" w:color="000000"/>
-              </w:pBdr>
-              <w:spacing w:after="100" w:before="100" w:line="240"/>
-              <w:ind w:left="100" w:right="100" w:firstLine="0" w:firstLineChars="0"/>
-              <w:rPr>
-                <w:rFonts w:ascii="Helvetica" w:hAnsi="Helvetica" w:eastAsia="Helvetica" w:cs="Helvetica"/>
-                <w:i w:val="false"/>
-                <w:b w:val="false"/>
-                <w:u w:val="none"/>
-                <w:strike w:val="false"/>
-                <w:sz w:val="22"/>
-                <w:szCs w:val="22"/>
-                <w:color w:val="FFFFFF"/>
-              </w:rPr>
-            </w:pPr>
-            <w:r>
-              <w:rPr>
-                <w:rFonts w:ascii="Helvetica" w:hAnsi="Helvetica" w:eastAsia="Helvetica" w:cs="Helvetica"/>
-                <w:i w:val="false"/>
-                <w:b w:val="false"/>
-                <w:u w:val="none"/>
-                <w:strike w:val="false"/>
-                <w:sz w:val="22"/>
-                <w:szCs w:val="22"/>
-                <w:color w:val="FFFFFF"/>
-              </w:rPr>
-              <w:t xml:space="preserve">Model</w:t>
-            </w:r>
-          </w:p>
-        </w:tc>
-        <w:tc>
-          <w:tcPr>
-            <w:tcBorders>
-              <w:bottom w:val="single" w:sz="12" w:space="0" w:color="666666"/>
-              <w:top w:val="single" w:sz="12" w:space="0" w:color="666666"/>
-              <w:left w:val="none" w:sz="0" w:space="0" w:color="000000"/>
-              <w:right w:val="none" w:sz="0" w:space="0" w:color="000000"/>
-            </w:tcBorders>
-            <w:shd w:val="clear" w:color="auto" w:fill="2C3E50"/>
-            <w:tcMar>
-              <w:top w:w="0" w:type="dxa"/>
-              <w:bottom w:w="0" w:type="dxa"/>
-              <w:left w:w="0" w:type="dxa"/>
-              <w:right w:w="0" w:type="dxa"/>
-            </w:tcMar>
-            <w:vAlign w:val="center"/>
-          </w:tcPr>
-          <w:p>
-            <w:pPr>
-              <w:pStyle w:val="Normal"/>
               <w:jc w:val="left"/>
               <w:pBdr>
                 <w:bottom w:val="none" w:sz="0" w:space="0" w:color="000000"/>
@@ -610,62 +500,7 @@
               <w:left w:w="0" w:type="dxa"/>
               <w:right w:w="0" w:type="dxa"/>
             </w:tcMar>
-            <w:vAlign w:val="top"/>
-          </w:tcPr>
-          <w:p>
-            <w:pPr>
-              <w:pStyle w:val="Normal"/>
-              <w:jc w:val="right"/>
-              <w:pBdr>
-                <w:bottom w:val="none" w:sz="0" w:space="0" w:color="000000"/>
-                <w:top w:val="none" w:sz="0" w:space="0" w:color="000000"/>
-                <w:left w:val="none" w:sz="0" w:space="0" w:color="000000"/>
-                <w:right w:val="none" w:sz="0" w:space="0" w:color="000000"/>
-              </w:pBdr>
-              <w:spacing w:after="100" w:before="100" w:line="240"/>
-              <w:ind w:left="100" w:right="100" w:firstLine="0" w:firstLineChars="0"/>
-              <w:rPr>
-                <w:rFonts w:ascii="Helvetica" w:hAnsi="Helvetica" w:eastAsia="Helvetica" w:cs="Helvetica"/>
-                <w:i w:val="false"/>
-                <w:b w:val="false"/>
-                <w:u w:val="none"/>
-                <w:strike w:val="false"/>
-                <w:sz w:val="22"/>
-                <w:szCs w:val="22"/>
-                <w:color w:val="000000"/>
-              </w:rPr>
-            </w:pPr>
-            <w:r>
-              <w:rPr>
-                <w:rFonts w:ascii="Helvetica" w:hAnsi="Helvetica" w:eastAsia="Helvetica" w:cs="Helvetica"/>
-                <w:i w:val="false"/>
-                <w:b w:val="false"/>
-                <w:u w:val="none"/>
-                <w:strike w:val="false"/>
-                <w:sz w:val="22"/>
-                <w:szCs w:val="22"/>
-                <w:color w:val="000000"/>
-              </w:rPr>
-              <w:t xml:space="preserve">1</w:t>
-            </w:r>
-          </w:p>
-        </w:tc>
-        <w:tc>
-          <w:tcPr>
-            <w:tcBorders>
-              <w:bottom w:val="none" w:sz="0" w:space="0" w:color="000000"/>
-              <w:top w:val="single" w:sz="12" w:space="0" w:color="666666"/>
-              <w:left w:val="none" w:sz="0" w:space="0" w:color="000000"/>
-              <w:right w:val="none" w:sz="0" w:space="0" w:color="000000"/>
-            </w:tcBorders>
-            <w:shd w:val="clear" w:color="auto" w:fill="FFFFFF"/>
-            <w:tcMar>
-              <w:top w:w="0" w:type="dxa"/>
-              <w:bottom w:w="0" w:type="dxa"/>
-              <w:left w:w="0" w:type="dxa"/>
-              <w:right w:w="0" w:type="dxa"/>
-            </w:tcMar>
-            <w:vAlign w:val="top"/>
+            <w:vAlign w:val="center"/>
           </w:tcPr>
           <w:p>
             <w:pPr>
@@ -682,81 +517,26 @@
               <w:rPr>
                 <w:rFonts w:ascii="Helvetica" w:hAnsi="Helvetica" w:eastAsia="Helvetica" w:cs="Helvetica"/>
                 <w:i w:val="false"/>
-                <w:b w:val="true"/>
-                <w:u w:val="none"/>
-                <w:strike w:val="false"/>
-                <w:sz w:val="22"/>
-                <w:szCs w:val="22"/>
-                <w:color w:val="000000"/>
-              </w:rPr>
-            </w:pPr>
-            <w:r>
-              <w:rPr>
-                <w:rFonts w:ascii="Helvetica" w:hAnsi="Helvetica" w:eastAsia="Helvetica" w:cs="Helvetica"/>
-                <w:i w:val="false"/>
-                <w:b w:val="true"/>
-                <w:u w:val="none"/>
-                <w:strike w:val="false"/>
-                <w:sz w:val="22"/>
-                <w:szCs w:val="22"/>
-                <w:color w:val="000000"/>
-              </w:rPr>
-              <w:t xml:space="preserve">m_a24: Bimonthly water cost</w:t>
-            </w:r>
-          </w:p>
-        </w:tc>
-        <w:tc>
-          <w:tcPr>
-            <w:tcBorders>
-              <w:bottom w:val="none" w:sz="0" w:space="0" w:color="000000"/>
-              <w:top w:val="single" w:sz="12" w:space="0" w:color="666666"/>
-              <w:left w:val="none" w:sz="0" w:space="0" w:color="000000"/>
-              <w:right w:val="none" w:sz="0" w:space="0" w:color="000000"/>
-            </w:tcBorders>
-            <w:shd w:val="clear" w:color="auto" w:fill="FFFFFF"/>
-            <w:tcMar>
-              <w:top w:w="0" w:type="dxa"/>
-              <w:bottom w:w="0" w:type="dxa"/>
-              <w:left w:w="0" w:type="dxa"/>
-              <w:right w:w="0" w:type="dxa"/>
-            </w:tcMar>
-            <w:vAlign w:val="center"/>
-          </w:tcPr>
-          <w:p>
-            <w:pPr>
-              <w:pStyle w:val="Normal"/>
-              <w:jc w:val="left"/>
-              <w:pBdr>
-                <w:bottom w:val="none" w:sz="0" w:space="0" w:color="000000"/>
-                <w:top w:val="none" w:sz="0" w:space="0" w:color="000000"/>
-                <w:left w:val="none" w:sz="0" w:space="0" w:color="000000"/>
-                <w:right w:val="none" w:sz="0" w:space="0" w:color="000000"/>
-              </w:pBdr>
-              <w:spacing w:after="100" w:before="100" w:line="240"/>
-              <w:ind w:left="100" w:right="100" w:firstLine="0" w:firstLineChars="0"/>
-              <w:rPr>
-                <w:rFonts w:ascii="Helvetica" w:hAnsi="Helvetica" w:eastAsia="Helvetica" w:cs="Helvetica"/>
-                <w:i w:val="false"/>
-                <w:b w:val="false"/>
-                <w:u w:val="none"/>
-                <w:strike w:val="false"/>
-                <w:sz w:val="22"/>
-                <w:szCs w:val="22"/>
-                <w:color w:val="000000"/>
-              </w:rPr>
-            </w:pPr>
-            <w:r>
-              <w:rPr>
-                <w:rFonts w:ascii="Helvetica" w:hAnsi="Helvetica" w:eastAsia="Helvetica" w:cs="Helvetica"/>
-                <w:i w:val="false"/>
-                <w:b w:val="false"/>
-                <w:u w:val="none"/>
-                <w:strike w:val="false"/>
-                <w:sz w:val="22"/>
-                <w:szCs w:val="22"/>
-                <w:color w:val="000000"/>
-              </w:rPr>
-              <w:t xml:space="preserve">W_Cost_2mnths</w:t>
+                <w:b w:val="false"/>
+                <w:u w:val="none"/>
+                <w:strike w:val="false"/>
+                <w:sz w:val="22"/>
+                <w:szCs w:val="22"/>
+                <w:color w:val="000000"/>
+              </w:rPr>
+            </w:pPr>
+            <w:r>
+              <w:rPr>
+                <w:rFonts w:ascii="Helvetica" w:hAnsi="Helvetica" w:eastAsia="Helvetica" w:cs="Helvetica"/>
+                <w:i w:val="false"/>
+                <w:b w:val="false"/>
+                <w:u w:val="none"/>
+                <w:strike w:val="false"/>
+                <w:sz w:val="22"/>
+                <w:szCs w:val="22"/>
+                <w:color w:val="000000"/>
+              </w:rPr>
+              <w:t xml:space="preserve">Bimonthly water cost (pesos)</w:t>
             </w:r>
           </w:p>
         </w:tc>
@@ -1165,62 +945,7 @@
               <w:left w:w="0" w:type="dxa"/>
               <w:right w:w="0" w:type="dxa"/>
             </w:tcMar>
-            <w:vAlign w:val="top"/>
-          </w:tcPr>
-          <w:p>
-            <w:pPr>
-              <w:pStyle w:val="Normal"/>
-              <w:jc w:val="right"/>
-              <w:pBdr>
-                <w:bottom w:val="none" w:sz="0" w:space="0" w:color="000000"/>
-                <w:top w:val="none" w:sz="0" w:space="0" w:color="000000"/>
-                <w:left w:val="none" w:sz="0" w:space="0" w:color="000000"/>
-                <w:right w:val="none" w:sz="0" w:space="0" w:color="000000"/>
-              </w:pBdr>
-              <w:spacing w:after="100" w:before="100" w:line="240"/>
-              <w:ind w:left="100" w:right="100" w:firstLine="0" w:firstLineChars="0"/>
-              <w:rPr>
-                <w:rFonts w:ascii="Helvetica" w:hAnsi="Helvetica" w:eastAsia="Helvetica" w:cs="Helvetica"/>
-                <w:i w:val="false"/>
-                <w:b w:val="false"/>
-                <w:u w:val="none"/>
-                <w:strike w:val="false"/>
-                <w:sz w:val="22"/>
-                <w:szCs w:val="22"/>
-                <w:color w:val="000000"/>
-              </w:rPr>
-            </w:pPr>
-            <w:r>
-              <w:rPr>
-                <w:rFonts w:ascii="Helvetica" w:hAnsi="Helvetica" w:eastAsia="Helvetica" w:cs="Helvetica"/>
-                <w:i w:val="false"/>
-                <w:b w:val="false"/>
-                <w:u w:val="none"/>
-                <w:strike w:val="false"/>
-                <w:sz w:val="22"/>
-                <w:szCs w:val="22"/>
-                <w:color w:val="000000"/>
-              </w:rPr>
-              <w:t xml:space="preserve">2</w:t>
-            </w:r>
-          </w:p>
-        </w:tc>
-        <w:tc>
-          <w:tcPr>
-            <w:tcBorders>
-              <w:bottom w:val="none" w:sz="0" w:space="0" w:color="000000"/>
-              <w:top w:val="none" w:sz="0" w:space="0" w:color="000000"/>
-              <w:left w:val="none" w:sz="0" w:space="0" w:color="000000"/>
-              <w:right w:val="none" w:sz="0" w:space="0" w:color="000000"/>
-            </w:tcBorders>
-            <w:shd w:val="clear" w:color="auto" w:fill="FFFFFF"/>
-            <w:tcMar>
-              <w:top w:w="0" w:type="dxa"/>
-              <w:bottom w:w="0" w:type="dxa"/>
-              <w:left w:w="0" w:type="dxa"/>
-              <w:right w:w="0" w:type="dxa"/>
-            </w:tcMar>
-            <w:vAlign w:val="top"/>
+            <w:vAlign w:val="center"/>
           </w:tcPr>
           <w:p>
             <w:pPr>
@@ -1237,81 +962,26 @@
               <w:rPr>
                 <w:rFonts w:ascii="Helvetica" w:hAnsi="Helvetica" w:eastAsia="Helvetica" w:cs="Helvetica"/>
                 <w:i w:val="false"/>
-                <w:b w:val="true"/>
-                <w:u w:val="none"/>
-                <w:strike w:val="false"/>
-                <w:sz w:val="22"/>
-                <w:szCs w:val="22"/>
-                <w:color w:val="000000"/>
-              </w:rPr>
-            </w:pPr>
-            <w:r>
-              <w:rPr>
-                <w:rFonts w:ascii="Helvetica" w:hAnsi="Helvetica" w:eastAsia="Helvetica" w:cs="Helvetica"/>
-                <w:i w:val="false"/>
-                <w:b w:val="true"/>
-                <w:u w:val="none"/>
-                <w:strike w:val="false"/>
-                <w:sz w:val="22"/>
-                <w:szCs w:val="22"/>
-                <w:color w:val="000000"/>
-              </w:rPr>
-              <w:t xml:space="preserve">m_a23: Water bill waived</w:t>
-            </w:r>
-          </w:p>
-        </w:tc>
-        <w:tc>
-          <w:tcPr>
-            <w:tcBorders>
-              <w:bottom w:val="none" w:sz="0" w:space="0" w:color="000000"/>
-              <w:top w:val="none" w:sz="0" w:space="0" w:color="000000"/>
-              <w:left w:val="none" w:sz="0" w:space="0" w:color="000000"/>
-              <w:right w:val="none" w:sz="0" w:space="0" w:color="000000"/>
-            </w:tcBorders>
-            <w:shd w:val="clear" w:color="auto" w:fill="FFFFFF"/>
-            <w:tcMar>
-              <w:top w:w="0" w:type="dxa"/>
-              <w:bottom w:w="0" w:type="dxa"/>
-              <w:left w:w="0" w:type="dxa"/>
-              <w:right w:w="0" w:type="dxa"/>
-            </w:tcMar>
-            <w:vAlign w:val="center"/>
-          </w:tcPr>
-          <w:p>
-            <w:pPr>
-              <w:pStyle w:val="Normal"/>
-              <w:jc w:val="left"/>
-              <w:pBdr>
-                <w:bottom w:val="none" w:sz="0" w:space="0" w:color="000000"/>
-                <w:top w:val="none" w:sz="0" w:space="0" w:color="000000"/>
-                <w:left w:val="none" w:sz="0" w:space="0" w:color="000000"/>
-                <w:right w:val="none" w:sz="0" w:space="0" w:color="000000"/>
-              </w:pBdr>
-              <w:spacing w:after="100" w:before="100" w:line="240"/>
-              <w:ind w:left="100" w:right="100" w:firstLine="0" w:firstLineChars="0"/>
-              <w:rPr>
-                <w:rFonts w:ascii="Helvetica" w:hAnsi="Helvetica" w:eastAsia="Helvetica" w:cs="Helvetica"/>
-                <w:i w:val="false"/>
-                <w:b w:val="false"/>
-                <w:u w:val="none"/>
-                <w:strike w:val="false"/>
-                <w:sz w:val="22"/>
-                <w:szCs w:val="22"/>
-                <w:color w:val="000000"/>
-              </w:rPr>
-            </w:pPr>
-            <w:r>
-              <w:rPr>
-                <w:rFonts w:ascii="Helvetica" w:hAnsi="Helvetica" w:eastAsia="Helvetica" w:cs="Helvetica"/>
-                <w:i w:val="false"/>
-                <w:b w:val="false"/>
-                <w:u w:val="none"/>
-                <w:strike w:val="false"/>
-                <w:sz w:val="22"/>
-                <w:szCs w:val="22"/>
-                <w:color w:val="000000"/>
-              </w:rPr>
-              <w:t xml:space="preserve">W_Bill_waivedYes</w:t>
+                <w:b w:val="false"/>
+                <w:u w:val="none"/>
+                <w:strike w:val="false"/>
+                <w:sz w:val="22"/>
+                <w:szCs w:val="22"/>
+                <w:color w:val="000000"/>
+              </w:rPr>
+            </w:pPr>
+            <w:r>
+              <w:rPr>
+                <w:rFonts w:ascii="Helvetica" w:hAnsi="Helvetica" w:eastAsia="Helvetica" w:cs="Helvetica"/>
+                <w:i w:val="false"/>
+                <w:b w:val="false"/>
+                <w:u w:val="none"/>
+                <w:strike w:val="false"/>
+                <w:sz w:val="22"/>
+                <w:szCs w:val="22"/>
+                <w:color w:val="000000"/>
+              </w:rPr>
+              <w:t xml:space="preserve">Water bill waived</w:t>
             </w:r>
           </w:p>
         </w:tc>
@@ -1720,116 +1390,6 @@
               <w:left w:w="0" w:type="dxa"/>
               <w:right w:w="0" w:type="dxa"/>
             </w:tcMar>
-            <w:vAlign w:val="top"/>
-          </w:tcPr>
-          <w:p>
-            <w:pPr>
-              <w:pStyle w:val="Normal"/>
-              <w:jc w:val="right"/>
-              <w:pBdr>
-                <w:bottom w:val="none" w:sz="0" w:space="0" w:color="000000"/>
-                <w:top w:val="none" w:sz="0" w:space="0" w:color="000000"/>
-                <w:left w:val="none" w:sz="0" w:space="0" w:color="000000"/>
-                <w:right w:val="none" w:sz="0" w:space="0" w:color="000000"/>
-              </w:pBdr>
-              <w:spacing w:after="100" w:before="100" w:line="240"/>
-              <w:ind w:left="100" w:right="100" w:firstLine="0" w:firstLineChars="0"/>
-              <w:rPr>
-                <w:rFonts w:ascii="Helvetica" w:hAnsi="Helvetica" w:eastAsia="Helvetica" w:cs="Helvetica"/>
-                <w:i w:val="false"/>
-                <w:b w:val="false"/>
-                <w:u w:val="none"/>
-                <w:strike w:val="false"/>
-                <w:sz w:val="22"/>
-                <w:szCs w:val="22"/>
-                <w:color w:val="000000"/>
-              </w:rPr>
-            </w:pPr>
-            <w:r>
-              <w:rPr>
-                <w:rFonts w:ascii="Helvetica" w:hAnsi="Helvetica" w:eastAsia="Helvetica" w:cs="Helvetica"/>
-                <w:i w:val="false"/>
-                <w:b w:val="false"/>
-                <w:u w:val="none"/>
-                <w:strike w:val="false"/>
-                <w:sz w:val="22"/>
-                <w:szCs w:val="22"/>
-                <w:color w:val="000000"/>
-              </w:rPr>
-              <w:t xml:space="preserve">3</w:t>
-            </w:r>
-          </w:p>
-        </w:tc>
-        <w:tc>
-          <w:tcPr>
-            <w:tcBorders>
-              <w:bottom w:val="none" w:sz="0" w:space="0" w:color="000000"/>
-              <w:top w:val="none" w:sz="0" w:space="0" w:color="000000"/>
-              <w:left w:val="none" w:sz="0" w:space="0" w:color="000000"/>
-              <w:right w:val="none" w:sz="0" w:space="0" w:color="000000"/>
-            </w:tcBorders>
-            <w:shd w:val="clear" w:color="auto" w:fill="FFFFFF"/>
-            <w:tcMar>
-              <w:top w:w="0" w:type="dxa"/>
-              <w:bottom w:w="0" w:type="dxa"/>
-              <w:left w:w="0" w:type="dxa"/>
-              <w:right w:w="0" w:type="dxa"/>
-            </w:tcMar>
-            <w:vAlign w:val="top"/>
-          </w:tcPr>
-          <w:p>
-            <w:pPr>
-              <w:pStyle w:val="Normal"/>
-              <w:jc w:val="left"/>
-              <w:pBdr>
-                <w:bottom w:val="none" w:sz="0" w:space="0" w:color="000000"/>
-                <w:top w:val="none" w:sz="0" w:space="0" w:color="000000"/>
-                <w:left w:val="none" w:sz="0" w:space="0" w:color="000000"/>
-                <w:right w:val="none" w:sz="0" w:space="0" w:color="000000"/>
-              </w:pBdr>
-              <w:spacing w:after="100" w:before="100" w:line="240"/>
-              <w:ind w:left="100" w:right="100" w:firstLine="0" w:firstLineChars="0"/>
-              <w:rPr>
-                <w:rFonts w:ascii="Helvetica" w:hAnsi="Helvetica" w:eastAsia="Helvetica" w:cs="Helvetica"/>
-                <w:i w:val="false"/>
-                <w:b w:val="true"/>
-                <w:u w:val="none"/>
-                <w:strike w:val="false"/>
-                <w:sz w:val="22"/>
-                <w:szCs w:val="22"/>
-                <w:color w:val="000000"/>
-              </w:rPr>
-            </w:pPr>
-            <w:r>
-              <w:rPr>
-                <w:rFonts w:ascii="Helvetica" w:hAnsi="Helvetica" w:eastAsia="Helvetica" w:cs="Helvetica"/>
-                <w:i w:val="false"/>
-                <w:b w:val="true"/>
-                <w:u w:val="none"/>
-                <w:strike w:val="false"/>
-                <w:sz w:val="22"/>
-                <w:szCs w:val="22"/>
-                <w:color w:val="000000"/>
-              </w:rPr>
-              <w:t xml:space="preserve">m_a6: Hours of water supply/week</w:t>
-            </w:r>
-          </w:p>
-        </w:tc>
-        <w:tc>
-          <w:tcPr>
-            <w:tcBorders>
-              <w:bottom w:val="none" w:sz="0" w:space="0" w:color="000000"/>
-              <w:top w:val="none" w:sz="0" w:space="0" w:color="000000"/>
-              <w:left w:val="none" w:sz="0" w:space="0" w:color="000000"/>
-              <w:right w:val="none" w:sz="0" w:space="0" w:color="000000"/>
-            </w:tcBorders>
-            <w:shd w:val="clear" w:color="auto" w:fill="FFFFFF"/>
-            <w:tcMar>
-              <w:top w:w="0" w:type="dxa"/>
-              <w:bottom w:w="0" w:type="dxa"/>
-              <w:left w:w="0" w:type="dxa"/>
-              <w:right w:w="0" w:type="dxa"/>
-            </w:tcMar>
             <w:vAlign w:val="center"/>
           </w:tcPr>
           <w:p>
@@ -2275,62 +1835,7 @@
               <w:left w:w="0" w:type="dxa"/>
               <w:right w:w="0" w:type="dxa"/>
             </w:tcMar>
-            <w:vAlign w:val="top"/>
-          </w:tcPr>
-          <w:p>
-            <w:pPr>
-              <w:pStyle w:val="Normal"/>
-              <w:jc w:val="right"/>
-              <w:pBdr>
-                <w:bottom w:val="none" w:sz="0" w:space="0" w:color="000000"/>
-                <w:top w:val="none" w:sz="0" w:space="0" w:color="000000"/>
-                <w:left w:val="none" w:sz="0" w:space="0" w:color="000000"/>
-                <w:right w:val="none" w:sz="0" w:space="0" w:color="000000"/>
-              </w:pBdr>
-              <w:spacing w:after="100" w:before="100" w:line="240"/>
-              <w:ind w:left="100" w:right="100" w:firstLine="0" w:firstLineChars="0"/>
-              <w:rPr>
-                <w:rFonts w:ascii="Helvetica" w:hAnsi="Helvetica" w:eastAsia="Helvetica" w:cs="Helvetica"/>
-                <w:i w:val="false"/>
-                <w:b w:val="false"/>
-                <w:u w:val="none"/>
-                <w:strike w:val="false"/>
-                <w:sz w:val="22"/>
-                <w:szCs w:val="22"/>
-                <w:color w:val="000000"/>
-              </w:rPr>
-            </w:pPr>
-            <w:r>
-              <w:rPr>
-                <w:rFonts w:ascii="Helvetica" w:hAnsi="Helvetica" w:eastAsia="Helvetica" w:cs="Helvetica"/>
-                <w:i w:val="false"/>
-                <w:b w:val="false"/>
-                <w:u w:val="none"/>
-                <w:strike w:val="false"/>
-                <w:sz w:val="22"/>
-                <w:szCs w:val="22"/>
-                <w:color w:val="000000"/>
-              </w:rPr>
-              <w:t xml:space="preserve">4</w:t>
-            </w:r>
-          </w:p>
-        </w:tc>
-        <w:tc>
-          <w:tcPr>
-            <w:tcBorders>
-              <w:bottom w:val="none" w:sz="0" w:space="0" w:color="000000"/>
-              <w:top w:val="none" w:sz="0" w:space="0" w:color="000000"/>
-              <w:left w:val="none" w:sz="0" w:space="0" w:color="000000"/>
-              <w:right w:val="none" w:sz="0" w:space="0" w:color="000000"/>
-            </w:tcBorders>
-            <w:shd w:val="clear" w:color="auto" w:fill="FFFFFF"/>
-            <w:tcMar>
-              <w:top w:w="0" w:type="dxa"/>
-              <w:bottom w:w="0" w:type="dxa"/>
-              <w:left w:w="0" w:type="dxa"/>
-              <w:right w:w="0" w:type="dxa"/>
-            </w:tcMar>
-            <w:vAlign w:val="top"/>
+            <w:vAlign w:val="center"/>
           </w:tcPr>
           <w:p>
             <w:pPr>
@@ -2347,81 +1852,26 @@
               <w:rPr>
                 <w:rFonts w:ascii="Helvetica" w:hAnsi="Helvetica" w:eastAsia="Helvetica" w:cs="Helvetica"/>
                 <w:i w:val="false"/>
-                <w:b w:val="true"/>
-                <w:u w:val="none"/>
-                <w:strike w:val="false"/>
-                <w:sz w:val="22"/>
-                <w:szCs w:val="22"/>
-                <w:color w:val="000000"/>
-              </w:rPr>
-            </w:pPr>
-            <w:r>
-              <w:rPr>
-                <w:rFonts w:ascii="Helvetica" w:hAnsi="Helvetica" w:eastAsia="Helvetica" w:cs="Helvetica"/>
-                <w:i w:val="false"/>
-                <w:b w:val="true"/>
-                <w:u w:val="none"/>
-                <w:strike w:val="false"/>
-                <w:sz w:val="22"/>
-                <w:szCs w:val="22"/>
-                <w:color w:val="000000"/>
-              </w:rPr>
-              <w:t xml:space="preserve">m_a21: Has tinaco</w:t>
-            </w:r>
-          </w:p>
-        </w:tc>
-        <w:tc>
-          <w:tcPr>
-            <w:tcBorders>
-              <w:bottom w:val="none" w:sz="0" w:space="0" w:color="000000"/>
-              <w:top w:val="none" w:sz="0" w:space="0" w:color="000000"/>
-              <w:left w:val="none" w:sz="0" w:space="0" w:color="000000"/>
-              <w:right w:val="none" w:sz="0" w:space="0" w:color="000000"/>
-            </w:tcBorders>
-            <w:shd w:val="clear" w:color="auto" w:fill="FFFFFF"/>
-            <w:tcMar>
-              <w:top w:w="0" w:type="dxa"/>
-              <w:bottom w:w="0" w:type="dxa"/>
-              <w:left w:w="0" w:type="dxa"/>
-              <w:right w:w="0" w:type="dxa"/>
-            </w:tcMar>
-            <w:vAlign w:val="center"/>
-          </w:tcPr>
-          <w:p>
-            <w:pPr>
-              <w:pStyle w:val="Normal"/>
-              <w:jc w:val="left"/>
-              <w:pBdr>
-                <w:bottom w:val="none" w:sz="0" w:space="0" w:color="000000"/>
-                <w:top w:val="none" w:sz="0" w:space="0" w:color="000000"/>
-                <w:left w:val="none" w:sz="0" w:space="0" w:color="000000"/>
-                <w:right w:val="none" w:sz="0" w:space="0" w:color="000000"/>
-              </w:pBdr>
-              <w:spacing w:after="100" w:before="100" w:line="240"/>
-              <w:ind w:left="100" w:right="100" w:firstLine="0" w:firstLineChars="0"/>
-              <w:rPr>
-                <w:rFonts w:ascii="Helvetica" w:hAnsi="Helvetica" w:eastAsia="Helvetica" w:cs="Helvetica"/>
-                <w:i w:val="false"/>
-                <w:b w:val="false"/>
-                <w:u w:val="none"/>
-                <w:strike w:val="false"/>
-                <w:sz w:val="22"/>
-                <w:szCs w:val="22"/>
-                <w:color w:val="000000"/>
-              </w:rPr>
-            </w:pPr>
-            <w:r>
-              <w:rPr>
-                <w:rFonts w:ascii="Helvetica" w:hAnsi="Helvetica" w:eastAsia="Helvetica" w:cs="Helvetica"/>
-                <w:i w:val="false"/>
-                <w:b w:val="false"/>
-                <w:u w:val="none"/>
-                <w:strike w:val="false"/>
-                <w:sz w:val="22"/>
-                <w:szCs w:val="22"/>
-                <w:color w:val="000000"/>
-              </w:rPr>
-              <w:t xml:space="preserve">W_Has_tinacoYes</w:t>
+                <w:b w:val="false"/>
+                <w:u w:val="none"/>
+                <w:strike w:val="false"/>
+                <w:sz w:val="22"/>
+                <w:szCs w:val="22"/>
+                <w:color w:val="000000"/>
+              </w:rPr>
+            </w:pPr>
+            <w:r>
+              <w:rPr>
+                <w:rFonts w:ascii="Helvetica" w:hAnsi="Helvetica" w:eastAsia="Helvetica" w:cs="Helvetica"/>
+                <w:i w:val="false"/>
+                <w:b w:val="false"/>
+                <w:u w:val="none"/>
+                <w:strike w:val="false"/>
+                <w:sz w:val="22"/>
+                <w:szCs w:val="22"/>
+                <w:color w:val="000000"/>
+              </w:rPr>
+              <w:t xml:space="preserve">Has tinaco</w:t>
             </w:r>
           </w:p>
         </w:tc>
@@ -2831,62 +2281,7 @@
               <w:left w:w="0" w:type="dxa"/>
               <w:right w:w="0" w:type="dxa"/>
             </w:tcMar>
-            <w:vAlign w:val="top"/>
-          </w:tcPr>
-          <w:p>
-            <w:pPr>
-              <w:pStyle w:val="Normal"/>
-              <w:jc w:val="right"/>
-              <w:pBdr>
-                <w:bottom w:val="none" w:sz="0" w:space="0" w:color="000000"/>
-                <w:top w:val="none" w:sz="0" w:space="0" w:color="000000"/>
-                <w:left w:val="none" w:sz="0" w:space="0" w:color="000000"/>
-                <w:right w:val="none" w:sz="0" w:space="0" w:color="000000"/>
-              </w:pBdr>
-              <w:spacing w:after="100" w:before="100" w:line="240"/>
-              <w:ind w:left="100" w:right="100" w:firstLine="0" w:firstLineChars="0"/>
-              <w:rPr>
-                <w:rFonts w:ascii="Helvetica" w:hAnsi="Helvetica" w:eastAsia="Helvetica" w:cs="Helvetica"/>
-                <w:i w:val="false"/>
-                <w:b w:val="false"/>
-                <w:u w:val="none"/>
-                <w:strike w:val="false"/>
-                <w:sz w:val="22"/>
-                <w:szCs w:val="22"/>
-                <w:color w:val="000000"/>
-              </w:rPr>
-            </w:pPr>
-            <w:r>
-              <w:rPr>
-                <w:rFonts w:ascii="Helvetica" w:hAnsi="Helvetica" w:eastAsia="Helvetica" w:cs="Helvetica"/>
-                <w:i w:val="false"/>
-                <w:b w:val="false"/>
-                <w:u w:val="none"/>
-                <w:strike w:val="false"/>
-                <w:sz w:val="22"/>
-                <w:szCs w:val="22"/>
-                <w:color w:val="000000"/>
-              </w:rPr>
-              <w:t xml:space="preserve">5</w:t>
-            </w:r>
-          </w:p>
-        </w:tc>
-        <w:tc>
-          <w:tcPr>
-            <w:tcBorders>
-              <w:bottom w:val="none" w:sz="0" w:space="0" w:color="000000"/>
-              <w:top w:val="none" w:sz="0" w:space="0" w:color="000000"/>
-              <w:left w:val="none" w:sz="0" w:space="0" w:color="000000"/>
-              <w:right w:val="none" w:sz="0" w:space="0" w:color="000000"/>
-            </w:tcBorders>
-            <w:shd w:val="clear" w:color="auto" w:fill="FFFFFF"/>
-            <w:tcMar>
-              <w:top w:w="0" w:type="dxa"/>
-              <w:bottom w:w="0" w:type="dxa"/>
-              <w:left w:w="0" w:type="dxa"/>
-              <w:right w:w="0" w:type="dxa"/>
-            </w:tcMar>
-            <w:vAlign w:val="top"/>
+            <w:vAlign w:val="center"/>
           </w:tcPr>
           <w:p>
             <w:pPr>
@@ -2903,81 +2298,26 @@
               <w:rPr>
                 <w:rFonts w:ascii="Helvetica" w:hAnsi="Helvetica" w:eastAsia="Helvetica" w:cs="Helvetica"/>
                 <w:i w:val="false"/>
-                <w:b w:val="true"/>
-                <w:u w:val="none"/>
-                <w:strike w:val="false"/>
-                <w:sz w:val="22"/>
-                <w:szCs w:val="22"/>
-                <w:color w:val="000000"/>
-              </w:rPr>
-            </w:pPr>
-            <w:r>
-              <w:rPr>
-                <w:rFonts w:ascii="Helvetica" w:hAnsi="Helvetica" w:eastAsia="Helvetica" w:cs="Helvetica"/>
-                <w:i w:val="false"/>
-                <w:b w:val="true"/>
-                <w:u w:val="none"/>
-                <w:strike w:val="false"/>
-                <w:sz w:val="22"/>
-                <w:szCs w:val="22"/>
-                <w:color w:val="000000"/>
-              </w:rPr>
-              <w:t xml:space="preserve">m_a22: Has cisterna</w:t>
-            </w:r>
-          </w:p>
-        </w:tc>
-        <w:tc>
-          <w:tcPr>
-            <w:tcBorders>
-              <w:bottom w:val="none" w:sz="0" w:space="0" w:color="000000"/>
-              <w:top w:val="none" w:sz="0" w:space="0" w:color="000000"/>
-              <w:left w:val="none" w:sz="0" w:space="0" w:color="000000"/>
-              <w:right w:val="none" w:sz="0" w:space="0" w:color="000000"/>
-            </w:tcBorders>
-            <w:shd w:val="clear" w:color="auto" w:fill="FFFFFF"/>
-            <w:tcMar>
-              <w:top w:w="0" w:type="dxa"/>
-              <w:bottom w:w="0" w:type="dxa"/>
-              <w:left w:w="0" w:type="dxa"/>
-              <w:right w:w="0" w:type="dxa"/>
-            </w:tcMar>
-            <w:vAlign w:val="center"/>
-          </w:tcPr>
-          <w:p>
-            <w:pPr>
-              <w:pStyle w:val="Normal"/>
-              <w:jc w:val="left"/>
-              <w:pBdr>
-                <w:bottom w:val="none" w:sz="0" w:space="0" w:color="000000"/>
-                <w:top w:val="none" w:sz="0" w:space="0" w:color="000000"/>
-                <w:left w:val="none" w:sz="0" w:space="0" w:color="000000"/>
-                <w:right w:val="none" w:sz="0" w:space="0" w:color="000000"/>
-              </w:pBdr>
-              <w:spacing w:after="100" w:before="100" w:line="240"/>
-              <w:ind w:left="100" w:right="100" w:firstLine="0" w:firstLineChars="0"/>
-              <w:rPr>
-                <w:rFonts w:ascii="Helvetica" w:hAnsi="Helvetica" w:eastAsia="Helvetica" w:cs="Helvetica"/>
-                <w:i w:val="false"/>
-                <w:b w:val="false"/>
-                <w:u w:val="none"/>
-                <w:strike w:val="false"/>
-                <w:sz w:val="22"/>
-                <w:szCs w:val="22"/>
-                <w:color w:val="000000"/>
-              </w:rPr>
-            </w:pPr>
-            <w:r>
-              <w:rPr>
-                <w:rFonts w:ascii="Helvetica" w:hAnsi="Helvetica" w:eastAsia="Helvetica" w:cs="Helvetica"/>
-                <w:i w:val="false"/>
-                <w:b w:val="false"/>
-                <w:u w:val="none"/>
-                <w:strike w:val="false"/>
-                <w:sz w:val="22"/>
-                <w:szCs w:val="22"/>
-                <w:color w:val="000000"/>
-              </w:rPr>
-              <w:t xml:space="preserve">W_Has_cisternaYes</w:t>
+                <w:b w:val="false"/>
+                <w:u w:val="none"/>
+                <w:strike w:val="false"/>
+                <w:sz w:val="22"/>
+                <w:szCs w:val="22"/>
+                <w:color w:val="000000"/>
+              </w:rPr>
+            </w:pPr>
+            <w:r>
+              <w:rPr>
+                <w:rFonts w:ascii="Helvetica" w:hAnsi="Helvetica" w:eastAsia="Helvetica" w:cs="Helvetica"/>
+                <w:i w:val="false"/>
+                <w:b w:val="false"/>
+                <w:u w:val="none"/>
+                <w:strike w:val="false"/>
+                <w:sz w:val="22"/>
+                <w:szCs w:val="22"/>
+                <w:color w:val="000000"/>
+              </w:rPr>
+              <w:t xml:space="preserve">Has cisterna</w:t>
             </w:r>
           </w:p>
         </w:tc>
@@ -3374,62 +2714,7 @@
               <w:left w:w="0" w:type="dxa"/>
               <w:right w:w="0" w:type="dxa"/>
             </w:tcMar>
-            <w:vAlign w:val="top"/>
-          </w:tcPr>
-          <w:p>
-            <w:pPr>
-              <w:pStyle w:val="Normal"/>
-              <w:jc w:val="right"/>
-              <w:pBdr>
-                <w:bottom w:val="none" w:sz="0" w:space="0" w:color="000000"/>
-                <w:top w:val="none" w:sz="0" w:space="0" w:color="000000"/>
-                <w:left w:val="none" w:sz="0" w:space="0" w:color="000000"/>
-                <w:right w:val="none" w:sz="0" w:space="0" w:color="000000"/>
-              </w:pBdr>
-              <w:spacing w:after="100" w:before="100" w:line="240"/>
-              <w:ind w:left="100" w:right="100" w:firstLine="0" w:firstLineChars="0"/>
-              <w:rPr>
-                <w:rFonts w:ascii="Helvetica" w:hAnsi="Helvetica" w:eastAsia="Helvetica" w:cs="Helvetica"/>
-                <w:i w:val="false"/>
-                <w:b w:val="false"/>
-                <w:u w:val="none"/>
-                <w:strike w:val="false"/>
-                <w:sz w:val="22"/>
-                <w:szCs w:val="22"/>
-                <w:color w:val="000000"/>
-              </w:rPr>
-            </w:pPr>
-            <w:r>
-              <w:rPr>
-                <w:rFonts w:ascii="Helvetica" w:hAnsi="Helvetica" w:eastAsia="Helvetica" w:cs="Helvetica"/>
-                <w:i w:val="false"/>
-                <w:b w:val="false"/>
-                <w:u w:val="none"/>
-                <w:strike w:val="false"/>
-                <w:sz w:val="22"/>
-                <w:szCs w:val="22"/>
-                <w:color w:val="000000"/>
-              </w:rPr>
-              <w:t xml:space="preserve">6</w:t>
-            </w:r>
-          </w:p>
-        </w:tc>
-        <w:tc>
-          <w:tcPr>
-            <w:tcBorders>
-              <w:bottom w:val="none" w:sz="0" w:space="0" w:color="000000"/>
-              <w:top w:val="none" w:sz="0" w:space="0" w:color="000000"/>
-              <w:left w:val="none" w:sz="0" w:space="0" w:color="000000"/>
-              <w:right w:val="none" w:sz="0" w:space="0" w:color="000000"/>
-            </w:tcBorders>
-            <w:shd w:val="clear" w:color="auto" w:fill="FFFFFF"/>
-            <w:tcMar>
-              <w:top w:w="0" w:type="dxa"/>
-              <w:bottom w:w="0" w:type="dxa"/>
-              <w:left w:w="0" w:type="dxa"/>
-              <w:right w:w="0" w:type="dxa"/>
-            </w:tcMar>
-            <w:vAlign w:val="top"/>
+            <w:vAlign w:val="center"/>
           </w:tcPr>
           <w:p>
             <w:pPr>
@@ -3446,81 +2731,26 @@
               <w:rPr>
                 <w:rFonts w:ascii="Helvetica" w:hAnsi="Helvetica" w:eastAsia="Helvetica" w:cs="Helvetica"/>
                 <w:i w:val="false"/>
-                <w:b w:val="true"/>
-                <w:u w:val="none"/>
-                <w:strike w:val="false"/>
-                <w:sz w:val="22"/>
-                <w:szCs w:val="22"/>
-                <w:color w:val="000000"/>
-              </w:rPr>
-            </w:pPr>
-            <w:r>
-              <w:rPr>
-                <w:rFonts w:ascii="Helvetica" w:hAnsi="Helvetica" w:eastAsia="Helvetica" w:cs="Helvetica"/>
-                <w:i w:val="false"/>
-                <w:b w:val="true"/>
-                <w:u w:val="none"/>
-                <w:strike w:val="false"/>
-                <w:sz w:val="22"/>
-                <w:szCs w:val="22"/>
-                <w:color w:val="000000"/>
-              </w:rPr>
-              <w:t xml:space="preserve">m_a20: Brand-name garrafón use</w:t>
-            </w:r>
-          </w:p>
-        </w:tc>
-        <w:tc>
-          <w:tcPr>
-            <w:tcBorders>
-              <w:bottom w:val="none" w:sz="0" w:space="0" w:color="000000"/>
-              <w:top w:val="none" w:sz="0" w:space="0" w:color="000000"/>
-              <w:left w:val="none" w:sz="0" w:space="0" w:color="000000"/>
-              <w:right w:val="none" w:sz="0" w:space="0" w:color="000000"/>
-            </w:tcBorders>
-            <w:shd w:val="clear" w:color="auto" w:fill="FFFFFF"/>
-            <w:tcMar>
-              <w:top w:w="0" w:type="dxa"/>
-              <w:bottom w:w="0" w:type="dxa"/>
-              <w:left w:w="0" w:type="dxa"/>
-              <w:right w:w="0" w:type="dxa"/>
-            </w:tcMar>
-            <w:vAlign w:val="center"/>
-          </w:tcPr>
-          <w:p>
-            <w:pPr>
-              <w:pStyle w:val="Normal"/>
-              <w:jc w:val="left"/>
-              <w:pBdr>
-                <w:bottom w:val="none" w:sz="0" w:space="0" w:color="000000"/>
-                <w:top w:val="none" w:sz="0" w:space="0" w:color="000000"/>
-                <w:left w:val="none" w:sz="0" w:space="0" w:color="000000"/>
-                <w:right w:val="none" w:sz="0" w:space="0" w:color="000000"/>
-              </w:pBdr>
-              <w:spacing w:after="100" w:before="100" w:line="240"/>
-              <w:ind w:left="100" w:right="100" w:firstLine="0" w:firstLineChars="0"/>
-              <w:rPr>
-                <w:rFonts w:ascii="Helvetica" w:hAnsi="Helvetica" w:eastAsia="Helvetica" w:cs="Helvetica"/>
-                <w:i w:val="false"/>
-                <w:b w:val="false"/>
-                <w:u w:val="none"/>
-                <w:strike w:val="false"/>
-                <w:sz w:val="22"/>
-                <w:szCs w:val="22"/>
-                <w:color w:val="000000"/>
-              </w:rPr>
-            </w:pPr>
-            <w:r>
-              <w:rPr>
-                <w:rFonts w:ascii="Helvetica" w:hAnsi="Helvetica" w:eastAsia="Helvetica" w:cs="Helvetica"/>
-                <w:i w:val="false"/>
-                <w:b w:val="false"/>
-                <w:u w:val="none"/>
-                <w:strike w:val="false"/>
-                <w:sz w:val="22"/>
-                <w:szCs w:val="22"/>
-                <w:color w:val="000000"/>
-              </w:rPr>
-              <w:t xml:space="preserve">W_Garrafon_brandYes</w:t>
+                <w:b w:val="false"/>
+                <w:u w:val="none"/>
+                <w:strike w:val="false"/>
+                <w:sz w:val="22"/>
+                <w:szCs w:val="22"/>
+                <w:color w:val="000000"/>
+              </w:rPr>
+            </w:pPr>
+            <w:r>
+              <w:rPr>
+                <w:rFonts w:ascii="Helvetica" w:hAnsi="Helvetica" w:eastAsia="Helvetica" w:cs="Helvetica"/>
+                <w:i w:val="false"/>
+                <w:b w:val="false"/>
+                <w:u w:val="none"/>
+                <w:strike w:val="false"/>
+                <w:sz w:val="22"/>
+                <w:szCs w:val="22"/>
+                <w:color w:val="000000"/>
+              </w:rPr>
+              <w:t xml:space="preserve">Uses brand-name garrafón</w:t>
             </w:r>
           </w:p>
         </w:tc>
@@ -3929,116 +3159,6 @@
               <w:left w:w="0" w:type="dxa"/>
               <w:right w:w="0" w:type="dxa"/>
             </w:tcMar>
-            <w:vAlign w:val="top"/>
-          </w:tcPr>
-          <w:p>
-            <w:pPr>
-              <w:pStyle w:val="Normal"/>
-              <w:jc w:val="right"/>
-              <w:pBdr>
-                <w:bottom w:val="none" w:sz="0" w:space="0" w:color="000000"/>
-                <w:top w:val="none" w:sz="0" w:space="0" w:color="000000"/>
-                <w:left w:val="none" w:sz="0" w:space="0" w:color="000000"/>
-                <w:right w:val="none" w:sz="0" w:space="0" w:color="000000"/>
-              </w:pBdr>
-              <w:spacing w:after="100" w:before="100" w:line="240"/>
-              <w:ind w:left="100" w:right="100" w:firstLine="0" w:firstLineChars="0"/>
-              <w:rPr>
-                <w:rFonts w:ascii="Helvetica" w:hAnsi="Helvetica" w:eastAsia="Helvetica" w:cs="Helvetica"/>
-                <w:i w:val="false"/>
-                <w:b w:val="false"/>
-                <w:u w:val="none"/>
-                <w:strike w:val="false"/>
-                <w:sz w:val="22"/>
-                <w:szCs w:val="22"/>
-                <w:color w:val="000000"/>
-              </w:rPr>
-            </w:pPr>
-            <w:r>
-              <w:rPr>
-                <w:rFonts w:ascii="Helvetica" w:hAnsi="Helvetica" w:eastAsia="Helvetica" w:cs="Helvetica"/>
-                <w:i w:val="false"/>
-                <w:b w:val="false"/>
-                <w:u w:val="none"/>
-                <w:strike w:val="false"/>
-                <w:sz w:val="22"/>
-                <w:szCs w:val="22"/>
-                <w:color w:val="000000"/>
-              </w:rPr>
-              <w:t xml:space="preserve">7</w:t>
-            </w:r>
-          </w:p>
-        </w:tc>
-        <w:tc>
-          <w:tcPr>
-            <w:tcBorders>
-              <w:bottom w:val="none" w:sz="0" w:space="0" w:color="000000"/>
-              <w:top w:val="none" w:sz="0" w:space="0" w:color="000000"/>
-              <w:left w:val="none" w:sz="0" w:space="0" w:color="000000"/>
-              <w:right w:val="none" w:sz="0" w:space="0" w:color="000000"/>
-            </w:tcBorders>
-            <w:shd w:val="clear" w:color="auto" w:fill="FFFFFF"/>
-            <w:tcMar>
-              <w:top w:w="0" w:type="dxa"/>
-              <w:bottom w:w="0" w:type="dxa"/>
-              <w:left w:w="0" w:type="dxa"/>
-              <w:right w:w="0" w:type="dxa"/>
-            </w:tcMar>
-            <w:vAlign w:val="top"/>
-          </w:tcPr>
-          <w:p>
-            <w:pPr>
-              <w:pStyle w:val="Normal"/>
-              <w:jc w:val="left"/>
-              <w:pBdr>
-                <w:bottom w:val="none" w:sz="0" w:space="0" w:color="000000"/>
-                <w:top w:val="none" w:sz="0" w:space="0" w:color="000000"/>
-                <w:left w:val="none" w:sz="0" w:space="0" w:color="000000"/>
-                <w:right w:val="none" w:sz="0" w:space="0" w:color="000000"/>
-              </w:pBdr>
-              <w:spacing w:after="100" w:before="100" w:line="240"/>
-              <w:ind w:left="100" w:right="100" w:firstLine="0" w:firstLineChars="0"/>
-              <w:rPr>
-                <w:rFonts w:ascii="Helvetica" w:hAnsi="Helvetica" w:eastAsia="Helvetica" w:cs="Helvetica"/>
-                <w:i w:val="false"/>
-                <w:b w:val="true"/>
-                <w:u w:val="none"/>
-                <w:strike w:val="false"/>
-                <w:sz w:val="22"/>
-                <w:szCs w:val="22"/>
-                <w:color w:val="000000"/>
-              </w:rPr>
-            </w:pPr>
-            <w:r>
-              <w:rPr>
-                <w:rFonts w:ascii="Helvetica" w:hAnsi="Helvetica" w:eastAsia="Helvetica" w:cs="Helvetica"/>
-                <w:i w:val="false"/>
-                <w:b w:val="true"/>
-                <w:u w:val="none"/>
-                <w:strike w:val="false"/>
-                <w:sz w:val="22"/>
-                <w:szCs w:val="22"/>
-                <w:color w:val="000000"/>
-              </w:rPr>
-              <w:t xml:space="preserve">m_a_loc: Years in neighbourhood</w:t>
-            </w:r>
-          </w:p>
-        </w:tc>
-        <w:tc>
-          <w:tcPr>
-            <w:tcBorders>
-              <w:bottom w:val="none" w:sz="0" w:space="0" w:color="000000"/>
-              <w:top w:val="none" w:sz="0" w:space="0" w:color="000000"/>
-              <w:left w:val="none" w:sz="0" w:space="0" w:color="000000"/>
-              <w:right w:val="none" w:sz="0" w:space="0" w:color="000000"/>
-            </w:tcBorders>
-            <w:shd w:val="clear" w:color="auto" w:fill="FFFFFF"/>
-            <w:tcMar>
-              <w:top w:w="0" w:type="dxa"/>
-              <w:bottom w:w="0" w:type="dxa"/>
-              <w:left w:w="0" w:type="dxa"/>
-              <w:right w:w="0" w:type="dxa"/>
-            </w:tcMar>
             <w:vAlign w:val="center"/>
           </w:tcPr>
           <w:p>
@@ -4484,116 +3604,6 @@
               <w:left w:w="0" w:type="dxa"/>
               <w:right w:w="0" w:type="dxa"/>
             </w:tcMar>
-            <w:vAlign w:val="top"/>
-          </w:tcPr>
-          <w:p>
-            <w:pPr>
-              <w:pStyle w:val="Normal"/>
-              <w:jc w:val="right"/>
-              <w:pBdr>
-                <w:bottom w:val="none" w:sz="0" w:space="0" w:color="000000"/>
-                <w:top w:val="none" w:sz="0" w:space="0" w:color="000000"/>
-                <w:left w:val="none" w:sz="0" w:space="0" w:color="000000"/>
-                <w:right w:val="none" w:sz="0" w:space="0" w:color="000000"/>
-              </w:pBdr>
-              <w:spacing w:after="100" w:before="100" w:line="240"/>
-              <w:ind w:left="100" w:right="100" w:firstLine="0" w:firstLineChars="0"/>
-              <w:rPr>
-                <w:rFonts w:ascii="Helvetica" w:hAnsi="Helvetica" w:eastAsia="Helvetica" w:cs="Helvetica"/>
-                <w:i w:val="false"/>
-                <w:b w:val="false"/>
-                <w:u w:val="none"/>
-                <w:strike w:val="false"/>
-                <w:sz w:val="22"/>
-                <w:szCs w:val="22"/>
-                <w:color w:val="000000"/>
-              </w:rPr>
-            </w:pPr>
-            <w:r>
-              <w:rPr>
-                <w:rFonts w:ascii="Helvetica" w:hAnsi="Helvetica" w:eastAsia="Helvetica" w:cs="Helvetica"/>
-                <w:i w:val="false"/>
-                <w:b w:val="false"/>
-                <w:u w:val="none"/>
-                <w:strike w:val="false"/>
-                <w:sz w:val="22"/>
-                <w:szCs w:val="22"/>
-                <w:color w:val="000000"/>
-              </w:rPr>
-              <w:t xml:space="preserve">8</w:t>
-            </w:r>
-          </w:p>
-        </w:tc>
-        <w:tc>
-          <w:tcPr>
-            <w:tcBorders>
-              <w:bottom w:val="none" w:sz="0" w:space="0" w:color="000000"/>
-              <w:top w:val="none" w:sz="0" w:space="0" w:color="000000"/>
-              <w:left w:val="none" w:sz="0" w:space="0" w:color="000000"/>
-              <w:right w:val="none" w:sz="0" w:space="0" w:color="000000"/>
-            </w:tcBorders>
-            <w:shd w:val="clear" w:color="auto" w:fill="FFFFFF"/>
-            <w:tcMar>
-              <w:top w:w="0" w:type="dxa"/>
-              <w:bottom w:w="0" w:type="dxa"/>
-              <w:left w:w="0" w:type="dxa"/>
-              <w:right w:w="0" w:type="dxa"/>
-            </w:tcMar>
-            <w:vAlign w:val="top"/>
-          </w:tcPr>
-          <w:p>
-            <w:pPr>
-              <w:pStyle w:val="Normal"/>
-              <w:jc w:val="left"/>
-              <w:pBdr>
-                <w:bottom w:val="none" w:sz="0" w:space="0" w:color="000000"/>
-                <w:top w:val="none" w:sz="0" w:space="0" w:color="000000"/>
-                <w:left w:val="none" w:sz="0" w:space="0" w:color="000000"/>
-                <w:right w:val="none" w:sz="0" w:space="0" w:color="000000"/>
-              </w:pBdr>
-              <w:spacing w:after="100" w:before="100" w:line="240"/>
-              <w:ind w:left="100" w:right="100" w:firstLine="0" w:firstLineChars="0"/>
-              <w:rPr>
-                <w:rFonts w:ascii="Helvetica" w:hAnsi="Helvetica" w:eastAsia="Helvetica" w:cs="Helvetica"/>
-                <w:i w:val="false"/>
-                <w:b w:val="true"/>
-                <w:u w:val="none"/>
-                <w:strike w:val="false"/>
-                <w:sz w:val="22"/>
-                <w:szCs w:val="22"/>
-                <w:color w:val="000000"/>
-              </w:rPr>
-            </w:pPr>
-            <w:r>
-              <w:rPr>
-                <w:rFonts w:ascii="Helvetica" w:hAnsi="Helvetica" w:eastAsia="Helvetica" w:cs="Helvetica"/>
-                <w:i w:val="false"/>
-                <w:b w:val="true"/>
-                <w:u w:val="none"/>
-                <w:strike w:val="false"/>
-                <w:sz w:val="22"/>
-                <w:szCs w:val="22"/>
-                <w:color w:val="000000"/>
-              </w:rPr>
-              <w:t xml:space="preserve">m_a7: Intermittent supply</w:t>
-            </w:r>
-          </w:p>
-        </w:tc>
-        <w:tc>
-          <w:tcPr>
-            <w:tcBorders>
-              <w:bottom w:val="none" w:sz="0" w:space="0" w:color="000000"/>
-              <w:top w:val="none" w:sz="0" w:space="0" w:color="000000"/>
-              <w:left w:val="none" w:sz="0" w:space="0" w:color="000000"/>
-              <w:right w:val="none" w:sz="0" w:space="0" w:color="000000"/>
-            </w:tcBorders>
-            <w:shd w:val="clear" w:color="auto" w:fill="FFFFFF"/>
-            <w:tcMar>
-              <w:top w:w="0" w:type="dxa"/>
-              <w:bottom w:w="0" w:type="dxa"/>
-              <w:left w:w="0" w:type="dxa"/>
-              <w:right w:w="0" w:type="dxa"/>
-            </w:tcMar>
             <w:vAlign w:val="center"/>
           </w:tcPr>
           <w:p>
@@ -5039,116 +4049,6 @@
               <w:left w:w="0" w:type="dxa"/>
               <w:right w:w="0" w:type="dxa"/>
             </w:tcMar>
-            <w:vAlign w:val="top"/>
-          </w:tcPr>
-          <w:p>
-            <w:pPr>
-              <w:pStyle w:val="Normal"/>
-              <w:jc w:val="right"/>
-              <w:pBdr>
-                <w:bottom w:val="none" w:sz="0" w:space="0" w:color="000000"/>
-                <w:top w:val="none" w:sz="0" w:space="0" w:color="000000"/>
-                <w:left w:val="none" w:sz="0" w:space="0" w:color="000000"/>
-                <w:right w:val="none" w:sz="0" w:space="0" w:color="000000"/>
-              </w:pBdr>
-              <w:spacing w:after="100" w:before="100" w:line="240"/>
-              <w:ind w:left="100" w:right="100" w:firstLine="0" w:firstLineChars="0"/>
-              <w:rPr>
-                <w:rFonts w:ascii="Helvetica" w:hAnsi="Helvetica" w:eastAsia="Helvetica" w:cs="Helvetica"/>
-                <w:i w:val="false"/>
-                <w:b w:val="false"/>
-                <w:u w:val="none"/>
-                <w:strike w:val="false"/>
-                <w:sz w:val="22"/>
-                <w:szCs w:val="22"/>
-                <w:color w:val="000000"/>
-              </w:rPr>
-            </w:pPr>
-            <w:r>
-              <w:rPr>
-                <w:rFonts w:ascii="Helvetica" w:hAnsi="Helvetica" w:eastAsia="Helvetica" w:cs="Helvetica"/>
-                <w:i w:val="false"/>
-                <w:b w:val="false"/>
-                <w:u w:val="none"/>
-                <w:strike w:val="false"/>
-                <w:sz w:val="22"/>
-                <w:szCs w:val="22"/>
-                <w:color w:val="000000"/>
-              </w:rPr>
-              <w:t xml:space="preserve">9</w:t>
-            </w:r>
-          </w:p>
-        </w:tc>
-        <w:tc>
-          <w:tcPr>
-            <w:tcBorders>
-              <w:bottom w:val="none" w:sz="0" w:space="0" w:color="000000"/>
-              <w:top w:val="none" w:sz="0" w:space="0" w:color="000000"/>
-              <w:left w:val="none" w:sz="0" w:space="0" w:color="000000"/>
-              <w:right w:val="none" w:sz="0" w:space="0" w:color="000000"/>
-            </w:tcBorders>
-            <w:shd w:val="clear" w:color="auto" w:fill="FFFFFF"/>
-            <w:tcMar>
-              <w:top w:w="0" w:type="dxa"/>
-              <w:bottom w:w="0" w:type="dxa"/>
-              <w:left w:w="0" w:type="dxa"/>
-              <w:right w:w="0" w:type="dxa"/>
-            </w:tcMar>
-            <w:vAlign w:val="top"/>
-          </w:tcPr>
-          <w:p>
-            <w:pPr>
-              <w:pStyle w:val="Normal"/>
-              <w:jc w:val="left"/>
-              <w:pBdr>
-                <w:bottom w:val="none" w:sz="0" w:space="0" w:color="000000"/>
-                <w:top w:val="none" w:sz="0" w:space="0" w:color="000000"/>
-                <w:left w:val="none" w:sz="0" w:space="0" w:color="000000"/>
-                <w:right w:val="none" w:sz="0" w:space="0" w:color="000000"/>
-              </w:pBdr>
-              <w:spacing w:after="100" w:before="100" w:line="240"/>
-              <w:ind w:left="100" w:right="100" w:firstLine="0" w:firstLineChars="0"/>
-              <w:rPr>
-                <w:rFonts w:ascii="Helvetica" w:hAnsi="Helvetica" w:eastAsia="Helvetica" w:cs="Helvetica"/>
-                <w:i w:val="false"/>
-                <w:b w:val="true"/>
-                <w:u w:val="none"/>
-                <w:strike w:val="false"/>
-                <w:sz w:val="22"/>
-                <w:szCs w:val="22"/>
-                <w:color w:val="000000"/>
-              </w:rPr>
-            </w:pPr>
-            <w:r>
-              <w:rPr>
-                <w:rFonts w:ascii="Helvetica" w:hAnsi="Helvetica" w:eastAsia="Helvetica" w:cs="Helvetica"/>
-                <w:i w:val="false"/>
-                <w:b w:val="true"/>
-                <w:u w:val="none"/>
-                <w:strike w:val="false"/>
-                <w:sz w:val="22"/>
-                <w:szCs w:val="22"/>
-                <w:color w:val="000000"/>
-              </w:rPr>
-              <w:t xml:space="preserve">m_a16: Water pressure</w:t>
-            </w:r>
-          </w:p>
-        </w:tc>
-        <w:tc>
-          <w:tcPr>
-            <w:tcBorders>
-              <w:bottom w:val="none" w:sz="0" w:space="0" w:color="000000"/>
-              <w:top w:val="none" w:sz="0" w:space="0" w:color="000000"/>
-              <w:left w:val="none" w:sz="0" w:space="0" w:color="000000"/>
-              <w:right w:val="none" w:sz="0" w:space="0" w:color="000000"/>
-            </w:tcBorders>
-            <w:shd w:val="clear" w:color="auto" w:fill="FFFFFF"/>
-            <w:tcMar>
-              <w:top w:w="0" w:type="dxa"/>
-              <w:bottom w:w="0" w:type="dxa"/>
-              <w:left w:w="0" w:type="dxa"/>
-              <w:right w:w="0" w:type="dxa"/>
-            </w:tcMar>
             <w:vAlign w:val="center"/>
           </w:tcPr>
           <w:p>
@@ -5595,116 +4495,6 @@
               <w:left w:w="0" w:type="dxa"/>
               <w:right w:w="0" w:type="dxa"/>
             </w:tcMar>
-            <w:vAlign w:val="top"/>
-          </w:tcPr>
-          <w:p>
-            <w:pPr>
-              <w:pStyle w:val="Normal"/>
-              <w:jc w:val="right"/>
-              <w:pBdr>
-                <w:bottom w:val="none" w:sz="0" w:space="0" w:color="000000"/>
-                <w:top w:val="none" w:sz="0" w:space="0" w:color="000000"/>
-                <w:left w:val="none" w:sz="0" w:space="0" w:color="000000"/>
-                <w:right w:val="none" w:sz="0" w:space="0" w:color="000000"/>
-              </w:pBdr>
-              <w:spacing w:after="100" w:before="100" w:line="240"/>
-              <w:ind w:left="100" w:right="100" w:firstLine="0" w:firstLineChars="0"/>
-              <w:rPr>
-                <w:rFonts w:ascii="Helvetica" w:hAnsi="Helvetica" w:eastAsia="Helvetica" w:cs="Helvetica"/>
-                <w:i w:val="false"/>
-                <w:b w:val="false"/>
-                <w:u w:val="none"/>
-                <w:strike w:val="false"/>
-                <w:sz w:val="22"/>
-                <w:szCs w:val="22"/>
-                <w:color w:val="000000"/>
-              </w:rPr>
-            </w:pPr>
-            <w:r>
-              <w:rPr>
-                <w:rFonts w:ascii="Helvetica" w:hAnsi="Helvetica" w:eastAsia="Helvetica" w:cs="Helvetica"/>
-                <w:i w:val="false"/>
-                <w:b w:val="false"/>
-                <w:u w:val="none"/>
-                <w:strike w:val="false"/>
-                <w:sz w:val="22"/>
-                <w:szCs w:val="22"/>
-                <w:color w:val="000000"/>
-              </w:rPr>
-              <w:t xml:space="preserve">10</w:t>
-            </w:r>
-          </w:p>
-        </w:tc>
-        <w:tc>
-          <w:tcPr>
-            <w:tcBorders>
-              <w:bottom w:val="none" w:sz="0" w:space="0" w:color="000000"/>
-              <w:top w:val="none" w:sz="0" w:space="0" w:color="000000"/>
-              <w:left w:val="none" w:sz="0" w:space="0" w:color="000000"/>
-              <w:right w:val="none" w:sz="0" w:space="0" w:color="000000"/>
-            </w:tcBorders>
-            <w:shd w:val="clear" w:color="auto" w:fill="FFFFFF"/>
-            <w:tcMar>
-              <w:top w:w="0" w:type="dxa"/>
-              <w:bottom w:w="0" w:type="dxa"/>
-              <w:left w:w="0" w:type="dxa"/>
-              <w:right w:w="0" w:type="dxa"/>
-            </w:tcMar>
-            <w:vAlign w:val="top"/>
-          </w:tcPr>
-          <w:p>
-            <w:pPr>
-              <w:pStyle w:val="Normal"/>
-              <w:jc w:val="left"/>
-              <w:pBdr>
-                <w:bottom w:val="none" w:sz="0" w:space="0" w:color="000000"/>
-                <w:top w:val="none" w:sz="0" w:space="0" w:color="000000"/>
-                <w:left w:val="none" w:sz="0" w:space="0" w:color="000000"/>
-                <w:right w:val="none" w:sz="0" w:space="0" w:color="000000"/>
-              </w:pBdr>
-              <w:spacing w:after="100" w:before="100" w:line="240"/>
-              <w:ind w:left="100" w:right="100" w:firstLine="0" w:firstLineChars="0"/>
-              <w:rPr>
-                <w:rFonts w:ascii="Helvetica" w:hAnsi="Helvetica" w:eastAsia="Helvetica" w:cs="Helvetica"/>
-                <w:i w:val="false"/>
-                <w:b w:val="true"/>
-                <w:u w:val="none"/>
-                <w:strike w:val="false"/>
-                <w:sz w:val="22"/>
-                <w:szCs w:val="22"/>
-                <w:color w:val="000000"/>
-              </w:rPr>
-            </w:pPr>
-            <w:r>
-              <w:rPr>
-                <w:rFonts w:ascii="Helvetica" w:hAnsi="Helvetica" w:eastAsia="Helvetica" w:cs="Helvetica"/>
-                <w:i w:val="false"/>
-                <w:b w:val="true"/>
-                <w:u w:val="none"/>
-                <w:strike w:val="false"/>
-                <w:sz w:val="22"/>
-                <w:szCs w:val="22"/>
-                <w:color w:val="000000"/>
-              </w:rPr>
-              <w:t xml:space="preserve">m_a10: Excessive time handling water</w:t>
-            </w:r>
-          </w:p>
-        </w:tc>
-        <w:tc>
-          <w:tcPr>
-            <w:tcBorders>
-              <w:bottom w:val="none" w:sz="0" w:space="0" w:color="000000"/>
-              <w:top w:val="none" w:sz="0" w:space="0" w:color="000000"/>
-              <w:left w:val="none" w:sz="0" w:space="0" w:color="000000"/>
-              <w:right w:val="none" w:sz="0" w:space="0" w:color="000000"/>
-            </w:tcBorders>
-            <w:shd w:val="clear" w:color="auto" w:fill="FFFFFF"/>
-            <w:tcMar>
-              <w:top w:w="0" w:type="dxa"/>
-              <w:bottom w:w="0" w:type="dxa"/>
-              <w:left w:w="0" w:type="dxa"/>
-              <w:right w:w="0" w:type="dxa"/>
-            </w:tcMar>
             <w:vAlign w:val="center"/>
           </w:tcPr>
           <w:p>
@@ -6139,62 +4929,7 @@
               <w:left w:w="0" w:type="dxa"/>
               <w:right w:w="0" w:type="dxa"/>
             </w:tcMar>
-            <w:vAlign w:val="top"/>
-          </w:tcPr>
-          <w:p>
-            <w:pPr>
-              <w:pStyle w:val="Normal"/>
-              <w:jc w:val="right"/>
-              <w:pBdr>
-                <w:bottom w:val="none" w:sz="0" w:space="0" w:color="000000"/>
-                <w:top w:val="none" w:sz="0" w:space="0" w:color="000000"/>
-                <w:left w:val="none" w:sz="0" w:space="0" w:color="000000"/>
-                <w:right w:val="none" w:sz="0" w:space="0" w:color="000000"/>
-              </w:pBdr>
-              <w:spacing w:after="100" w:before="100" w:line="240"/>
-              <w:ind w:left="100" w:right="100" w:firstLine="0" w:firstLineChars="0"/>
-              <w:rPr>
-                <w:rFonts w:ascii="Helvetica" w:hAnsi="Helvetica" w:eastAsia="Helvetica" w:cs="Helvetica"/>
-                <w:i w:val="false"/>
-                <w:b w:val="false"/>
-                <w:u w:val="none"/>
-                <w:strike w:val="false"/>
-                <w:sz w:val="22"/>
-                <w:szCs w:val="22"/>
-                <w:color w:val="000000"/>
-              </w:rPr>
-            </w:pPr>
-            <w:r>
-              <w:rPr>
-                <w:rFonts w:ascii="Helvetica" w:hAnsi="Helvetica" w:eastAsia="Helvetica" w:cs="Helvetica"/>
-                <w:i w:val="false"/>
-                <w:b w:val="false"/>
-                <w:u w:val="none"/>
-                <w:strike w:val="false"/>
-                <w:sz w:val="22"/>
-                <w:szCs w:val="22"/>
-                <w:color w:val="000000"/>
-              </w:rPr>
-              <w:t xml:space="preserve">11</w:t>
-            </w:r>
-          </w:p>
-        </w:tc>
-        <w:tc>
-          <w:tcPr>
-            <w:tcBorders>
-              <w:bottom w:val="none" w:sz="0" w:space="0" w:color="000000"/>
-              <w:top w:val="none" w:sz="0" w:space="0" w:color="000000"/>
-              <w:left w:val="none" w:sz="0" w:space="0" w:color="000000"/>
-              <w:right w:val="none" w:sz="0" w:space="0" w:color="000000"/>
-            </w:tcBorders>
-            <w:shd w:val="clear" w:color="auto" w:fill="FFFFFF"/>
-            <w:tcMar>
-              <w:top w:w="0" w:type="dxa"/>
-              <w:bottom w:w="0" w:type="dxa"/>
-              <w:left w:w="0" w:type="dxa"/>
-              <w:right w:w="0" w:type="dxa"/>
-            </w:tcMar>
-            <w:vAlign w:val="top"/>
+            <w:vAlign w:val="center"/>
           </w:tcPr>
           <w:p>
             <w:pPr>
@@ -6211,81 +4946,26 @@
               <w:rPr>
                 <w:rFonts w:ascii="Helvetica" w:hAnsi="Helvetica" w:eastAsia="Helvetica" w:cs="Helvetica"/>
                 <w:i w:val="false"/>
-                <w:b w:val="true"/>
-                <w:u w:val="none"/>
-                <w:strike w:val="false"/>
-                <w:sz w:val="22"/>
-                <w:szCs w:val="22"/>
-                <w:color w:val="000000"/>
-              </w:rPr>
-            </w:pPr>
-            <w:r>
-              <w:rPr>
-                <w:rFonts w:ascii="Helvetica" w:hAnsi="Helvetica" w:eastAsia="Helvetica" w:cs="Helvetica"/>
-                <w:i w:val="false"/>
-                <w:b w:val="true"/>
-                <w:u w:val="none"/>
-                <w:strike w:val="false"/>
-                <w:sz w:val="22"/>
-                <w:szCs w:val="22"/>
-                <w:color w:val="000000"/>
-              </w:rPr>
-              <w:t xml:space="preserve">m_a19: Tap water trust</w:t>
-            </w:r>
-          </w:p>
-        </w:tc>
-        <w:tc>
-          <w:tcPr>
-            <w:tcBorders>
-              <w:bottom w:val="none" w:sz="0" w:space="0" w:color="000000"/>
-              <w:top w:val="none" w:sz="0" w:space="0" w:color="000000"/>
-              <w:left w:val="none" w:sz="0" w:space="0" w:color="000000"/>
-              <w:right w:val="none" w:sz="0" w:space="0" w:color="000000"/>
-            </w:tcBorders>
-            <w:shd w:val="clear" w:color="auto" w:fill="FFFFFF"/>
-            <w:tcMar>
-              <w:top w:w="0" w:type="dxa"/>
-              <w:bottom w:w="0" w:type="dxa"/>
-              <w:left w:w="0" w:type="dxa"/>
-              <w:right w:w="0" w:type="dxa"/>
-            </w:tcMar>
-            <w:vAlign w:val="center"/>
-          </w:tcPr>
-          <w:p>
-            <w:pPr>
-              <w:pStyle w:val="Normal"/>
-              <w:jc w:val="left"/>
-              <w:pBdr>
-                <w:bottom w:val="none" w:sz="0" w:space="0" w:color="000000"/>
-                <w:top w:val="none" w:sz="0" w:space="0" w:color="000000"/>
-                <w:left w:val="none" w:sz="0" w:space="0" w:color="000000"/>
-                <w:right w:val="none" w:sz="0" w:space="0" w:color="000000"/>
-              </w:pBdr>
-              <w:spacing w:after="100" w:before="100" w:line="240"/>
-              <w:ind w:left="100" w:right="100" w:firstLine="0" w:firstLineChars="0"/>
-              <w:rPr>
-                <w:rFonts w:ascii="Helvetica" w:hAnsi="Helvetica" w:eastAsia="Helvetica" w:cs="Helvetica"/>
-                <w:i w:val="false"/>
-                <w:b w:val="false"/>
-                <w:u w:val="none"/>
-                <w:strike w:val="false"/>
-                <w:sz w:val="22"/>
-                <w:szCs w:val="22"/>
-                <w:color w:val="000000"/>
-              </w:rPr>
-            </w:pPr>
-            <w:r>
-              <w:rPr>
-                <w:rFonts w:ascii="Helvetica" w:hAnsi="Helvetica" w:eastAsia="Helvetica" w:cs="Helvetica"/>
-                <w:i w:val="false"/>
-                <w:b w:val="false"/>
-                <w:u w:val="none"/>
-                <w:strike w:val="false"/>
-                <w:sz w:val="22"/>
-                <w:szCs w:val="22"/>
-                <w:color w:val="000000"/>
-              </w:rPr>
-              <w:t xml:space="preserve">W_TrustNo</w:t>
+                <w:b w:val="false"/>
+                <w:u w:val="none"/>
+                <w:strike w:val="false"/>
+                <w:sz w:val="22"/>
+                <w:szCs w:val="22"/>
+                <w:color w:val="000000"/>
+              </w:rPr>
+            </w:pPr>
+            <w:r>
+              <w:rPr>
+                <w:rFonts w:ascii="Helvetica" w:hAnsi="Helvetica" w:eastAsia="Helvetica" w:cs="Helvetica"/>
+                <w:i w:val="false"/>
+                <w:b w:val="false"/>
+                <w:u w:val="none"/>
+                <w:strike w:val="false"/>
+                <w:sz w:val="22"/>
+                <w:szCs w:val="22"/>
+                <w:color w:val="000000"/>
+              </w:rPr>
+              <w:t xml:space="preserve">Tap water trust: No</w:t>
             </w:r>
           </w:p>
         </w:tc>
@@ -6670,77 +5350,20 @@
         </w:trPr>
         <w:tc>
           <w:tcPr>
-            <w:vMerge w:val="restart"/>
-            <w:tcBorders>
-              <w:bottom w:val="none" w:sz="0" w:space="0" w:color="000000"/>
-              <w:top w:val="none" w:sz="0" w:space="0" w:color="000000"/>
-              <w:left w:val="none" w:sz="0" w:space="0" w:color="000000"/>
-              <w:right w:val="none" w:sz="0" w:space="0" w:color="000000"/>
-            </w:tcBorders>
-            <w:shd w:val="clear" w:color="auto" w:fill="FFFFFF"/>
-            <w:tcMar>
-              <w:top w:w="0" w:type="dxa"/>
-              <w:bottom w:w="0" w:type="dxa"/>
-              <w:left w:w="0" w:type="dxa"/>
-              <w:right w:w="0" w:type="dxa"/>
-            </w:tcMar>
-            <w:vAlign w:val="top"/>
-          </w:tcPr>
-          <w:p>
-            <w:pPr>
-              <w:pStyle w:val="Normal"/>
-              <w:jc w:val="right"/>
-              <w:pBdr>
-                <w:bottom w:val="none" w:sz="0" w:space="0" w:color="000000"/>
-                <w:top w:val="none" w:sz="0" w:space="0" w:color="000000"/>
-                <w:left w:val="none" w:sz="0" w:space="0" w:color="000000"/>
-                <w:right w:val="none" w:sz="0" w:space="0" w:color="000000"/>
-              </w:pBdr>
-              <w:spacing w:after="100" w:before="100" w:line="240"/>
-              <w:ind w:left="100" w:right="100" w:firstLine="0" w:firstLineChars="0"/>
-              <w:rPr>
-                <w:rFonts w:ascii="Helvetica" w:hAnsi="Helvetica" w:eastAsia="Helvetica" w:cs="Helvetica"/>
-                <w:i w:val="false"/>
-                <w:b w:val="false"/>
-                <w:u w:val="none"/>
-                <w:strike w:val="false"/>
-                <w:sz w:val="22"/>
-                <w:szCs w:val="22"/>
-                <w:color w:val="000000"/>
-              </w:rPr>
-            </w:pPr>
-            <w:r>
-              <w:rPr>
-                <w:rFonts w:ascii="Helvetica" w:hAnsi="Helvetica" w:eastAsia="Helvetica" w:cs="Helvetica"/>
-                <w:i w:val="false"/>
-                <w:b w:val="false"/>
-                <w:u w:val="none"/>
-                <w:strike w:val="false"/>
-                <w:sz w:val="22"/>
-                <w:szCs w:val="22"/>
-                <w:color w:val="000000"/>
-              </w:rPr>
-              <w:t xml:space="preserve">12</w:t>
-            </w:r>
-          </w:p>
-        </w:tc>
-        <w:tc>
-          <w:tcPr>
-            <w:vMerge w:val="restart"/>
-            <w:tcBorders>
-              <w:bottom w:val="none" w:sz="0" w:space="0" w:color="000000"/>
-              <w:top w:val="none" w:sz="0" w:space="0" w:color="000000"/>
-              <w:left w:val="none" w:sz="0" w:space="0" w:color="000000"/>
-              <w:right w:val="none" w:sz="0" w:space="0" w:color="000000"/>
-            </w:tcBorders>
-            <w:shd w:val="clear" w:color="auto" w:fill="FFFFFF"/>
-            <w:tcMar>
-              <w:top w:w="0" w:type="dxa"/>
-              <w:bottom w:w="0" w:type="dxa"/>
-              <w:left w:w="0" w:type="dxa"/>
-              <w:right w:w="0" w:type="dxa"/>
-            </w:tcMar>
-            <w:vAlign w:val="top"/>
+            <w:tcBorders>
+              <w:bottom w:val="none" w:sz="0" w:space="0" w:color="000000"/>
+              <w:top w:val="none" w:sz="0" w:space="0" w:color="000000"/>
+              <w:left w:val="none" w:sz="0" w:space="0" w:color="000000"/>
+              <w:right w:val="none" w:sz="0" w:space="0" w:color="000000"/>
+            </w:tcBorders>
+            <w:shd w:val="clear" w:color="auto" w:fill="FFFFFF"/>
+            <w:tcMar>
+              <w:top w:w="0" w:type="dxa"/>
+              <w:bottom w:w="0" w:type="dxa"/>
+              <w:left w:w="0" w:type="dxa"/>
+              <w:right w:w="0" w:type="dxa"/>
+            </w:tcMar>
+            <w:vAlign w:val="center"/>
           </w:tcPr>
           <w:p>
             <w:pPr>
@@ -6757,81 +5380,26 @@
               <w:rPr>
                 <w:rFonts w:ascii="Helvetica" w:hAnsi="Helvetica" w:eastAsia="Helvetica" w:cs="Helvetica"/>
                 <w:i w:val="false"/>
-                <w:b w:val="true"/>
-                <w:u w:val="none"/>
-                <w:strike w:val="false"/>
-                <w:sz w:val="22"/>
-                <w:szCs w:val="22"/>
-                <w:color w:val="000000"/>
-              </w:rPr>
-            </w:pPr>
-            <w:r>
-              <w:rPr>
-                <w:rFonts w:ascii="Helvetica" w:hAnsi="Helvetica" w:eastAsia="Helvetica" w:cs="Helvetica"/>
-                <w:i w:val="false"/>
-                <w:b w:val="true"/>
-                <w:u w:val="none"/>
-                <w:strike w:val="false"/>
-                <w:sz w:val="22"/>
-                <w:szCs w:val="22"/>
-                <w:color w:val="000000"/>
-              </w:rPr>
-              <w:t xml:space="preserve">m_a17: Supply frequency</w:t>
-            </w:r>
-          </w:p>
-        </w:tc>
-        <w:tc>
-          <w:tcPr>
-            <w:tcBorders>
-              <w:bottom w:val="none" w:sz="0" w:space="0" w:color="000000"/>
-              <w:top w:val="none" w:sz="0" w:space="0" w:color="000000"/>
-              <w:left w:val="none" w:sz="0" w:space="0" w:color="000000"/>
-              <w:right w:val="none" w:sz="0" w:space="0" w:color="000000"/>
-            </w:tcBorders>
-            <w:shd w:val="clear" w:color="auto" w:fill="FFFFFF"/>
-            <w:tcMar>
-              <w:top w:w="0" w:type="dxa"/>
-              <w:bottom w:w="0" w:type="dxa"/>
-              <w:left w:w="0" w:type="dxa"/>
-              <w:right w:w="0" w:type="dxa"/>
-            </w:tcMar>
-            <w:vAlign w:val="center"/>
-          </w:tcPr>
-          <w:p>
-            <w:pPr>
-              <w:pStyle w:val="Normal"/>
-              <w:jc w:val="left"/>
-              <w:pBdr>
-                <w:bottom w:val="none" w:sz="0" w:space="0" w:color="000000"/>
-                <w:top w:val="none" w:sz="0" w:space="0" w:color="000000"/>
-                <w:left w:val="none" w:sz="0" w:space="0" w:color="000000"/>
-                <w:right w:val="none" w:sz="0" w:space="0" w:color="000000"/>
-              </w:pBdr>
-              <w:spacing w:after="100" w:before="100" w:line="240"/>
-              <w:ind w:left="100" w:right="100" w:firstLine="0" w:firstLineChars="0"/>
-              <w:rPr>
-                <w:rFonts w:ascii="Helvetica" w:hAnsi="Helvetica" w:eastAsia="Helvetica" w:cs="Helvetica"/>
-                <w:i w:val="false"/>
-                <w:b w:val="false"/>
-                <w:u w:val="none"/>
-                <w:strike w:val="false"/>
-                <w:sz w:val="22"/>
-                <w:szCs w:val="22"/>
-                <w:color w:val="000000"/>
-              </w:rPr>
-            </w:pPr>
-            <w:r>
-              <w:rPr>
-                <w:rFonts w:ascii="Helvetica" w:hAnsi="Helvetica" w:eastAsia="Helvetica" w:cs="Helvetica"/>
-                <w:i w:val="false"/>
-                <w:b w:val="false"/>
-                <w:u w:val="none"/>
-                <w:strike w:val="false"/>
-                <w:sz w:val="22"/>
-                <w:szCs w:val="22"/>
-                <w:color w:val="000000"/>
-              </w:rPr>
-              <w:t xml:space="preserve">Supply frequency: 4–6 days/wk</w:t>
+                <w:b w:val="false"/>
+                <w:u w:val="none"/>
+                <w:strike w:val="false"/>
+                <w:sz w:val="22"/>
+                <w:szCs w:val="22"/>
+                <w:color w:val="000000"/>
+              </w:rPr>
+            </w:pPr>
+            <w:r>
+              <w:rPr>
+                <w:rFonts w:ascii="Helvetica" w:hAnsi="Helvetica" w:eastAsia="Helvetica" w:cs="Helvetica"/>
+                <w:i w:val="false"/>
+                <w:b w:val="false"/>
+                <w:u w:val="none"/>
+                <w:strike w:val="false"/>
+                <w:sz w:val="22"/>
+                <w:szCs w:val="22"/>
+                <w:color w:val="000000"/>
+              </w:rPr>
+              <w:t xml:space="preserve">4–6 days/wk</w:t>
             </w:r>
           </w:p>
         </w:tc>
@@ -7219,64 +5787,20 @@
         </w:trPr>
         <w:tc>
           <w:tcPr>
-            <w:vMerge/>
-            <w:tcBorders>
-              <w:bottom w:val="none" w:sz="0" w:space="0" w:color="000000"/>
-              <w:top w:val="none" w:sz="0" w:space="0" w:color="000000"/>
-              <w:left w:val="none" w:sz="0" w:space="0" w:color="000000"/>
-              <w:right w:val="none" w:sz="0" w:space="0" w:color="000000"/>
-            </w:tcBorders>
-            <w:shd w:val="clear" w:color="auto" w:fill="FFFFFF"/>
-            <w:tcMar>
-              <w:top w:w="0" w:type="dxa"/>
-              <w:bottom w:w="0" w:type="dxa"/>
-              <w:left w:w="0" w:type="dxa"/>
-              <w:right w:w="0" w:type="dxa"/>
-            </w:tcMar>
-            <w:vAlign w:val="top"/>
-          </w:tcPr>
-          <w:p>
-            <w:pPr>
-              <w:pStyle w:val="Normal"/>
-              <w:jc w:val="right"/>
-              <w:pBdr>
-                <w:bottom w:val="none" w:sz="0" w:space="0" w:color="000000"/>
-                <w:top w:val="none" w:sz="0" w:space="0" w:color="000000"/>
-                <w:left w:val="none" w:sz="0" w:space="0" w:color="000000"/>
-                <w:right w:val="none" w:sz="0" w:space="0" w:color="000000"/>
-              </w:pBdr>
-              <w:spacing w:after="100" w:before="100" w:line="240"/>
-              <w:ind w:left="100" w:right="100" w:firstLine="0" w:firstLineChars="0"/>
-              <w:rPr>
-                <w:rFonts w:ascii="Helvetica" w:hAnsi="Helvetica" w:eastAsia="Helvetica" w:cs="Helvetica"/>
-                <w:i w:val="false"/>
-                <w:b w:val="false"/>
-                <w:u w:val="none"/>
-                <w:strike w:val="false"/>
-                <w:sz w:val="22"/>
-                <w:szCs w:val="22"/>
-                <w:color w:val="000000"/>
-              </w:rPr>
-            </w:pPr>
-          </w:p>
-        </w:tc>
-        <w:tc>
-          <w:tcPr>
-            <w:vMerge/>
-            <w:tcBorders>
-              <w:bottom w:val="none" w:sz="0" w:space="0" w:color="000000"/>
-              <w:top w:val="none" w:sz="0" w:space="0" w:color="000000"/>
-              <w:left w:val="none" w:sz="0" w:space="0" w:color="000000"/>
-              <w:right w:val="none" w:sz="0" w:space="0" w:color="000000"/>
-            </w:tcBorders>
-            <w:shd w:val="clear" w:color="auto" w:fill="FFFFFF"/>
-            <w:tcMar>
-              <w:top w:w="0" w:type="dxa"/>
-              <w:bottom w:w="0" w:type="dxa"/>
-              <w:left w:w="0" w:type="dxa"/>
-              <w:right w:w="0" w:type="dxa"/>
-            </w:tcMar>
-            <w:vAlign w:val="top"/>
+            <w:tcBorders>
+              <w:bottom w:val="none" w:sz="0" w:space="0" w:color="000000"/>
+              <w:top w:val="none" w:sz="0" w:space="0" w:color="000000"/>
+              <w:left w:val="none" w:sz="0" w:space="0" w:color="000000"/>
+              <w:right w:val="none" w:sz="0" w:space="0" w:color="000000"/>
+            </w:tcBorders>
+            <w:shd w:val="clear" w:color="auto" w:fill="FFFFFF"/>
+            <w:tcMar>
+              <w:top w:w="0" w:type="dxa"/>
+              <w:bottom w:w="0" w:type="dxa"/>
+              <w:left w:w="0" w:type="dxa"/>
+              <w:right w:w="0" w:type="dxa"/>
+            </w:tcMar>
+            <w:vAlign w:val="center"/>
           </w:tcPr>
           <w:p>
             <w:pPr>
@@ -7293,68 +5817,26 @@
               <w:rPr>
                 <w:rFonts w:ascii="Helvetica" w:hAnsi="Helvetica" w:eastAsia="Helvetica" w:cs="Helvetica"/>
                 <w:i w:val="false"/>
-                <w:b w:val="true"/>
-                <w:u w:val="none"/>
-                <w:strike w:val="false"/>
-                <w:sz w:val="22"/>
-                <w:szCs w:val="22"/>
-                <w:color w:val="000000"/>
-              </w:rPr>
-            </w:pPr>
-          </w:p>
-        </w:tc>
-        <w:tc>
-          <w:tcPr>
-            <w:tcBorders>
-              <w:bottom w:val="none" w:sz="0" w:space="0" w:color="000000"/>
-              <w:top w:val="none" w:sz="0" w:space="0" w:color="000000"/>
-              <w:left w:val="none" w:sz="0" w:space="0" w:color="000000"/>
-              <w:right w:val="none" w:sz="0" w:space="0" w:color="000000"/>
-            </w:tcBorders>
-            <w:shd w:val="clear" w:color="auto" w:fill="FFFFFF"/>
-            <w:tcMar>
-              <w:top w:w="0" w:type="dxa"/>
-              <w:bottom w:w="0" w:type="dxa"/>
-              <w:left w:w="0" w:type="dxa"/>
-              <w:right w:w="0" w:type="dxa"/>
-            </w:tcMar>
-            <w:vAlign w:val="center"/>
-          </w:tcPr>
-          <w:p>
-            <w:pPr>
-              <w:pStyle w:val="Normal"/>
-              <w:jc w:val="left"/>
-              <w:pBdr>
-                <w:bottom w:val="none" w:sz="0" w:space="0" w:color="000000"/>
-                <w:top w:val="none" w:sz="0" w:space="0" w:color="000000"/>
-                <w:left w:val="none" w:sz="0" w:space="0" w:color="000000"/>
-                <w:right w:val="none" w:sz="0" w:space="0" w:color="000000"/>
-              </w:pBdr>
-              <w:spacing w:after="100" w:before="100" w:line="240"/>
-              <w:ind w:left="100" w:right="100" w:firstLine="0" w:firstLineChars="0"/>
-              <w:rPr>
-                <w:rFonts w:ascii="Helvetica" w:hAnsi="Helvetica" w:eastAsia="Helvetica" w:cs="Helvetica"/>
-                <w:i w:val="false"/>
-                <w:b w:val="false"/>
-                <w:u w:val="none"/>
-                <w:strike w:val="false"/>
-                <w:sz w:val="22"/>
-                <w:szCs w:val="22"/>
-                <w:color w:val="000000"/>
-              </w:rPr>
-            </w:pPr>
-            <w:r>
-              <w:rPr>
-                <w:rFonts w:ascii="Helvetica" w:hAnsi="Helvetica" w:eastAsia="Helvetica" w:cs="Helvetica"/>
-                <w:i w:val="false"/>
-                <w:b w:val="false"/>
-                <w:u w:val="none"/>
-                <w:strike w:val="false"/>
-                <w:sz w:val="22"/>
-                <w:szCs w:val="22"/>
-                <w:color w:val="000000"/>
-              </w:rPr>
-              <w:t xml:space="preserve">Supply frequency: 1–3 days/wk</w:t>
+                <w:b w:val="false"/>
+                <w:u w:val="none"/>
+                <w:strike w:val="false"/>
+                <w:sz w:val="22"/>
+                <w:szCs w:val="22"/>
+                <w:color w:val="000000"/>
+              </w:rPr>
+            </w:pPr>
+            <w:r>
+              <w:rPr>
+                <w:rFonts w:ascii="Helvetica" w:hAnsi="Helvetica" w:eastAsia="Helvetica" w:cs="Helvetica"/>
+                <w:i w:val="false"/>
+                <w:b w:val="false"/>
+                <w:u w:val="none"/>
+                <w:strike w:val="false"/>
+                <w:sz w:val="22"/>
+                <w:szCs w:val="22"/>
+                <w:color w:val="000000"/>
+              </w:rPr>
+              <w:t xml:space="preserve">1–3 days/wk</w:t>
             </w:r>
           </w:p>
         </w:tc>
@@ -7703,116 +6185,6 @@
               <w:left w:w="0" w:type="dxa"/>
               <w:right w:w="0" w:type="dxa"/>
             </w:tcMar>
-            <w:vAlign w:val="top"/>
-          </w:tcPr>
-          <w:p>
-            <w:pPr>
-              <w:pStyle w:val="Normal"/>
-              <w:jc w:val="right"/>
-              <w:pBdr>
-                <w:bottom w:val="none" w:sz="0" w:space="0" w:color="000000"/>
-                <w:top w:val="none" w:sz="0" w:space="0" w:color="000000"/>
-                <w:left w:val="none" w:sz="0" w:space="0" w:color="000000"/>
-                <w:right w:val="none" w:sz="0" w:space="0" w:color="000000"/>
-              </w:pBdr>
-              <w:spacing w:after="100" w:before="100" w:line="240"/>
-              <w:ind w:left="100" w:right="100" w:firstLine="0" w:firstLineChars="0"/>
-              <w:rPr>
-                <w:rFonts w:ascii="Helvetica" w:hAnsi="Helvetica" w:eastAsia="Helvetica" w:cs="Helvetica"/>
-                <w:i w:val="false"/>
-                <w:b w:val="false"/>
-                <w:u w:val="none"/>
-                <w:strike w:val="false"/>
-                <w:sz w:val="22"/>
-                <w:szCs w:val="22"/>
-                <w:color w:val="000000"/>
-              </w:rPr>
-            </w:pPr>
-            <w:r>
-              <w:rPr>
-                <w:rFonts w:ascii="Helvetica" w:hAnsi="Helvetica" w:eastAsia="Helvetica" w:cs="Helvetica"/>
-                <w:i w:val="false"/>
-                <w:b w:val="false"/>
-                <w:u w:val="none"/>
-                <w:strike w:val="false"/>
-                <w:sz w:val="22"/>
-                <w:szCs w:val="22"/>
-                <w:color w:val="000000"/>
-              </w:rPr>
-              <w:t xml:space="preserve">13</w:t>
-            </w:r>
-          </w:p>
-        </w:tc>
-        <w:tc>
-          <w:tcPr>
-            <w:tcBorders>
-              <w:bottom w:val="none" w:sz="0" w:space="0" w:color="000000"/>
-              <w:top w:val="none" w:sz="0" w:space="0" w:color="000000"/>
-              <w:left w:val="none" w:sz="0" w:space="0" w:color="000000"/>
-              <w:right w:val="none" w:sz="0" w:space="0" w:color="000000"/>
-            </w:tcBorders>
-            <w:shd w:val="clear" w:color="auto" w:fill="FFFFFF"/>
-            <w:tcMar>
-              <w:top w:w="0" w:type="dxa"/>
-              <w:bottom w:w="0" w:type="dxa"/>
-              <w:left w:w="0" w:type="dxa"/>
-              <w:right w:w="0" w:type="dxa"/>
-            </w:tcMar>
-            <w:vAlign w:val="top"/>
-          </w:tcPr>
-          <w:p>
-            <w:pPr>
-              <w:pStyle w:val="Normal"/>
-              <w:jc w:val="left"/>
-              <w:pBdr>
-                <w:bottom w:val="none" w:sz="0" w:space="0" w:color="000000"/>
-                <w:top w:val="none" w:sz="0" w:space="0" w:color="000000"/>
-                <w:left w:val="none" w:sz="0" w:space="0" w:color="000000"/>
-                <w:right w:val="none" w:sz="0" w:space="0" w:color="000000"/>
-              </w:pBdr>
-              <w:spacing w:after="100" w:before="100" w:line="240"/>
-              <w:ind w:left="100" w:right="100" w:firstLine="0" w:firstLineChars="0"/>
-              <w:rPr>
-                <w:rFonts w:ascii="Helvetica" w:hAnsi="Helvetica" w:eastAsia="Helvetica" w:cs="Helvetica"/>
-                <w:i w:val="false"/>
-                <w:b w:val="true"/>
-                <w:u w:val="none"/>
-                <w:strike w:val="false"/>
-                <w:sz w:val="22"/>
-                <w:szCs w:val="22"/>
-                <w:color w:val="000000"/>
-              </w:rPr>
-            </w:pPr>
-            <w:r>
-              <w:rPr>
-                <w:rFonts w:ascii="Helvetica" w:hAnsi="Helvetica" w:eastAsia="Helvetica" w:cs="Helvetica"/>
-                <w:i w:val="false"/>
-                <w:b w:val="true"/>
-                <w:u w:val="none"/>
-                <w:strike w:val="false"/>
-                <w:sz w:val="22"/>
-                <w:szCs w:val="22"/>
-                <w:color w:val="000000"/>
-              </w:rPr>
-              <w:t xml:space="preserve">m_a11: Sufficiency rating</w:t>
-            </w:r>
-          </w:p>
-        </w:tc>
-        <w:tc>
-          <w:tcPr>
-            <w:tcBorders>
-              <w:bottom w:val="none" w:sz="0" w:space="0" w:color="000000"/>
-              <w:top w:val="none" w:sz="0" w:space="0" w:color="000000"/>
-              <w:left w:val="none" w:sz="0" w:space="0" w:color="000000"/>
-              <w:right w:val="none" w:sz="0" w:space="0" w:color="000000"/>
-            </w:tcBorders>
-            <w:shd w:val="clear" w:color="auto" w:fill="FFFFFF"/>
-            <w:tcMar>
-              <w:top w:w="0" w:type="dxa"/>
-              <w:bottom w:w="0" w:type="dxa"/>
-              <w:left w:w="0" w:type="dxa"/>
-              <w:right w:w="0" w:type="dxa"/>
-            </w:tcMar>
             <w:vAlign w:val="center"/>
           </w:tcPr>
           <w:p>
@@ -8258,116 +6630,6 @@
               <w:left w:w="0" w:type="dxa"/>
               <w:right w:w="0" w:type="dxa"/>
             </w:tcMar>
-            <w:vAlign w:val="top"/>
-          </w:tcPr>
-          <w:p>
-            <w:pPr>
-              <w:pStyle w:val="Normal"/>
-              <w:jc w:val="right"/>
-              <w:pBdr>
-                <w:bottom w:val="none" w:sz="0" w:space="0" w:color="000000"/>
-                <w:top w:val="none" w:sz="0" w:space="0" w:color="000000"/>
-                <w:left w:val="none" w:sz="0" w:space="0" w:color="000000"/>
-                <w:right w:val="none" w:sz="0" w:space="0" w:color="000000"/>
-              </w:pBdr>
-              <w:spacing w:after="100" w:before="100" w:line="240"/>
-              <w:ind w:left="100" w:right="100" w:firstLine="0" w:firstLineChars="0"/>
-              <w:rPr>
-                <w:rFonts w:ascii="Helvetica" w:hAnsi="Helvetica" w:eastAsia="Helvetica" w:cs="Helvetica"/>
-                <w:i w:val="false"/>
-                <w:b w:val="false"/>
-                <w:u w:val="none"/>
-                <w:strike w:val="false"/>
-                <w:sz w:val="22"/>
-                <w:szCs w:val="22"/>
-                <w:color w:val="000000"/>
-              </w:rPr>
-            </w:pPr>
-            <w:r>
-              <w:rPr>
-                <w:rFonts w:ascii="Helvetica" w:hAnsi="Helvetica" w:eastAsia="Helvetica" w:cs="Helvetica"/>
-                <w:i w:val="false"/>
-                <w:b w:val="false"/>
-                <w:u w:val="none"/>
-                <w:strike w:val="false"/>
-                <w:sz w:val="22"/>
-                <w:szCs w:val="22"/>
-                <w:color w:val="000000"/>
-              </w:rPr>
-              <w:t xml:space="preserve">14</w:t>
-            </w:r>
-          </w:p>
-        </w:tc>
-        <w:tc>
-          <w:tcPr>
-            <w:tcBorders>
-              <w:bottom w:val="none" w:sz="0" w:space="0" w:color="000000"/>
-              <w:top w:val="none" w:sz="0" w:space="0" w:color="000000"/>
-              <w:left w:val="none" w:sz="0" w:space="0" w:color="000000"/>
-              <w:right w:val="none" w:sz="0" w:space="0" w:color="000000"/>
-            </w:tcBorders>
-            <w:shd w:val="clear" w:color="auto" w:fill="FFFFFF"/>
-            <w:tcMar>
-              <w:top w:w="0" w:type="dxa"/>
-              <w:bottom w:w="0" w:type="dxa"/>
-              <w:left w:w="0" w:type="dxa"/>
-              <w:right w:w="0" w:type="dxa"/>
-            </w:tcMar>
-            <w:vAlign w:val="top"/>
-          </w:tcPr>
-          <w:p>
-            <w:pPr>
-              <w:pStyle w:val="Normal"/>
-              <w:jc w:val="left"/>
-              <w:pBdr>
-                <w:bottom w:val="none" w:sz="0" w:space="0" w:color="000000"/>
-                <w:top w:val="none" w:sz="0" w:space="0" w:color="000000"/>
-                <w:left w:val="none" w:sz="0" w:space="0" w:color="000000"/>
-                <w:right w:val="none" w:sz="0" w:space="0" w:color="000000"/>
-              </w:pBdr>
-              <w:spacing w:after="100" w:before="100" w:line="240"/>
-              <w:ind w:left="100" w:right="100" w:firstLine="0" w:firstLineChars="0"/>
-              <w:rPr>
-                <w:rFonts w:ascii="Helvetica" w:hAnsi="Helvetica" w:eastAsia="Helvetica" w:cs="Helvetica"/>
-                <w:i w:val="false"/>
-                <w:b w:val="true"/>
-                <w:u w:val="none"/>
-                <w:strike w:val="false"/>
-                <w:sz w:val="22"/>
-                <w:szCs w:val="22"/>
-                <w:color w:val="000000"/>
-              </w:rPr>
-            </w:pPr>
-            <w:r>
-              <w:rPr>
-                <w:rFonts w:ascii="Helvetica" w:hAnsi="Helvetica" w:eastAsia="Helvetica" w:cs="Helvetica"/>
-                <w:i w:val="false"/>
-                <w:b w:val="true"/>
-                <w:u w:val="none"/>
-                <w:strike w:val="false"/>
-                <w:sz w:val="22"/>
-                <w:szCs w:val="22"/>
-                <w:color w:val="000000"/>
-              </w:rPr>
-              <w:t xml:space="preserve">m_a5 – HW_CLOTHES</w:t>
-            </w:r>
-          </w:p>
-        </w:tc>
-        <w:tc>
-          <w:tcPr>
-            <w:tcBorders>
-              <w:bottom w:val="none" w:sz="0" w:space="0" w:color="000000"/>
-              <w:top w:val="none" w:sz="0" w:space="0" w:color="000000"/>
-              <w:left w:val="none" w:sz="0" w:space="0" w:color="000000"/>
-              <w:right w:val="none" w:sz="0" w:space="0" w:color="000000"/>
-            </w:tcBorders>
-            <w:shd w:val="clear" w:color="auto" w:fill="FFFFFF"/>
-            <w:tcMar>
-              <w:top w:w="0" w:type="dxa"/>
-              <w:bottom w:w="0" w:type="dxa"/>
-              <w:left w:w="0" w:type="dxa"/>
-              <w:right w:w="0" w:type="dxa"/>
-            </w:tcMar>
             <w:vAlign w:val="center"/>
           </w:tcPr>
           <w:p>
@@ -8814,116 +7076,6 @@
               <w:left w:w="0" w:type="dxa"/>
               <w:right w:w="0" w:type="dxa"/>
             </w:tcMar>
-            <w:vAlign w:val="top"/>
-          </w:tcPr>
-          <w:p>
-            <w:pPr>
-              <w:pStyle w:val="Normal"/>
-              <w:jc w:val="right"/>
-              <w:pBdr>
-                <w:bottom w:val="none" w:sz="0" w:space="0" w:color="000000"/>
-                <w:top w:val="none" w:sz="0" w:space="0" w:color="000000"/>
-                <w:left w:val="none" w:sz="0" w:space="0" w:color="000000"/>
-                <w:right w:val="none" w:sz="0" w:space="0" w:color="000000"/>
-              </w:pBdr>
-              <w:spacing w:after="100" w:before="100" w:line="240"/>
-              <w:ind w:left="100" w:right="100" w:firstLine="0" w:firstLineChars="0"/>
-              <w:rPr>
-                <w:rFonts w:ascii="Helvetica" w:hAnsi="Helvetica" w:eastAsia="Helvetica" w:cs="Helvetica"/>
-                <w:i w:val="false"/>
-                <w:b w:val="false"/>
-                <w:u w:val="none"/>
-                <w:strike w:val="false"/>
-                <w:sz w:val="22"/>
-                <w:szCs w:val="22"/>
-                <w:color w:val="000000"/>
-              </w:rPr>
-            </w:pPr>
-            <w:r>
-              <w:rPr>
-                <w:rFonts w:ascii="Helvetica" w:hAnsi="Helvetica" w:eastAsia="Helvetica" w:cs="Helvetica"/>
-                <w:i w:val="false"/>
-                <w:b w:val="false"/>
-                <w:u w:val="none"/>
-                <w:strike w:val="false"/>
-                <w:sz w:val="22"/>
-                <w:szCs w:val="22"/>
-                <w:color w:val="000000"/>
-              </w:rPr>
-              <w:t xml:space="preserve">15</w:t>
-            </w:r>
-          </w:p>
-        </w:tc>
-        <w:tc>
-          <w:tcPr>
-            <w:tcBorders>
-              <w:bottom w:val="none" w:sz="0" w:space="0" w:color="000000"/>
-              <w:top w:val="none" w:sz="0" w:space="0" w:color="000000"/>
-              <w:left w:val="none" w:sz="0" w:space="0" w:color="000000"/>
-              <w:right w:val="none" w:sz="0" w:space="0" w:color="000000"/>
-            </w:tcBorders>
-            <w:shd w:val="clear" w:color="auto" w:fill="FFFFFF"/>
-            <w:tcMar>
-              <w:top w:w="0" w:type="dxa"/>
-              <w:bottom w:w="0" w:type="dxa"/>
-              <w:left w:w="0" w:type="dxa"/>
-              <w:right w:w="0" w:type="dxa"/>
-            </w:tcMar>
-            <w:vAlign w:val="top"/>
-          </w:tcPr>
-          <w:p>
-            <w:pPr>
-              <w:pStyle w:val="Normal"/>
-              <w:jc w:val="left"/>
-              <w:pBdr>
-                <w:bottom w:val="none" w:sz="0" w:space="0" w:color="000000"/>
-                <w:top w:val="none" w:sz="0" w:space="0" w:color="000000"/>
-                <w:left w:val="none" w:sz="0" w:space="0" w:color="000000"/>
-                <w:right w:val="none" w:sz="0" w:space="0" w:color="000000"/>
-              </w:pBdr>
-              <w:spacing w:after="100" w:before="100" w:line="240"/>
-              <w:ind w:left="100" w:right="100" w:firstLine="0" w:firstLineChars="0"/>
-              <w:rPr>
-                <w:rFonts w:ascii="Helvetica" w:hAnsi="Helvetica" w:eastAsia="Helvetica" w:cs="Helvetica"/>
-                <w:i w:val="false"/>
-                <w:b w:val="true"/>
-                <w:u w:val="none"/>
-                <w:strike w:val="false"/>
-                <w:sz w:val="22"/>
-                <w:szCs w:val="22"/>
-                <w:color w:val="000000"/>
-              </w:rPr>
-            </w:pPr>
-            <w:r>
-              <w:rPr>
-                <w:rFonts w:ascii="Helvetica" w:hAnsi="Helvetica" w:eastAsia="Helvetica" w:cs="Helvetica"/>
-                <w:i w:val="false"/>
-                <w:b w:val="true"/>
-                <w:u w:val="none"/>
-                <w:strike w:val="false"/>
-                <w:sz w:val="22"/>
-                <w:szCs w:val="22"/>
-                <w:color w:val="000000"/>
-              </w:rPr>
-              <w:t xml:space="preserve">m_a5 – HW_SLEEP</w:t>
-            </w:r>
-          </w:p>
-        </w:tc>
-        <w:tc>
-          <w:tcPr>
-            <w:tcBorders>
-              <w:bottom w:val="none" w:sz="0" w:space="0" w:color="000000"/>
-              <w:top w:val="none" w:sz="0" w:space="0" w:color="000000"/>
-              <w:left w:val="none" w:sz="0" w:space="0" w:color="000000"/>
-              <w:right w:val="none" w:sz="0" w:space="0" w:color="000000"/>
-            </w:tcBorders>
-            <w:shd w:val="clear" w:color="auto" w:fill="FFFFFF"/>
-            <w:tcMar>
-              <w:top w:w="0" w:type="dxa"/>
-              <w:bottom w:w="0" w:type="dxa"/>
-              <w:left w:w="0" w:type="dxa"/>
-              <w:right w:w="0" w:type="dxa"/>
-            </w:tcMar>
             <w:vAlign w:val="center"/>
           </w:tcPr>
           <w:p>
@@ -9358,116 +7510,6 @@
               <w:left w:w="0" w:type="dxa"/>
               <w:right w:w="0" w:type="dxa"/>
             </w:tcMar>
-            <w:vAlign w:val="top"/>
-          </w:tcPr>
-          <w:p>
-            <w:pPr>
-              <w:pStyle w:val="Normal"/>
-              <w:jc w:val="right"/>
-              <w:pBdr>
-                <w:bottom w:val="none" w:sz="0" w:space="0" w:color="000000"/>
-                <w:top w:val="none" w:sz="0" w:space="0" w:color="000000"/>
-                <w:left w:val="none" w:sz="0" w:space="0" w:color="000000"/>
-                <w:right w:val="none" w:sz="0" w:space="0" w:color="000000"/>
-              </w:pBdr>
-              <w:spacing w:after="100" w:before="100" w:line="240"/>
-              <w:ind w:left="100" w:right="100" w:firstLine="0" w:firstLineChars="0"/>
-              <w:rPr>
-                <w:rFonts w:ascii="Helvetica" w:hAnsi="Helvetica" w:eastAsia="Helvetica" w:cs="Helvetica"/>
-                <w:i w:val="false"/>
-                <w:b w:val="false"/>
-                <w:u w:val="none"/>
-                <w:strike w:val="false"/>
-                <w:sz w:val="22"/>
-                <w:szCs w:val="22"/>
-                <w:color w:val="000000"/>
-              </w:rPr>
-            </w:pPr>
-            <w:r>
-              <w:rPr>
-                <w:rFonts w:ascii="Helvetica" w:hAnsi="Helvetica" w:eastAsia="Helvetica" w:cs="Helvetica"/>
-                <w:i w:val="false"/>
-                <w:b w:val="false"/>
-                <w:u w:val="none"/>
-                <w:strike w:val="false"/>
-                <w:sz w:val="22"/>
-                <w:szCs w:val="22"/>
-                <w:color w:val="000000"/>
-              </w:rPr>
-              <w:t xml:space="preserve">16</w:t>
-            </w:r>
-          </w:p>
-        </w:tc>
-        <w:tc>
-          <w:tcPr>
-            <w:tcBorders>
-              <w:bottom w:val="none" w:sz="0" w:space="0" w:color="000000"/>
-              <w:top w:val="none" w:sz="0" w:space="0" w:color="000000"/>
-              <w:left w:val="none" w:sz="0" w:space="0" w:color="000000"/>
-              <w:right w:val="none" w:sz="0" w:space="0" w:color="000000"/>
-            </w:tcBorders>
-            <w:shd w:val="clear" w:color="auto" w:fill="FFFFFF"/>
-            <w:tcMar>
-              <w:top w:w="0" w:type="dxa"/>
-              <w:bottom w:w="0" w:type="dxa"/>
-              <w:left w:w="0" w:type="dxa"/>
-              <w:right w:w="0" w:type="dxa"/>
-            </w:tcMar>
-            <w:vAlign w:val="top"/>
-          </w:tcPr>
-          <w:p>
-            <w:pPr>
-              <w:pStyle w:val="Normal"/>
-              <w:jc w:val="left"/>
-              <w:pBdr>
-                <w:bottom w:val="none" w:sz="0" w:space="0" w:color="000000"/>
-                <w:top w:val="none" w:sz="0" w:space="0" w:color="000000"/>
-                <w:left w:val="none" w:sz="0" w:space="0" w:color="000000"/>
-                <w:right w:val="none" w:sz="0" w:space="0" w:color="000000"/>
-              </w:pBdr>
-              <w:spacing w:after="100" w:before="100" w:line="240"/>
-              <w:ind w:left="100" w:right="100" w:firstLine="0" w:firstLineChars="0"/>
-              <w:rPr>
-                <w:rFonts w:ascii="Helvetica" w:hAnsi="Helvetica" w:eastAsia="Helvetica" w:cs="Helvetica"/>
-                <w:i w:val="false"/>
-                <w:b w:val="true"/>
-                <w:u w:val="none"/>
-                <w:strike w:val="false"/>
-                <w:sz w:val="22"/>
-                <w:szCs w:val="22"/>
-                <w:color w:val="000000"/>
-              </w:rPr>
-            </w:pPr>
-            <w:r>
-              <w:rPr>
-                <w:rFonts w:ascii="Helvetica" w:hAnsi="Helvetica" w:eastAsia="Helvetica" w:cs="Helvetica"/>
-                <w:i w:val="false"/>
-                <w:b w:val="true"/>
-                <w:u w:val="none"/>
-                <w:strike w:val="false"/>
-                <w:sz w:val="22"/>
-                <w:szCs w:val="22"/>
-                <w:color w:val="000000"/>
-              </w:rPr>
-              <w:t xml:space="preserve">m_a12: Water worry subscale</w:t>
-            </w:r>
-          </w:p>
-        </w:tc>
-        <w:tc>
-          <w:tcPr>
-            <w:tcBorders>
-              <w:bottom w:val="none" w:sz="0" w:space="0" w:color="000000"/>
-              <w:top w:val="none" w:sz="0" w:space="0" w:color="000000"/>
-              <w:left w:val="none" w:sz="0" w:space="0" w:color="000000"/>
-              <w:right w:val="none" w:sz="0" w:space="0" w:color="000000"/>
-            </w:tcBorders>
-            <w:shd w:val="clear" w:color="auto" w:fill="FFFFFF"/>
-            <w:tcMar>
-              <w:top w:w="0" w:type="dxa"/>
-              <w:bottom w:w="0" w:type="dxa"/>
-              <w:left w:w="0" w:type="dxa"/>
-              <w:right w:w="0" w:type="dxa"/>
-            </w:tcMar>
             <w:vAlign w:val="center"/>
           </w:tcPr>
           <w:p>
@@ -9889,116 +7931,6 @@
               <w:left w:w="0" w:type="dxa"/>
               <w:right w:w="0" w:type="dxa"/>
             </w:tcMar>
-            <w:vAlign w:val="top"/>
-          </w:tcPr>
-          <w:p>
-            <w:pPr>
-              <w:pStyle w:val="Normal"/>
-              <w:jc w:val="right"/>
-              <w:pBdr>
-                <w:bottom w:val="none" w:sz="0" w:space="0" w:color="000000"/>
-                <w:top w:val="none" w:sz="0" w:space="0" w:color="000000"/>
-                <w:left w:val="none" w:sz="0" w:space="0" w:color="000000"/>
-                <w:right w:val="none" w:sz="0" w:space="0" w:color="000000"/>
-              </w:pBdr>
-              <w:spacing w:after="100" w:before="100" w:line="240"/>
-              <w:ind w:left="100" w:right="100" w:firstLine="0" w:firstLineChars="0"/>
-              <w:rPr>
-                <w:rFonts w:ascii="Helvetica" w:hAnsi="Helvetica" w:eastAsia="Helvetica" w:cs="Helvetica"/>
-                <w:i w:val="false"/>
-                <w:b w:val="false"/>
-                <w:u w:val="none"/>
-                <w:strike w:val="false"/>
-                <w:sz w:val="22"/>
-                <w:szCs w:val="22"/>
-                <w:color w:val="000000"/>
-              </w:rPr>
-            </w:pPr>
-            <w:r>
-              <w:rPr>
-                <w:rFonts w:ascii="Helvetica" w:hAnsi="Helvetica" w:eastAsia="Helvetica" w:cs="Helvetica"/>
-                <w:i w:val="false"/>
-                <w:b w:val="false"/>
-                <w:u w:val="none"/>
-                <w:strike w:val="false"/>
-                <w:sz w:val="22"/>
-                <w:szCs w:val="22"/>
-                <w:color w:val="000000"/>
-              </w:rPr>
-              <w:t xml:space="preserve">17</w:t>
-            </w:r>
-          </w:p>
-        </w:tc>
-        <w:tc>
-          <w:tcPr>
-            <w:tcBorders>
-              <w:bottom w:val="none" w:sz="0" w:space="0" w:color="000000"/>
-              <w:top w:val="none" w:sz="0" w:space="0" w:color="000000"/>
-              <w:left w:val="none" w:sz="0" w:space="0" w:color="000000"/>
-              <w:right w:val="none" w:sz="0" w:space="0" w:color="000000"/>
-            </w:tcBorders>
-            <w:shd w:val="clear" w:color="auto" w:fill="FFFFFF"/>
-            <w:tcMar>
-              <w:top w:w="0" w:type="dxa"/>
-              <w:bottom w:w="0" w:type="dxa"/>
-              <w:left w:w="0" w:type="dxa"/>
-              <w:right w:w="0" w:type="dxa"/>
-            </w:tcMar>
-            <w:vAlign w:val="top"/>
-          </w:tcPr>
-          <w:p>
-            <w:pPr>
-              <w:pStyle w:val="Normal"/>
-              <w:jc w:val="left"/>
-              <w:pBdr>
-                <w:bottom w:val="none" w:sz="0" w:space="0" w:color="000000"/>
-                <w:top w:val="none" w:sz="0" w:space="0" w:color="000000"/>
-                <w:left w:val="none" w:sz="0" w:space="0" w:color="000000"/>
-                <w:right w:val="none" w:sz="0" w:space="0" w:color="000000"/>
-              </w:pBdr>
-              <w:spacing w:after="100" w:before="100" w:line="240"/>
-              <w:ind w:left="100" w:right="100" w:firstLine="0" w:firstLineChars="0"/>
-              <w:rPr>
-                <w:rFonts w:ascii="Helvetica" w:hAnsi="Helvetica" w:eastAsia="Helvetica" w:cs="Helvetica"/>
-                <w:i w:val="false"/>
-                <w:b w:val="true"/>
-                <w:u w:val="none"/>
-                <w:strike w:val="false"/>
-                <w:sz w:val="22"/>
-                <w:szCs w:val="22"/>
-                <w:color w:val="000000"/>
-              </w:rPr>
-            </w:pPr>
-            <w:r>
-              <w:rPr>
-                <w:rFonts w:ascii="Helvetica" w:hAnsi="Helvetica" w:eastAsia="Helvetica" w:cs="Helvetica"/>
-                <w:i w:val="false"/>
-                <w:b w:val="true"/>
-                <w:u w:val="none"/>
-                <w:strike w:val="false"/>
-                <w:sz w:val="22"/>
-                <w:szCs w:val="22"/>
-                <w:color w:val="000000"/>
-              </w:rPr>
-              <w:t xml:space="preserve">m_a5 – HW_ANGRY</w:t>
-            </w:r>
-          </w:p>
-        </w:tc>
-        <w:tc>
-          <w:tcPr>
-            <w:tcBorders>
-              <w:bottom w:val="none" w:sz="0" w:space="0" w:color="000000"/>
-              <w:top w:val="none" w:sz="0" w:space="0" w:color="000000"/>
-              <w:left w:val="none" w:sz="0" w:space="0" w:color="000000"/>
-              <w:right w:val="none" w:sz="0" w:space="0" w:color="000000"/>
-            </w:tcBorders>
-            <w:shd w:val="clear" w:color="auto" w:fill="FFFFFF"/>
-            <w:tcMar>
-              <w:top w:w="0" w:type="dxa"/>
-              <w:bottom w:w="0" w:type="dxa"/>
-              <w:left w:w="0" w:type="dxa"/>
-              <w:right w:w="0" w:type="dxa"/>
-            </w:tcMar>
             <w:vAlign w:val="center"/>
           </w:tcPr>
           <w:p>
@@ -10432,116 +8364,6 @@
               <w:left w:w="0" w:type="dxa"/>
               <w:right w:w="0" w:type="dxa"/>
             </w:tcMar>
-            <w:vAlign w:val="top"/>
-          </w:tcPr>
-          <w:p>
-            <w:pPr>
-              <w:pStyle w:val="Normal"/>
-              <w:jc w:val="right"/>
-              <w:pBdr>
-                <w:bottom w:val="none" w:sz="0" w:space="0" w:color="000000"/>
-                <w:top w:val="none" w:sz="0" w:space="0" w:color="000000"/>
-                <w:left w:val="none" w:sz="0" w:space="0" w:color="000000"/>
-                <w:right w:val="none" w:sz="0" w:space="0" w:color="000000"/>
-              </w:pBdr>
-              <w:spacing w:after="100" w:before="100" w:line="240"/>
-              <w:ind w:left="100" w:right="100" w:firstLine="0" w:firstLineChars="0"/>
-              <w:rPr>
-                <w:rFonts w:ascii="Helvetica" w:hAnsi="Helvetica" w:eastAsia="Helvetica" w:cs="Helvetica"/>
-                <w:i w:val="false"/>
-                <w:b w:val="false"/>
-                <w:u w:val="none"/>
-                <w:strike w:val="false"/>
-                <w:sz w:val="22"/>
-                <w:szCs w:val="22"/>
-                <w:color w:val="000000"/>
-              </w:rPr>
-            </w:pPr>
-            <w:r>
-              <w:rPr>
-                <w:rFonts w:ascii="Helvetica" w:hAnsi="Helvetica" w:eastAsia="Helvetica" w:cs="Helvetica"/>
-                <w:i w:val="false"/>
-                <w:b w:val="false"/>
-                <w:u w:val="none"/>
-                <w:strike w:val="false"/>
-                <w:sz w:val="22"/>
-                <w:szCs w:val="22"/>
-                <w:color w:val="000000"/>
-              </w:rPr>
-              <w:t xml:space="preserve">18</w:t>
-            </w:r>
-          </w:p>
-        </w:tc>
-        <w:tc>
-          <w:tcPr>
-            <w:tcBorders>
-              <w:bottom w:val="none" w:sz="0" w:space="0" w:color="000000"/>
-              <w:top w:val="none" w:sz="0" w:space="0" w:color="000000"/>
-              <w:left w:val="none" w:sz="0" w:space="0" w:color="000000"/>
-              <w:right w:val="none" w:sz="0" w:space="0" w:color="000000"/>
-            </w:tcBorders>
-            <w:shd w:val="clear" w:color="auto" w:fill="FFFFFF"/>
-            <w:tcMar>
-              <w:top w:w="0" w:type="dxa"/>
-              <w:bottom w:w="0" w:type="dxa"/>
-              <w:left w:w="0" w:type="dxa"/>
-              <w:right w:w="0" w:type="dxa"/>
-            </w:tcMar>
-            <w:vAlign w:val="top"/>
-          </w:tcPr>
-          <w:p>
-            <w:pPr>
-              <w:pStyle w:val="Normal"/>
-              <w:jc w:val="left"/>
-              <w:pBdr>
-                <w:bottom w:val="none" w:sz="0" w:space="0" w:color="000000"/>
-                <w:top w:val="none" w:sz="0" w:space="0" w:color="000000"/>
-                <w:left w:val="none" w:sz="0" w:space="0" w:color="000000"/>
-                <w:right w:val="none" w:sz="0" w:space="0" w:color="000000"/>
-              </w:pBdr>
-              <w:spacing w:after="100" w:before="100" w:line="240"/>
-              <w:ind w:left="100" w:right="100" w:firstLine="0" w:firstLineChars="0"/>
-              <w:rPr>
-                <w:rFonts w:ascii="Helvetica" w:hAnsi="Helvetica" w:eastAsia="Helvetica" w:cs="Helvetica"/>
-                <w:i w:val="false"/>
-                <w:b w:val="true"/>
-                <w:u w:val="none"/>
-                <w:strike w:val="false"/>
-                <w:sz w:val="22"/>
-                <w:szCs w:val="22"/>
-                <w:color w:val="000000"/>
-              </w:rPr>
-            </w:pPr>
-            <w:r>
-              <w:rPr>
-                <w:rFonts w:ascii="Helvetica" w:hAnsi="Helvetica" w:eastAsia="Helvetica" w:cs="Helvetica"/>
-                <w:i w:val="false"/>
-                <w:b w:val="true"/>
-                <w:u w:val="none"/>
-                <w:strike w:val="false"/>
-                <w:sz w:val="22"/>
-                <w:szCs w:val="22"/>
-                <w:color w:val="000000"/>
-              </w:rPr>
-              <w:t xml:space="preserve">m_a5 – HW_WORRY</w:t>
-            </w:r>
-          </w:p>
-        </w:tc>
-        <w:tc>
-          <w:tcPr>
-            <w:tcBorders>
-              <w:bottom w:val="none" w:sz="0" w:space="0" w:color="000000"/>
-              <w:top w:val="none" w:sz="0" w:space="0" w:color="000000"/>
-              <w:left w:val="none" w:sz="0" w:space="0" w:color="000000"/>
-              <w:right w:val="none" w:sz="0" w:space="0" w:color="000000"/>
-            </w:tcBorders>
-            <w:shd w:val="clear" w:color="auto" w:fill="FFFFFF"/>
-            <w:tcMar>
-              <w:top w:w="0" w:type="dxa"/>
-              <w:bottom w:w="0" w:type="dxa"/>
-              <w:left w:w="0" w:type="dxa"/>
-              <w:right w:w="0" w:type="dxa"/>
-            </w:tcMar>
             <w:vAlign w:val="center"/>
           </w:tcPr>
           <w:p>
@@ -10979,116 +8801,6 @@
               <w:left w:w="0" w:type="dxa"/>
               <w:right w:w="0" w:type="dxa"/>
             </w:tcMar>
-            <w:vAlign w:val="top"/>
-          </w:tcPr>
-          <w:p>
-            <w:pPr>
-              <w:pStyle w:val="Normal"/>
-              <w:jc w:val="right"/>
-              <w:pBdr>
-                <w:bottom w:val="none" w:sz="0" w:space="0" w:color="000000"/>
-                <w:top w:val="none" w:sz="0" w:space="0" w:color="000000"/>
-                <w:left w:val="none" w:sz="0" w:space="0" w:color="000000"/>
-                <w:right w:val="none" w:sz="0" w:space="0" w:color="000000"/>
-              </w:pBdr>
-              <w:spacing w:after="100" w:before="100" w:line="240"/>
-              <w:ind w:left="100" w:right="100" w:firstLine="0" w:firstLineChars="0"/>
-              <w:rPr>
-                <w:rFonts w:ascii="Helvetica" w:hAnsi="Helvetica" w:eastAsia="Helvetica" w:cs="Helvetica"/>
-                <w:i w:val="false"/>
-                <w:b w:val="false"/>
-                <w:u w:val="none"/>
-                <w:strike w:val="false"/>
-                <w:sz w:val="22"/>
-                <w:szCs w:val="22"/>
-                <w:color w:val="000000"/>
-              </w:rPr>
-            </w:pPr>
-            <w:r>
-              <w:rPr>
-                <w:rFonts w:ascii="Helvetica" w:hAnsi="Helvetica" w:eastAsia="Helvetica" w:cs="Helvetica"/>
-                <w:i w:val="false"/>
-                <w:b w:val="false"/>
-                <w:u w:val="none"/>
-                <w:strike w:val="false"/>
-                <w:sz w:val="22"/>
-                <w:szCs w:val="22"/>
-                <w:color w:val="000000"/>
-              </w:rPr>
-              <w:t xml:space="preserve">19</w:t>
-            </w:r>
-          </w:p>
-        </w:tc>
-        <w:tc>
-          <w:tcPr>
-            <w:tcBorders>
-              <w:bottom w:val="none" w:sz="0" w:space="0" w:color="000000"/>
-              <w:top w:val="none" w:sz="0" w:space="0" w:color="000000"/>
-              <w:left w:val="none" w:sz="0" w:space="0" w:color="000000"/>
-              <w:right w:val="none" w:sz="0" w:space="0" w:color="000000"/>
-            </w:tcBorders>
-            <w:shd w:val="clear" w:color="auto" w:fill="FFFFFF"/>
-            <w:tcMar>
-              <w:top w:w="0" w:type="dxa"/>
-              <w:bottom w:w="0" w:type="dxa"/>
-              <w:left w:w="0" w:type="dxa"/>
-              <w:right w:w="0" w:type="dxa"/>
-            </w:tcMar>
-            <w:vAlign w:val="top"/>
-          </w:tcPr>
-          <w:p>
-            <w:pPr>
-              <w:pStyle w:val="Normal"/>
-              <w:jc w:val="left"/>
-              <w:pBdr>
-                <w:bottom w:val="none" w:sz="0" w:space="0" w:color="000000"/>
-                <w:top w:val="none" w:sz="0" w:space="0" w:color="000000"/>
-                <w:left w:val="none" w:sz="0" w:space="0" w:color="000000"/>
-                <w:right w:val="none" w:sz="0" w:space="0" w:color="000000"/>
-              </w:pBdr>
-              <w:spacing w:after="100" w:before="100" w:line="240"/>
-              <w:ind w:left="100" w:right="100" w:firstLine="0" w:firstLineChars="0"/>
-              <w:rPr>
-                <w:rFonts w:ascii="Helvetica" w:hAnsi="Helvetica" w:eastAsia="Helvetica" w:cs="Helvetica"/>
-                <w:i w:val="false"/>
-                <w:b w:val="true"/>
-                <w:u w:val="none"/>
-                <w:strike w:val="false"/>
-                <w:sz w:val="22"/>
-                <w:szCs w:val="22"/>
-                <w:color w:val="000000"/>
-              </w:rPr>
-            </w:pPr>
-            <w:r>
-              <w:rPr>
-                <w:rFonts w:ascii="Helvetica" w:hAnsi="Helvetica" w:eastAsia="Helvetica" w:cs="Helvetica"/>
-                <w:i w:val="false"/>
-                <w:b w:val="true"/>
-                <w:u w:val="none"/>
-                <w:strike w:val="false"/>
-                <w:sz w:val="22"/>
-                <w:szCs w:val="22"/>
-                <w:color w:val="000000"/>
-              </w:rPr>
-              <w:t xml:space="preserve">m_a5 – HW_BODY</w:t>
-            </w:r>
-          </w:p>
-        </w:tc>
-        <w:tc>
-          <w:tcPr>
-            <w:tcBorders>
-              <w:bottom w:val="none" w:sz="0" w:space="0" w:color="000000"/>
-              <w:top w:val="none" w:sz="0" w:space="0" w:color="000000"/>
-              <w:left w:val="none" w:sz="0" w:space="0" w:color="000000"/>
-              <w:right w:val="none" w:sz="0" w:space="0" w:color="000000"/>
-            </w:tcBorders>
-            <w:shd w:val="clear" w:color="auto" w:fill="FFFFFF"/>
-            <w:tcMar>
-              <w:top w:w="0" w:type="dxa"/>
-              <w:bottom w:w="0" w:type="dxa"/>
-              <w:left w:w="0" w:type="dxa"/>
-              <w:right w:w="0" w:type="dxa"/>
-            </w:tcMar>
             <w:vAlign w:val="center"/>
           </w:tcPr>
           <w:p>
@@ -11474,116 +9186,6 @@
               <w:left w:w="0" w:type="dxa"/>
               <w:right w:w="0" w:type="dxa"/>
             </w:tcMar>
-            <w:vAlign w:val="top"/>
-          </w:tcPr>
-          <w:p>
-            <w:pPr>
-              <w:pStyle w:val="Normal"/>
-              <w:jc w:val="right"/>
-              <w:pBdr>
-                <w:bottom w:val="none" w:sz="0" w:space="0" w:color="000000"/>
-                <w:top w:val="none" w:sz="0" w:space="0" w:color="000000"/>
-                <w:left w:val="none" w:sz="0" w:space="0" w:color="000000"/>
-                <w:right w:val="none" w:sz="0" w:space="0" w:color="000000"/>
-              </w:pBdr>
-              <w:spacing w:after="100" w:before="100" w:line="240"/>
-              <w:ind w:left="100" w:right="100" w:firstLine="0" w:firstLineChars="0"/>
-              <w:rPr>
-                <w:rFonts w:ascii="Helvetica" w:hAnsi="Helvetica" w:eastAsia="Helvetica" w:cs="Helvetica"/>
-                <w:i w:val="false"/>
-                <w:b w:val="false"/>
-                <w:u w:val="none"/>
-                <w:strike w:val="false"/>
-                <w:sz w:val="22"/>
-                <w:szCs w:val="22"/>
-                <w:color w:val="000000"/>
-              </w:rPr>
-            </w:pPr>
-            <w:r>
-              <w:rPr>
-                <w:rFonts w:ascii="Helvetica" w:hAnsi="Helvetica" w:eastAsia="Helvetica" w:cs="Helvetica"/>
-                <w:i w:val="false"/>
-                <w:b w:val="false"/>
-                <w:u w:val="none"/>
-                <w:strike w:val="false"/>
-                <w:sz w:val="22"/>
-                <w:szCs w:val="22"/>
-                <w:color w:val="000000"/>
-              </w:rPr>
-              <w:t xml:space="preserve">20</w:t>
-            </w:r>
-          </w:p>
-        </w:tc>
-        <w:tc>
-          <w:tcPr>
-            <w:tcBorders>
-              <w:bottom w:val="none" w:sz="0" w:space="0" w:color="000000"/>
-              <w:top w:val="none" w:sz="0" w:space="0" w:color="000000"/>
-              <w:left w:val="none" w:sz="0" w:space="0" w:color="000000"/>
-              <w:right w:val="none" w:sz="0" w:space="0" w:color="000000"/>
-            </w:tcBorders>
-            <w:shd w:val="clear" w:color="auto" w:fill="FFFFFF"/>
-            <w:tcMar>
-              <w:top w:w="0" w:type="dxa"/>
-              <w:bottom w:w="0" w:type="dxa"/>
-              <w:left w:w="0" w:type="dxa"/>
-              <w:right w:w="0" w:type="dxa"/>
-            </w:tcMar>
-            <w:vAlign w:val="top"/>
-          </w:tcPr>
-          <w:p>
-            <w:pPr>
-              <w:pStyle w:val="Normal"/>
-              <w:jc w:val="left"/>
-              <w:pBdr>
-                <w:bottom w:val="none" w:sz="0" w:space="0" w:color="000000"/>
-                <w:top w:val="none" w:sz="0" w:space="0" w:color="000000"/>
-                <w:left w:val="none" w:sz="0" w:space="0" w:color="000000"/>
-                <w:right w:val="none" w:sz="0" w:space="0" w:color="000000"/>
-              </w:pBdr>
-              <w:spacing w:after="100" w:before="100" w:line="240"/>
-              <w:ind w:left="100" w:right="100" w:firstLine="0" w:firstLineChars="0"/>
-              <w:rPr>
-                <w:rFonts w:ascii="Helvetica" w:hAnsi="Helvetica" w:eastAsia="Helvetica" w:cs="Helvetica"/>
-                <w:i w:val="false"/>
-                <w:b w:val="true"/>
-                <w:u w:val="none"/>
-                <w:strike w:val="false"/>
-                <w:sz w:val="22"/>
-                <w:szCs w:val="22"/>
-                <w:color w:val="000000"/>
-              </w:rPr>
-            </w:pPr>
-            <w:r>
-              <w:rPr>
-                <w:rFonts w:ascii="Helvetica" w:hAnsi="Helvetica" w:eastAsia="Helvetica" w:cs="Helvetica"/>
-                <w:i w:val="false"/>
-                <w:b w:val="true"/>
-                <w:u w:val="none"/>
-                <w:strike w:val="false"/>
-                <w:sz w:val="22"/>
-                <w:szCs w:val="22"/>
-                <w:color w:val="000000"/>
-              </w:rPr>
-              <w:t xml:space="preserve">m_a5 – HW_INTERR</w:t>
-            </w:r>
-          </w:p>
-        </w:tc>
-        <w:tc>
-          <w:tcPr>
-            <w:tcBorders>
-              <w:bottom w:val="none" w:sz="0" w:space="0" w:color="000000"/>
-              <w:top w:val="none" w:sz="0" w:space="0" w:color="000000"/>
-              <w:left w:val="none" w:sz="0" w:space="0" w:color="000000"/>
-              <w:right w:val="none" w:sz="0" w:space="0" w:color="000000"/>
-            </w:tcBorders>
-            <w:shd w:val="clear" w:color="auto" w:fill="FFFFFF"/>
-            <w:tcMar>
-              <w:top w:w="0" w:type="dxa"/>
-              <w:bottom w:w="0" w:type="dxa"/>
-              <w:left w:w="0" w:type="dxa"/>
-              <w:right w:w="0" w:type="dxa"/>
-            </w:tcMar>
             <w:vAlign w:val="center"/>
           </w:tcPr>
           <w:p>
@@ -12005,118 +9607,6 @@
         </w:trPr>
         <w:tc>
           <w:tcPr>
-            <w:vMerge w:val="restart"/>
-            <w:tcBorders>
-              <w:bottom w:val="none" w:sz="0" w:space="0" w:color="000000"/>
-              <w:top w:val="none" w:sz="0" w:space="0" w:color="000000"/>
-              <w:left w:val="none" w:sz="0" w:space="0" w:color="000000"/>
-              <w:right w:val="none" w:sz="0" w:space="0" w:color="000000"/>
-            </w:tcBorders>
-            <w:shd w:val="clear" w:color="auto" w:fill="FFFFFF"/>
-            <w:tcMar>
-              <w:top w:w="0" w:type="dxa"/>
-              <w:bottom w:w="0" w:type="dxa"/>
-              <w:left w:w="0" w:type="dxa"/>
-              <w:right w:w="0" w:type="dxa"/>
-            </w:tcMar>
-            <w:vAlign w:val="top"/>
-          </w:tcPr>
-          <w:p>
-            <w:pPr>
-              <w:pStyle w:val="Normal"/>
-              <w:jc w:val="right"/>
-              <w:pBdr>
-                <w:bottom w:val="none" w:sz="0" w:space="0" w:color="000000"/>
-                <w:top w:val="none" w:sz="0" w:space="0" w:color="000000"/>
-                <w:left w:val="none" w:sz="0" w:space="0" w:color="000000"/>
-                <w:right w:val="none" w:sz="0" w:space="0" w:color="000000"/>
-              </w:pBdr>
-              <w:spacing w:after="100" w:before="100" w:line="240"/>
-              <w:ind w:left="100" w:right="100" w:firstLine="0" w:firstLineChars="0"/>
-              <w:rPr>
-                <w:rFonts w:ascii="Helvetica" w:hAnsi="Helvetica" w:eastAsia="Helvetica" w:cs="Helvetica"/>
-                <w:i w:val="false"/>
-                <w:b w:val="false"/>
-                <w:u w:val="none"/>
-                <w:strike w:val="false"/>
-                <w:sz w:val="22"/>
-                <w:szCs w:val="22"/>
-                <w:color w:val="000000"/>
-              </w:rPr>
-            </w:pPr>
-            <w:r>
-              <w:rPr>
-                <w:rFonts w:ascii="Helvetica" w:hAnsi="Helvetica" w:eastAsia="Helvetica" w:cs="Helvetica"/>
-                <w:i w:val="false"/>
-                <w:b w:val="false"/>
-                <w:u w:val="none"/>
-                <w:strike w:val="false"/>
-                <w:sz w:val="22"/>
-                <w:szCs w:val="22"/>
-                <w:color w:val="000000"/>
-              </w:rPr>
-              <w:t xml:space="preserve">21</w:t>
-            </w:r>
-          </w:p>
-        </w:tc>
-        <w:tc>
-          <w:tcPr>
-            <w:vMerge w:val="restart"/>
-            <w:tcBorders>
-              <w:bottom w:val="none" w:sz="0" w:space="0" w:color="000000"/>
-              <w:top w:val="none" w:sz="0" w:space="0" w:color="000000"/>
-              <w:left w:val="none" w:sz="0" w:space="0" w:color="000000"/>
-              <w:right w:val="none" w:sz="0" w:space="0" w:color="000000"/>
-            </w:tcBorders>
-            <w:shd w:val="clear" w:color="auto" w:fill="FFFFFF"/>
-            <w:tcMar>
-              <w:top w:w="0" w:type="dxa"/>
-              <w:bottom w:w="0" w:type="dxa"/>
-              <w:left w:w="0" w:type="dxa"/>
-              <w:right w:w="0" w:type="dxa"/>
-            </w:tcMar>
-            <w:vAlign w:val="top"/>
-          </w:tcPr>
-          <w:p>
-            <w:pPr>
-              <w:pStyle w:val="Normal"/>
-              <w:jc w:val="left"/>
-              <w:pBdr>
-                <w:bottom w:val="none" w:sz="0" w:space="0" w:color="000000"/>
-                <w:top w:val="none" w:sz="0" w:space="0" w:color="000000"/>
-                <w:left w:val="none" w:sz="0" w:space="0" w:color="000000"/>
-                <w:right w:val="none" w:sz="0" w:space="0" w:color="000000"/>
-              </w:pBdr>
-              <w:spacing w:after="100" w:before="100" w:line="240"/>
-              <w:ind w:left="100" w:right="100" w:firstLine="0" w:firstLineChars="0"/>
-              <w:rPr>
-                <w:rFonts w:ascii="Helvetica" w:hAnsi="Helvetica" w:eastAsia="Helvetica" w:cs="Helvetica"/>
-                <w:i w:val="false"/>
-                <w:b w:val="true"/>
-                <w:u w:val="none"/>
-                <w:strike w:val="false"/>
-                <w:sz w:val="22"/>
-                <w:szCs w:val="22"/>
-                <w:color w:val="000000"/>
-              </w:rPr>
-            </w:pPr>
-            <w:r>
-              <w:rPr>
-                <w:rFonts w:ascii="Helvetica" w:hAnsi="Helvetica" w:eastAsia="Helvetica" w:cs="Helvetica"/>
-                <w:i w:val="false"/>
-                <w:b w:val="true"/>
-                <w:u w:val="none"/>
-                <w:strike w:val="false"/>
-                <w:sz w:val="22"/>
-                <w:szCs w:val="22"/>
-                <w:color w:val="000000"/>
-              </w:rPr>
-              <w:t xml:space="preserve">m_a9: Neighborhood comparison</w:t>
-            </w:r>
-          </w:p>
-        </w:tc>
-        <w:tc>
-          <w:tcPr>
             <w:tcBorders>
               <w:bottom w:val="none" w:sz="0" w:space="0" w:color="000000"/>
               <w:top w:val="none" w:sz="0" w:space="0" w:color="000000"/>
@@ -12554,92 +10044,6 @@
         </w:trPr>
         <w:tc>
           <w:tcPr>
-            <w:vMerge/>
-            <w:tcBorders>
-              <w:bottom w:val="none" w:sz="0" w:space="0" w:color="000000"/>
-              <w:top w:val="none" w:sz="0" w:space="0" w:color="000000"/>
-              <w:left w:val="none" w:sz="0" w:space="0" w:color="000000"/>
-              <w:right w:val="none" w:sz="0" w:space="0" w:color="000000"/>
-            </w:tcBorders>
-            <w:shd w:val="clear" w:color="auto" w:fill="FFFFFF"/>
-            <w:tcMar>
-              <w:top w:w="0" w:type="dxa"/>
-              <w:bottom w:w="0" w:type="dxa"/>
-              <w:left w:w="0" w:type="dxa"/>
-              <w:right w:w="0" w:type="dxa"/>
-            </w:tcMar>
-            <w:vAlign w:val="top"/>
-          </w:tcPr>
-          <w:p>
-            <w:pPr>
-              <w:pStyle w:val="Normal"/>
-              <w:jc w:val="right"/>
-              <w:pBdr>
-                <w:bottom w:val="none" w:sz="0" w:space="0" w:color="000000"/>
-                <w:top w:val="none" w:sz="0" w:space="0" w:color="000000"/>
-                <w:left w:val="none" w:sz="0" w:space="0" w:color="000000"/>
-                <w:right w:val="none" w:sz="0" w:space="0" w:color="000000"/>
-              </w:pBdr>
-              <w:spacing w:after="100" w:before="100" w:line="240"/>
-              <w:ind w:left="100" w:right="100" w:firstLine="0" w:firstLineChars="0"/>
-              <w:rPr>
-                <w:rFonts w:ascii="Helvetica" w:hAnsi="Helvetica" w:eastAsia="Helvetica" w:cs="Helvetica"/>
-                <w:i w:val="false"/>
-                <w:b w:val="false"/>
-                <w:u w:val="none"/>
-                <w:strike w:val="false"/>
-                <w:sz w:val="22"/>
-                <w:szCs w:val="22"/>
-                <w:color w:val="000000"/>
-              </w:rPr>
-            </w:pPr>
-          </w:p>
-        </w:tc>
-        <w:tc>
-          <w:tcPr>
-            <w:vMerge/>
-            <w:tcBorders>
-              <w:bottom w:val="none" w:sz="0" w:space="0" w:color="000000"/>
-              <w:top w:val="none" w:sz="0" w:space="0" w:color="000000"/>
-              <w:left w:val="none" w:sz="0" w:space="0" w:color="000000"/>
-              <w:right w:val="none" w:sz="0" w:space="0" w:color="000000"/>
-            </w:tcBorders>
-            <w:shd w:val="clear" w:color="auto" w:fill="FFFFFF"/>
-            <w:tcMar>
-              <w:top w:w="0" w:type="dxa"/>
-              <w:bottom w:w="0" w:type="dxa"/>
-              <w:left w:w="0" w:type="dxa"/>
-              <w:right w:w="0" w:type="dxa"/>
-            </w:tcMar>
-            <w:vAlign w:val="top"/>
-          </w:tcPr>
-          <w:p>
-            <w:pPr>
-              <w:pStyle w:val="Normal"/>
-              <w:jc w:val="left"/>
-              <w:pBdr>
-                <w:bottom w:val="none" w:sz="0" w:space="0" w:color="000000"/>
-                <w:top w:val="none" w:sz="0" w:space="0" w:color="000000"/>
-                <w:left w:val="none" w:sz="0" w:space="0" w:color="000000"/>
-                <w:right w:val="none" w:sz="0" w:space="0" w:color="000000"/>
-              </w:pBdr>
-              <w:spacing w:after="100" w:before="100" w:line="240"/>
-              <w:ind w:left="100" w:right="100" w:firstLine="0" w:firstLineChars="0"/>
-              <w:rPr>
-                <w:rFonts w:ascii="Helvetica" w:hAnsi="Helvetica" w:eastAsia="Helvetica" w:cs="Helvetica"/>
-                <w:i w:val="false"/>
-                <w:b w:val="true"/>
-                <w:u w:val="none"/>
-                <w:strike w:val="false"/>
-                <w:sz w:val="22"/>
-                <w:szCs w:val="22"/>
-                <w:color w:val="000000"/>
-              </w:rPr>
-            </w:pPr>
-          </w:p>
-        </w:tc>
-        <w:tc>
-          <w:tcPr>
             <w:tcBorders>
               <w:bottom w:val="none" w:sz="0" w:space="0" w:color="000000"/>
               <w:top w:val="none" w:sz="0" w:space="0" w:color="000000"/>
@@ -13038,116 +10442,6 @@
               <w:left w:w="0" w:type="dxa"/>
               <w:right w:w="0" w:type="dxa"/>
             </w:tcMar>
-            <w:vAlign w:val="top"/>
-          </w:tcPr>
-          <w:p>
-            <w:pPr>
-              <w:pStyle w:val="Normal"/>
-              <w:jc w:val="right"/>
-              <w:pBdr>
-                <w:bottom w:val="none" w:sz="0" w:space="0" w:color="000000"/>
-                <w:top w:val="none" w:sz="0" w:space="0" w:color="000000"/>
-                <w:left w:val="none" w:sz="0" w:space="0" w:color="000000"/>
-                <w:right w:val="none" w:sz="0" w:space="0" w:color="000000"/>
-              </w:pBdr>
-              <w:spacing w:after="100" w:before="100" w:line="240"/>
-              <w:ind w:left="100" w:right="100" w:firstLine="0" w:firstLineChars="0"/>
-              <w:rPr>
-                <w:rFonts w:ascii="Helvetica" w:hAnsi="Helvetica" w:eastAsia="Helvetica" w:cs="Helvetica"/>
-                <w:i w:val="false"/>
-                <w:b w:val="false"/>
-                <w:u w:val="none"/>
-                <w:strike w:val="false"/>
-                <w:sz w:val="22"/>
-                <w:szCs w:val="22"/>
-                <w:color w:val="000000"/>
-              </w:rPr>
-            </w:pPr>
-            <w:r>
-              <w:rPr>
-                <w:rFonts w:ascii="Helvetica" w:hAnsi="Helvetica" w:eastAsia="Helvetica" w:cs="Helvetica"/>
-                <w:i w:val="false"/>
-                <w:b w:val="false"/>
-                <w:u w:val="none"/>
-                <w:strike w:val="false"/>
-                <w:sz w:val="22"/>
-                <w:szCs w:val="22"/>
-                <w:color w:val="000000"/>
-              </w:rPr>
-              <w:t xml:space="preserve">22</w:t>
-            </w:r>
-          </w:p>
-        </w:tc>
-        <w:tc>
-          <w:tcPr>
-            <w:tcBorders>
-              <w:bottom w:val="none" w:sz="0" w:space="0" w:color="000000"/>
-              <w:top w:val="none" w:sz="0" w:space="0" w:color="000000"/>
-              <w:left w:val="none" w:sz="0" w:space="0" w:color="000000"/>
-              <w:right w:val="none" w:sz="0" w:space="0" w:color="000000"/>
-            </w:tcBorders>
-            <w:shd w:val="clear" w:color="auto" w:fill="FFFFFF"/>
-            <w:tcMar>
-              <w:top w:w="0" w:type="dxa"/>
-              <w:bottom w:w="0" w:type="dxa"/>
-              <w:left w:w="0" w:type="dxa"/>
-              <w:right w:w="0" w:type="dxa"/>
-            </w:tcMar>
-            <w:vAlign w:val="top"/>
-          </w:tcPr>
-          <w:p>
-            <w:pPr>
-              <w:pStyle w:val="Normal"/>
-              <w:jc w:val="left"/>
-              <w:pBdr>
-                <w:bottom w:val="none" w:sz="0" w:space="0" w:color="000000"/>
-                <w:top w:val="none" w:sz="0" w:space="0" w:color="000000"/>
-                <w:left w:val="none" w:sz="0" w:space="0" w:color="000000"/>
-                <w:right w:val="none" w:sz="0" w:space="0" w:color="000000"/>
-              </w:pBdr>
-              <w:spacing w:after="100" w:before="100" w:line="240"/>
-              <w:ind w:left="100" w:right="100" w:firstLine="0" w:firstLineChars="0"/>
-              <w:rPr>
-                <w:rFonts w:ascii="Helvetica" w:hAnsi="Helvetica" w:eastAsia="Helvetica" w:cs="Helvetica"/>
-                <w:i w:val="false"/>
-                <w:b w:val="true"/>
-                <w:u w:val="none"/>
-                <w:strike w:val="false"/>
-                <w:sz w:val="22"/>
-                <w:szCs w:val="22"/>
-                <w:color w:val="000000"/>
-              </w:rPr>
-            </w:pPr>
-            <w:r>
-              <w:rPr>
-                <w:rFonts w:ascii="Helvetica" w:hAnsi="Helvetica" w:eastAsia="Helvetica" w:cs="Helvetica"/>
-                <w:i w:val="false"/>
-                <w:b w:val="true"/>
-                <w:u w:val="none"/>
-                <w:strike w:val="false"/>
-                <w:sz w:val="22"/>
-                <w:szCs w:val="22"/>
-                <w:color w:val="000000"/>
-              </w:rPr>
-              <w:t xml:space="preserve">m_a5 – HW_DRINK</w:t>
-            </w:r>
-          </w:p>
-        </w:tc>
-        <w:tc>
-          <w:tcPr>
-            <w:tcBorders>
-              <w:bottom w:val="none" w:sz="0" w:space="0" w:color="000000"/>
-              <w:top w:val="none" w:sz="0" w:space="0" w:color="000000"/>
-              <w:left w:val="none" w:sz="0" w:space="0" w:color="000000"/>
-              <w:right w:val="none" w:sz="0" w:space="0" w:color="000000"/>
-            </w:tcBorders>
-            <w:shd w:val="clear" w:color="auto" w:fill="FFFFFF"/>
-            <w:tcMar>
-              <w:top w:w="0" w:type="dxa"/>
-              <w:bottom w:w="0" w:type="dxa"/>
-              <w:left w:w="0" w:type="dxa"/>
-              <w:right w:w="0" w:type="dxa"/>
-            </w:tcMar>
             <w:vAlign w:val="center"/>
           </w:tcPr>
           <w:p>
@@ -13594,116 +10888,6 @@
               <w:left w:w="0" w:type="dxa"/>
               <w:right w:w="0" w:type="dxa"/>
             </w:tcMar>
-            <w:vAlign w:val="top"/>
-          </w:tcPr>
-          <w:p>
-            <w:pPr>
-              <w:pStyle w:val="Normal"/>
-              <w:jc w:val="right"/>
-              <w:pBdr>
-                <w:bottom w:val="none" w:sz="0" w:space="0" w:color="000000"/>
-                <w:top w:val="none" w:sz="0" w:space="0" w:color="000000"/>
-                <w:left w:val="none" w:sz="0" w:space="0" w:color="000000"/>
-                <w:right w:val="none" w:sz="0" w:space="0" w:color="000000"/>
-              </w:pBdr>
-              <w:spacing w:after="100" w:before="100" w:line="240"/>
-              <w:ind w:left="100" w:right="100" w:firstLine="0" w:firstLineChars="0"/>
-              <w:rPr>
-                <w:rFonts w:ascii="Helvetica" w:hAnsi="Helvetica" w:eastAsia="Helvetica" w:cs="Helvetica"/>
-                <w:i w:val="false"/>
-                <w:b w:val="false"/>
-                <w:u w:val="none"/>
-                <w:strike w:val="false"/>
-                <w:sz w:val="22"/>
-                <w:szCs w:val="22"/>
-                <w:color w:val="000000"/>
-              </w:rPr>
-            </w:pPr>
-            <w:r>
-              <w:rPr>
-                <w:rFonts w:ascii="Helvetica" w:hAnsi="Helvetica" w:eastAsia="Helvetica" w:cs="Helvetica"/>
-                <w:i w:val="false"/>
-                <w:b w:val="false"/>
-                <w:u w:val="none"/>
-                <w:strike w:val="false"/>
-                <w:sz w:val="22"/>
-                <w:szCs w:val="22"/>
-                <w:color w:val="000000"/>
-              </w:rPr>
-              <w:t xml:space="preserve">23</w:t>
-            </w:r>
-          </w:p>
-        </w:tc>
-        <w:tc>
-          <w:tcPr>
-            <w:tcBorders>
-              <w:bottom w:val="none" w:sz="0" w:space="0" w:color="000000"/>
-              <w:top w:val="none" w:sz="0" w:space="0" w:color="000000"/>
-              <w:left w:val="none" w:sz="0" w:space="0" w:color="000000"/>
-              <w:right w:val="none" w:sz="0" w:space="0" w:color="000000"/>
-            </w:tcBorders>
-            <w:shd w:val="clear" w:color="auto" w:fill="FFFFFF"/>
-            <w:tcMar>
-              <w:top w:w="0" w:type="dxa"/>
-              <w:bottom w:w="0" w:type="dxa"/>
-              <w:left w:w="0" w:type="dxa"/>
-              <w:right w:w="0" w:type="dxa"/>
-            </w:tcMar>
-            <w:vAlign w:val="top"/>
-          </w:tcPr>
-          <w:p>
-            <w:pPr>
-              <w:pStyle w:val="Normal"/>
-              <w:jc w:val="left"/>
-              <w:pBdr>
-                <w:bottom w:val="none" w:sz="0" w:space="0" w:color="000000"/>
-                <w:top w:val="none" w:sz="0" w:space="0" w:color="000000"/>
-                <w:left w:val="none" w:sz="0" w:space="0" w:color="000000"/>
-                <w:right w:val="none" w:sz="0" w:space="0" w:color="000000"/>
-              </w:pBdr>
-              <w:spacing w:after="100" w:before="100" w:line="240"/>
-              <w:ind w:left="100" w:right="100" w:firstLine="0" w:firstLineChars="0"/>
-              <w:rPr>
-                <w:rFonts w:ascii="Helvetica" w:hAnsi="Helvetica" w:eastAsia="Helvetica" w:cs="Helvetica"/>
-                <w:i w:val="false"/>
-                <w:b w:val="true"/>
-                <w:u w:val="none"/>
-                <w:strike w:val="false"/>
-                <w:sz w:val="22"/>
-                <w:szCs w:val="22"/>
-                <w:color w:val="000000"/>
-              </w:rPr>
-            </w:pPr>
-            <w:r>
-              <w:rPr>
-                <w:rFonts w:ascii="Helvetica" w:hAnsi="Helvetica" w:eastAsia="Helvetica" w:cs="Helvetica"/>
-                <w:i w:val="false"/>
-                <w:b w:val="true"/>
-                <w:u w:val="none"/>
-                <w:strike w:val="false"/>
-                <w:sz w:val="22"/>
-                <w:szCs w:val="22"/>
-                <w:color w:val="000000"/>
-              </w:rPr>
-              <w:t xml:space="preserve">m_a5 – HW_FOOD</w:t>
-            </w:r>
-          </w:p>
-        </w:tc>
-        <w:tc>
-          <w:tcPr>
-            <w:tcBorders>
-              <w:bottom w:val="none" w:sz="0" w:space="0" w:color="000000"/>
-              <w:top w:val="none" w:sz="0" w:space="0" w:color="000000"/>
-              <w:left w:val="none" w:sz="0" w:space="0" w:color="000000"/>
-              <w:right w:val="none" w:sz="0" w:space="0" w:color="000000"/>
-            </w:tcBorders>
-            <w:shd w:val="clear" w:color="auto" w:fill="FFFFFF"/>
-            <w:tcMar>
-              <w:top w:w="0" w:type="dxa"/>
-              <w:bottom w:w="0" w:type="dxa"/>
-              <w:left w:w="0" w:type="dxa"/>
-              <w:right w:w="0" w:type="dxa"/>
-            </w:tcMar>
             <w:vAlign w:val="center"/>
           </w:tcPr>
           <w:p>
@@ -14137,116 +11321,6 @@
               <w:left w:w="0" w:type="dxa"/>
               <w:right w:w="0" w:type="dxa"/>
             </w:tcMar>
-            <w:vAlign w:val="top"/>
-          </w:tcPr>
-          <w:p>
-            <w:pPr>
-              <w:pStyle w:val="Normal"/>
-              <w:jc w:val="right"/>
-              <w:pBdr>
-                <w:bottom w:val="none" w:sz="0" w:space="0" w:color="000000"/>
-                <w:top w:val="none" w:sz="0" w:space="0" w:color="000000"/>
-                <w:left w:val="none" w:sz="0" w:space="0" w:color="000000"/>
-                <w:right w:val="none" w:sz="0" w:space="0" w:color="000000"/>
-              </w:pBdr>
-              <w:spacing w:after="100" w:before="100" w:line="240"/>
-              <w:ind w:left="100" w:right="100" w:firstLine="0" w:firstLineChars="0"/>
-              <w:rPr>
-                <w:rFonts w:ascii="Helvetica" w:hAnsi="Helvetica" w:eastAsia="Helvetica" w:cs="Helvetica"/>
-                <w:i w:val="false"/>
-                <w:b w:val="false"/>
-                <w:u w:val="none"/>
-                <w:strike w:val="false"/>
-                <w:sz w:val="22"/>
-                <w:szCs w:val="22"/>
-                <w:color w:val="000000"/>
-              </w:rPr>
-            </w:pPr>
-            <w:r>
-              <w:rPr>
-                <w:rFonts w:ascii="Helvetica" w:hAnsi="Helvetica" w:eastAsia="Helvetica" w:cs="Helvetica"/>
-                <w:i w:val="false"/>
-                <w:b w:val="false"/>
-                <w:u w:val="none"/>
-                <w:strike w:val="false"/>
-                <w:sz w:val="22"/>
-                <w:szCs w:val="22"/>
-                <w:color w:val="000000"/>
-              </w:rPr>
-              <w:t xml:space="preserve">24</w:t>
-            </w:r>
-          </w:p>
-        </w:tc>
-        <w:tc>
-          <w:tcPr>
-            <w:tcBorders>
-              <w:bottom w:val="none" w:sz="0" w:space="0" w:color="000000"/>
-              <w:top w:val="none" w:sz="0" w:space="0" w:color="000000"/>
-              <w:left w:val="none" w:sz="0" w:space="0" w:color="000000"/>
-              <w:right w:val="none" w:sz="0" w:space="0" w:color="000000"/>
-            </w:tcBorders>
-            <w:shd w:val="clear" w:color="auto" w:fill="FFFFFF"/>
-            <w:tcMar>
-              <w:top w:w="0" w:type="dxa"/>
-              <w:bottom w:w="0" w:type="dxa"/>
-              <w:left w:w="0" w:type="dxa"/>
-              <w:right w:w="0" w:type="dxa"/>
-            </w:tcMar>
-            <w:vAlign w:val="top"/>
-          </w:tcPr>
-          <w:p>
-            <w:pPr>
-              <w:pStyle w:val="Normal"/>
-              <w:jc w:val="left"/>
-              <w:pBdr>
-                <w:bottom w:val="none" w:sz="0" w:space="0" w:color="000000"/>
-                <w:top w:val="none" w:sz="0" w:space="0" w:color="000000"/>
-                <w:left w:val="none" w:sz="0" w:space="0" w:color="000000"/>
-                <w:right w:val="none" w:sz="0" w:space="0" w:color="000000"/>
-              </w:pBdr>
-              <w:spacing w:after="100" w:before="100" w:line="240"/>
-              <w:ind w:left="100" w:right="100" w:firstLine="0" w:firstLineChars="0"/>
-              <w:rPr>
-                <w:rFonts w:ascii="Helvetica" w:hAnsi="Helvetica" w:eastAsia="Helvetica" w:cs="Helvetica"/>
-                <w:i w:val="false"/>
-                <w:b w:val="true"/>
-                <w:u w:val="none"/>
-                <w:strike w:val="false"/>
-                <w:sz w:val="22"/>
-                <w:szCs w:val="22"/>
-                <w:color w:val="000000"/>
-              </w:rPr>
-            </w:pPr>
-            <w:r>
-              <w:rPr>
-                <w:rFonts w:ascii="Helvetica" w:hAnsi="Helvetica" w:eastAsia="Helvetica" w:cs="Helvetica"/>
-                <w:i w:val="false"/>
-                <w:b w:val="true"/>
-                <w:u w:val="none"/>
-                <w:strike w:val="false"/>
-                <w:sz w:val="22"/>
-                <w:szCs w:val="22"/>
-                <w:color w:val="000000"/>
-              </w:rPr>
-              <w:t xml:space="preserve">m_a5 – HW_PLANS</w:t>
-            </w:r>
-          </w:p>
-        </w:tc>
-        <w:tc>
-          <w:tcPr>
-            <w:tcBorders>
-              <w:bottom w:val="none" w:sz="0" w:space="0" w:color="000000"/>
-              <w:top w:val="none" w:sz="0" w:space="0" w:color="000000"/>
-              <w:left w:val="none" w:sz="0" w:space="0" w:color="000000"/>
-              <w:right w:val="none" w:sz="0" w:space="0" w:color="000000"/>
-            </w:tcBorders>
-            <w:shd w:val="clear" w:color="auto" w:fill="FFFFFF"/>
-            <w:tcMar>
-              <w:top w:w="0" w:type="dxa"/>
-              <w:bottom w:w="0" w:type="dxa"/>
-              <w:left w:w="0" w:type="dxa"/>
-              <w:right w:w="0" w:type="dxa"/>
-            </w:tcMar>
             <w:vAlign w:val="center"/>
           </w:tcPr>
           <w:p>
@@ -14680,116 +11754,6 @@
               <w:left w:w="0" w:type="dxa"/>
               <w:right w:w="0" w:type="dxa"/>
             </w:tcMar>
-            <w:vAlign w:val="top"/>
-          </w:tcPr>
-          <w:p>
-            <w:pPr>
-              <w:pStyle w:val="Normal"/>
-              <w:jc w:val="right"/>
-              <w:pBdr>
-                <w:bottom w:val="none" w:sz="0" w:space="0" w:color="000000"/>
-                <w:top w:val="none" w:sz="0" w:space="0" w:color="000000"/>
-                <w:left w:val="none" w:sz="0" w:space="0" w:color="000000"/>
-                <w:right w:val="none" w:sz="0" w:space="0" w:color="000000"/>
-              </w:pBdr>
-              <w:spacing w:after="100" w:before="100" w:line="240"/>
-              <w:ind w:left="100" w:right="100" w:firstLine="0" w:firstLineChars="0"/>
-              <w:rPr>
-                <w:rFonts w:ascii="Helvetica" w:hAnsi="Helvetica" w:eastAsia="Helvetica" w:cs="Helvetica"/>
-                <w:i w:val="false"/>
-                <w:b w:val="false"/>
-                <w:u w:val="none"/>
-                <w:strike w:val="false"/>
-                <w:sz w:val="22"/>
-                <w:szCs w:val="22"/>
-                <w:color w:val="000000"/>
-              </w:rPr>
-            </w:pPr>
-            <w:r>
-              <w:rPr>
-                <w:rFonts w:ascii="Helvetica" w:hAnsi="Helvetica" w:eastAsia="Helvetica" w:cs="Helvetica"/>
-                <w:i w:val="false"/>
-                <w:b w:val="false"/>
-                <w:u w:val="none"/>
-                <w:strike w:val="false"/>
-                <w:sz w:val="22"/>
-                <w:szCs w:val="22"/>
-                <w:color w:val="000000"/>
-              </w:rPr>
-              <w:t xml:space="preserve">25</w:t>
-            </w:r>
-          </w:p>
-        </w:tc>
-        <w:tc>
-          <w:tcPr>
-            <w:tcBorders>
-              <w:bottom w:val="none" w:sz="0" w:space="0" w:color="000000"/>
-              <w:top w:val="none" w:sz="0" w:space="0" w:color="000000"/>
-              <w:left w:val="none" w:sz="0" w:space="0" w:color="000000"/>
-              <w:right w:val="none" w:sz="0" w:space="0" w:color="000000"/>
-            </w:tcBorders>
-            <w:shd w:val="clear" w:color="auto" w:fill="FFFFFF"/>
-            <w:tcMar>
-              <w:top w:w="0" w:type="dxa"/>
-              <w:bottom w:w="0" w:type="dxa"/>
-              <w:left w:w="0" w:type="dxa"/>
-              <w:right w:w="0" w:type="dxa"/>
-            </w:tcMar>
-            <w:vAlign w:val="top"/>
-          </w:tcPr>
-          <w:p>
-            <w:pPr>
-              <w:pStyle w:val="Normal"/>
-              <w:jc w:val="left"/>
-              <w:pBdr>
-                <w:bottom w:val="none" w:sz="0" w:space="0" w:color="000000"/>
-                <w:top w:val="none" w:sz="0" w:space="0" w:color="000000"/>
-                <w:left w:val="none" w:sz="0" w:space="0" w:color="000000"/>
-                <w:right w:val="none" w:sz="0" w:space="0" w:color="000000"/>
-              </w:pBdr>
-              <w:spacing w:after="100" w:before="100" w:line="240"/>
-              <w:ind w:left="100" w:right="100" w:firstLine="0" w:firstLineChars="0"/>
-              <w:rPr>
-                <w:rFonts w:ascii="Helvetica" w:hAnsi="Helvetica" w:eastAsia="Helvetica" w:cs="Helvetica"/>
-                <w:i w:val="false"/>
-                <w:b w:val="true"/>
-                <w:u w:val="none"/>
-                <w:strike w:val="false"/>
-                <w:sz w:val="22"/>
-                <w:szCs w:val="22"/>
-                <w:color w:val="000000"/>
-              </w:rPr>
-            </w:pPr>
-            <w:r>
-              <w:rPr>
-                <w:rFonts w:ascii="Helvetica" w:hAnsi="Helvetica" w:eastAsia="Helvetica" w:cs="Helvetica"/>
-                <w:i w:val="false"/>
-                <w:b w:val="true"/>
-                <w:u w:val="none"/>
-                <w:strike w:val="false"/>
-                <w:sz w:val="22"/>
-                <w:szCs w:val="22"/>
-                <w:color w:val="000000"/>
-              </w:rPr>
-              <w:t xml:space="preserve">m_a5 – HW_NONE</w:t>
-            </w:r>
-          </w:p>
-        </w:tc>
-        <w:tc>
-          <w:tcPr>
-            <w:tcBorders>
-              <w:bottom w:val="none" w:sz="0" w:space="0" w:color="000000"/>
-              <w:top w:val="none" w:sz="0" w:space="0" w:color="000000"/>
-              <w:left w:val="none" w:sz="0" w:space="0" w:color="000000"/>
-              <w:right w:val="none" w:sz="0" w:space="0" w:color="000000"/>
-            </w:tcBorders>
-            <w:shd w:val="clear" w:color="auto" w:fill="FFFFFF"/>
-            <w:tcMar>
-              <w:top w:w="0" w:type="dxa"/>
-              <w:bottom w:w="0" w:type="dxa"/>
-              <w:left w:w="0" w:type="dxa"/>
-              <w:right w:w="0" w:type="dxa"/>
-            </w:tcMar>
             <w:vAlign w:val="center"/>
           </w:tcPr>
           <w:p>
@@ -15223,116 +12187,6 @@
               <w:left w:w="0" w:type="dxa"/>
               <w:right w:w="0" w:type="dxa"/>
             </w:tcMar>
-            <w:vAlign w:val="top"/>
-          </w:tcPr>
-          <w:p>
-            <w:pPr>
-              <w:pStyle w:val="Normal"/>
-              <w:jc w:val="right"/>
-              <w:pBdr>
-                <w:bottom w:val="none" w:sz="0" w:space="0" w:color="000000"/>
-                <w:top w:val="none" w:sz="0" w:space="0" w:color="000000"/>
-                <w:left w:val="none" w:sz="0" w:space="0" w:color="000000"/>
-                <w:right w:val="none" w:sz="0" w:space="0" w:color="000000"/>
-              </w:pBdr>
-              <w:spacing w:after="100" w:before="100" w:line="240"/>
-              <w:ind w:left="100" w:right="100" w:firstLine="0" w:firstLineChars="0"/>
-              <w:rPr>
-                <w:rFonts w:ascii="Helvetica" w:hAnsi="Helvetica" w:eastAsia="Helvetica" w:cs="Helvetica"/>
-                <w:i w:val="false"/>
-                <w:b w:val="false"/>
-                <w:u w:val="none"/>
-                <w:strike w:val="false"/>
-                <w:sz w:val="22"/>
-                <w:szCs w:val="22"/>
-                <w:color w:val="000000"/>
-              </w:rPr>
-            </w:pPr>
-            <w:r>
-              <w:rPr>
-                <w:rFonts w:ascii="Helvetica" w:hAnsi="Helvetica" w:eastAsia="Helvetica" w:cs="Helvetica"/>
-                <w:i w:val="false"/>
-                <w:b w:val="false"/>
-                <w:u w:val="none"/>
-                <w:strike w:val="false"/>
-                <w:sz w:val="22"/>
-                <w:szCs w:val="22"/>
-                <w:color w:val="000000"/>
-              </w:rPr>
-              <w:t xml:space="preserve">26</w:t>
-            </w:r>
-          </w:p>
-        </w:tc>
-        <w:tc>
-          <w:tcPr>
-            <w:tcBorders>
-              <w:bottom w:val="none" w:sz="0" w:space="0" w:color="000000"/>
-              <w:top w:val="none" w:sz="0" w:space="0" w:color="000000"/>
-              <w:left w:val="none" w:sz="0" w:space="0" w:color="000000"/>
-              <w:right w:val="none" w:sz="0" w:space="0" w:color="000000"/>
-            </w:tcBorders>
-            <w:shd w:val="clear" w:color="auto" w:fill="FFFFFF"/>
-            <w:tcMar>
-              <w:top w:w="0" w:type="dxa"/>
-              <w:bottom w:w="0" w:type="dxa"/>
-              <w:left w:w="0" w:type="dxa"/>
-              <w:right w:w="0" w:type="dxa"/>
-            </w:tcMar>
-            <w:vAlign w:val="top"/>
-          </w:tcPr>
-          <w:p>
-            <w:pPr>
-              <w:pStyle w:val="Normal"/>
-              <w:jc w:val="left"/>
-              <w:pBdr>
-                <w:bottom w:val="none" w:sz="0" w:space="0" w:color="000000"/>
-                <w:top w:val="none" w:sz="0" w:space="0" w:color="000000"/>
-                <w:left w:val="none" w:sz="0" w:space="0" w:color="000000"/>
-                <w:right w:val="none" w:sz="0" w:space="0" w:color="000000"/>
-              </w:pBdr>
-              <w:spacing w:after="100" w:before="100" w:line="240"/>
-              <w:ind w:left="100" w:right="100" w:firstLine="0" w:firstLineChars="0"/>
-              <w:rPr>
-                <w:rFonts w:ascii="Helvetica" w:hAnsi="Helvetica" w:eastAsia="Helvetica" w:cs="Helvetica"/>
-                <w:i w:val="false"/>
-                <w:b w:val="true"/>
-                <w:u w:val="none"/>
-                <w:strike w:val="false"/>
-                <w:sz w:val="22"/>
-                <w:szCs w:val="22"/>
-                <w:color w:val="000000"/>
-              </w:rPr>
-            </w:pPr>
-            <w:r>
-              <w:rPr>
-                <w:rFonts w:ascii="Helvetica" w:hAnsi="Helvetica" w:eastAsia="Helvetica" w:cs="Helvetica"/>
-                <w:i w:val="false"/>
-                <w:b w:val="true"/>
-                <w:u w:val="none"/>
-                <w:strike w:val="false"/>
-                <w:sz w:val="22"/>
-                <w:szCs w:val="22"/>
-                <w:color w:val="000000"/>
-              </w:rPr>
-              <w:t xml:space="preserve">m_a5 – HW_SHAME</w:t>
-            </w:r>
-          </w:p>
-        </w:tc>
-        <w:tc>
-          <w:tcPr>
-            <w:tcBorders>
-              <w:bottom w:val="none" w:sz="0" w:space="0" w:color="000000"/>
-              <w:top w:val="none" w:sz="0" w:space="0" w:color="000000"/>
-              <w:left w:val="none" w:sz="0" w:space="0" w:color="000000"/>
-              <w:right w:val="none" w:sz="0" w:space="0" w:color="000000"/>
-            </w:tcBorders>
-            <w:shd w:val="clear" w:color="auto" w:fill="FFFFFF"/>
-            <w:tcMar>
-              <w:top w:w="0" w:type="dxa"/>
-              <w:bottom w:w="0" w:type="dxa"/>
-              <w:left w:w="0" w:type="dxa"/>
-              <w:right w:w="0" w:type="dxa"/>
-            </w:tcMar>
             <w:vAlign w:val="center"/>
           </w:tcPr>
           <w:p>
@@ -15767,116 +12621,6 @@
               <w:left w:w="0" w:type="dxa"/>
               <w:right w:w="0" w:type="dxa"/>
             </w:tcMar>
-            <w:vAlign w:val="top"/>
-          </w:tcPr>
-          <w:p>
-            <w:pPr>
-              <w:pStyle w:val="Normal"/>
-              <w:jc w:val="right"/>
-              <w:pBdr>
-                <w:bottom w:val="none" w:sz="0" w:space="0" w:color="000000"/>
-                <w:top w:val="none" w:sz="0" w:space="0" w:color="000000"/>
-                <w:left w:val="none" w:sz="0" w:space="0" w:color="000000"/>
-                <w:right w:val="none" w:sz="0" w:space="0" w:color="000000"/>
-              </w:pBdr>
-              <w:spacing w:after="100" w:before="100" w:line="240"/>
-              <w:ind w:left="100" w:right="100" w:firstLine="0" w:firstLineChars="0"/>
-              <w:rPr>
-                <w:rFonts w:ascii="Helvetica" w:hAnsi="Helvetica" w:eastAsia="Helvetica" w:cs="Helvetica"/>
-                <w:i w:val="false"/>
-                <w:b w:val="false"/>
-                <w:u w:val="none"/>
-                <w:strike w:val="false"/>
-                <w:sz w:val="22"/>
-                <w:szCs w:val="22"/>
-                <w:color w:val="000000"/>
-              </w:rPr>
-            </w:pPr>
-            <w:r>
-              <w:rPr>
-                <w:rFonts w:ascii="Helvetica" w:hAnsi="Helvetica" w:eastAsia="Helvetica" w:cs="Helvetica"/>
-                <w:i w:val="false"/>
-                <w:b w:val="false"/>
-                <w:u w:val="none"/>
-                <w:strike w:val="false"/>
-                <w:sz w:val="22"/>
-                <w:szCs w:val="22"/>
-                <w:color w:val="000000"/>
-              </w:rPr>
-              <w:t xml:space="preserve">27</w:t>
-            </w:r>
-          </w:p>
-        </w:tc>
-        <w:tc>
-          <w:tcPr>
-            <w:tcBorders>
-              <w:bottom w:val="none" w:sz="0" w:space="0" w:color="000000"/>
-              <w:top w:val="none" w:sz="0" w:space="0" w:color="000000"/>
-              <w:left w:val="none" w:sz="0" w:space="0" w:color="000000"/>
-              <w:right w:val="none" w:sz="0" w:space="0" w:color="000000"/>
-            </w:tcBorders>
-            <w:shd w:val="clear" w:color="auto" w:fill="FFFFFF"/>
-            <w:tcMar>
-              <w:top w:w="0" w:type="dxa"/>
-              <w:bottom w:w="0" w:type="dxa"/>
-              <w:left w:w="0" w:type="dxa"/>
-              <w:right w:w="0" w:type="dxa"/>
-            </w:tcMar>
-            <w:vAlign w:val="top"/>
-          </w:tcPr>
-          <w:p>
-            <w:pPr>
-              <w:pStyle w:val="Normal"/>
-              <w:jc w:val="left"/>
-              <w:pBdr>
-                <w:bottom w:val="none" w:sz="0" w:space="0" w:color="000000"/>
-                <w:top w:val="none" w:sz="0" w:space="0" w:color="000000"/>
-                <w:left w:val="none" w:sz="0" w:space="0" w:color="000000"/>
-                <w:right w:val="none" w:sz="0" w:space="0" w:color="000000"/>
-              </w:pBdr>
-              <w:spacing w:after="100" w:before="100" w:line="240"/>
-              <w:ind w:left="100" w:right="100" w:firstLine="0" w:firstLineChars="0"/>
-              <w:rPr>
-                <w:rFonts w:ascii="Helvetica" w:hAnsi="Helvetica" w:eastAsia="Helvetica" w:cs="Helvetica"/>
-                <w:i w:val="false"/>
-                <w:b w:val="true"/>
-                <w:u w:val="none"/>
-                <w:strike w:val="false"/>
-                <w:sz w:val="22"/>
-                <w:szCs w:val="22"/>
-                <w:color w:val="000000"/>
-              </w:rPr>
-            </w:pPr>
-            <w:r>
-              <w:rPr>
-                <w:rFonts w:ascii="Helvetica" w:hAnsi="Helvetica" w:eastAsia="Helvetica" w:cs="Helvetica"/>
-                <w:i w:val="false"/>
-                <w:b w:val="true"/>
-                <w:u w:val="none"/>
-                <w:strike w:val="false"/>
-                <w:sz w:val="22"/>
-                <w:szCs w:val="22"/>
-                <w:color w:val="000000"/>
-              </w:rPr>
-              <w:t xml:space="preserve">m_a8: Season (dry vs. rainy)</w:t>
-            </w:r>
-          </w:p>
-        </w:tc>
-        <w:tc>
-          <w:tcPr>
-            <w:tcBorders>
-              <w:bottom w:val="none" w:sz="0" w:space="0" w:color="000000"/>
-              <w:top w:val="none" w:sz="0" w:space="0" w:color="000000"/>
-              <w:left w:val="none" w:sz="0" w:space="0" w:color="000000"/>
-              <w:right w:val="none" w:sz="0" w:space="0" w:color="000000"/>
-            </w:tcBorders>
-            <w:shd w:val="clear" w:color="auto" w:fill="FFFFFF"/>
-            <w:tcMar>
-              <w:top w:w="0" w:type="dxa"/>
-              <w:bottom w:w="0" w:type="dxa"/>
-              <w:left w:w="0" w:type="dxa"/>
-              <w:right w:w="0" w:type="dxa"/>
-            </w:tcMar>
             <w:vAlign w:val="center"/>
           </w:tcPr>
           <w:p>
@@ -16299,116 +13043,6 @@
               <w:left w:w="0" w:type="dxa"/>
               <w:right w:w="0" w:type="dxa"/>
             </w:tcMar>
-            <w:vAlign w:val="top"/>
-          </w:tcPr>
-          <w:p>
-            <w:pPr>
-              <w:pStyle w:val="Normal"/>
-              <w:jc w:val="right"/>
-              <w:pBdr>
-                <w:bottom w:val="none" w:sz="0" w:space="0" w:color="000000"/>
-                <w:top w:val="none" w:sz="0" w:space="0" w:color="000000"/>
-                <w:left w:val="none" w:sz="0" w:space="0" w:color="000000"/>
-                <w:right w:val="none" w:sz="0" w:space="0" w:color="000000"/>
-              </w:pBdr>
-              <w:spacing w:after="100" w:before="100" w:line="240"/>
-              <w:ind w:left="100" w:right="100" w:firstLine="0" w:firstLineChars="0"/>
-              <w:rPr>
-                <w:rFonts w:ascii="Helvetica" w:hAnsi="Helvetica" w:eastAsia="Helvetica" w:cs="Helvetica"/>
-                <w:i w:val="false"/>
-                <w:b w:val="false"/>
-                <w:u w:val="none"/>
-                <w:strike w:val="false"/>
-                <w:sz w:val="22"/>
-                <w:szCs w:val="22"/>
-                <w:color w:val="000000"/>
-              </w:rPr>
-            </w:pPr>
-            <w:r>
-              <w:rPr>
-                <w:rFonts w:ascii="Helvetica" w:hAnsi="Helvetica" w:eastAsia="Helvetica" w:cs="Helvetica"/>
-                <w:i w:val="false"/>
-                <w:b w:val="false"/>
-                <w:u w:val="none"/>
-                <w:strike w:val="false"/>
-                <w:sz w:val="22"/>
-                <w:szCs w:val="22"/>
-                <w:color w:val="000000"/>
-              </w:rPr>
-              <w:t xml:space="preserve">28</w:t>
-            </w:r>
-          </w:p>
-        </w:tc>
-        <w:tc>
-          <w:tcPr>
-            <w:tcBorders>
-              <w:bottom w:val="none" w:sz="0" w:space="0" w:color="000000"/>
-              <w:top w:val="none" w:sz="0" w:space="0" w:color="000000"/>
-              <w:left w:val="none" w:sz="0" w:space="0" w:color="000000"/>
-              <w:right w:val="none" w:sz="0" w:space="0" w:color="000000"/>
-            </w:tcBorders>
-            <w:shd w:val="clear" w:color="auto" w:fill="FFFFFF"/>
-            <w:tcMar>
-              <w:top w:w="0" w:type="dxa"/>
-              <w:bottom w:w="0" w:type="dxa"/>
-              <w:left w:w="0" w:type="dxa"/>
-              <w:right w:w="0" w:type="dxa"/>
-            </w:tcMar>
-            <w:vAlign w:val="top"/>
-          </w:tcPr>
-          <w:p>
-            <w:pPr>
-              <w:pStyle w:val="Normal"/>
-              <w:jc w:val="left"/>
-              <w:pBdr>
-                <w:bottom w:val="none" w:sz="0" w:space="0" w:color="000000"/>
-                <w:top w:val="none" w:sz="0" w:space="0" w:color="000000"/>
-                <w:left w:val="none" w:sz="0" w:space="0" w:color="000000"/>
-                <w:right w:val="none" w:sz="0" w:space="0" w:color="000000"/>
-              </w:pBdr>
-              <w:spacing w:after="100" w:before="100" w:line="240"/>
-              <w:ind w:left="100" w:right="100" w:firstLine="0" w:firstLineChars="0"/>
-              <w:rPr>
-                <w:rFonts w:ascii="Helvetica" w:hAnsi="Helvetica" w:eastAsia="Helvetica" w:cs="Helvetica"/>
-                <w:i w:val="false"/>
-                <w:b w:val="true"/>
-                <w:u w:val="none"/>
-                <w:strike w:val="false"/>
-                <w:sz w:val="22"/>
-                <w:szCs w:val="22"/>
-                <w:color w:val="000000"/>
-              </w:rPr>
-            </w:pPr>
-            <w:r>
-              <w:rPr>
-                <w:rFonts w:ascii="Helvetica" w:hAnsi="Helvetica" w:eastAsia="Helvetica" w:cs="Helvetica"/>
-                <w:i w:val="false"/>
-                <w:b w:val="true"/>
-                <w:u w:val="none"/>
-                <w:strike w:val="false"/>
-                <w:sz w:val="22"/>
-                <w:szCs w:val="22"/>
-                <w:color w:val="000000"/>
-              </w:rPr>
-              <w:t xml:space="preserve">m_a5 – HW_HANDS</w:t>
-            </w:r>
-          </w:p>
-        </w:tc>
-        <w:tc>
-          <w:tcPr>
-            <w:tcBorders>
-              <w:bottom w:val="none" w:sz="0" w:space="0" w:color="000000"/>
-              <w:top w:val="none" w:sz="0" w:space="0" w:color="000000"/>
-              <w:left w:val="none" w:sz="0" w:space="0" w:color="000000"/>
-              <w:right w:val="none" w:sz="0" w:space="0" w:color="000000"/>
-            </w:tcBorders>
-            <w:shd w:val="clear" w:color="auto" w:fill="FFFFFF"/>
-            <w:tcMar>
-              <w:top w:w="0" w:type="dxa"/>
-              <w:bottom w:w="0" w:type="dxa"/>
-              <w:left w:w="0" w:type="dxa"/>
-              <w:right w:w="0" w:type="dxa"/>
-            </w:tcMar>
             <w:vAlign w:val="center"/>
           </w:tcPr>
           <w:p>
@@ -16816,116 +13450,6 @@
         <w:trPr>
           <w:trHeight w:val="360" w:hRule="auto"/>
         </w:trPr>
-        <w:tc>
-          <w:tcPr>
-            <w:tcBorders>
-              <w:bottom w:val="single" w:sz="12" w:space="0" w:color="666666"/>
-              <w:top w:val="none" w:sz="0" w:space="0" w:color="000000"/>
-              <w:left w:val="none" w:sz="0" w:space="0" w:color="000000"/>
-              <w:right w:val="none" w:sz="0" w:space="0" w:color="000000"/>
-            </w:tcBorders>
-            <w:shd w:val="clear" w:color="auto" w:fill="FFFFFF"/>
-            <w:tcMar>
-              <w:top w:w="0" w:type="dxa"/>
-              <w:bottom w:w="0" w:type="dxa"/>
-              <w:left w:w="0" w:type="dxa"/>
-              <w:right w:w="0" w:type="dxa"/>
-            </w:tcMar>
-            <w:vAlign w:val="top"/>
-          </w:tcPr>
-          <w:p>
-            <w:pPr>
-              <w:pStyle w:val="Normal"/>
-              <w:jc w:val="right"/>
-              <w:pBdr>
-                <w:bottom w:val="none" w:sz="0" w:space="0" w:color="000000"/>
-                <w:top w:val="none" w:sz="0" w:space="0" w:color="000000"/>
-                <w:left w:val="none" w:sz="0" w:space="0" w:color="000000"/>
-                <w:right w:val="none" w:sz="0" w:space="0" w:color="000000"/>
-              </w:pBdr>
-              <w:spacing w:after="100" w:before="100" w:line="240"/>
-              <w:ind w:left="100" w:right="100" w:firstLine="0" w:firstLineChars="0"/>
-              <w:rPr>
-                <w:rFonts w:ascii="Helvetica" w:hAnsi="Helvetica" w:eastAsia="Helvetica" w:cs="Helvetica"/>
-                <w:i w:val="false"/>
-                <w:b w:val="false"/>
-                <w:u w:val="none"/>
-                <w:strike w:val="false"/>
-                <w:sz w:val="22"/>
-                <w:szCs w:val="22"/>
-                <w:color w:val="000000"/>
-              </w:rPr>
-            </w:pPr>
-            <w:r>
-              <w:rPr>
-                <w:rFonts w:ascii="Helvetica" w:hAnsi="Helvetica" w:eastAsia="Helvetica" w:cs="Helvetica"/>
-                <w:i w:val="false"/>
-                <w:b w:val="false"/>
-                <w:u w:val="none"/>
-                <w:strike w:val="false"/>
-                <w:sz w:val="22"/>
-                <w:szCs w:val="22"/>
-                <w:color w:val="000000"/>
-              </w:rPr>
-              <w:t xml:space="preserve">29</w:t>
-            </w:r>
-          </w:p>
-        </w:tc>
-        <w:tc>
-          <w:tcPr>
-            <w:tcBorders>
-              <w:bottom w:val="single" w:sz="12" w:space="0" w:color="666666"/>
-              <w:top w:val="none" w:sz="0" w:space="0" w:color="000000"/>
-              <w:left w:val="none" w:sz="0" w:space="0" w:color="000000"/>
-              <w:right w:val="none" w:sz="0" w:space="0" w:color="000000"/>
-            </w:tcBorders>
-            <w:shd w:val="clear" w:color="auto" w:fill="FFFFFF"/>
-            <w:tcMar>
-              <w:top w:w="0" w:type="dxa"/>
-              <w:bottom w:w="0" w:type="dxa"/>
-              <w:left w:w="0" w:type="dxa"/>
-              <w:right w:w="0" w:type="dxa"/>
-            </w:tcMar>
-            <w:vAlign w:val="top"/>
-          </w:tcPr>
-          <w:p>
-            <w:pPr>
-              <w:pStyle w:val="Normal"/>
-              <w:jc w:val="left"/>
-              <w:pBdr>
-                <w:bottom w:val="none" w:sz="0" w:space="0" w:color="000000"/>
-                <w:top w:val="none" w:sz="0" w:space="0" w:color="000000"/>
-                <w:left w:val="none" w:sz="0" w:space="0" w:color="000000"/>
-                <w:right w:val="none" w:sz="0" w:space="0" w:color="000000"/>
-              </w:pBdr>
-              <w:spacing w:after="100" w:before="100" w:line="240"/>
-              <w:ind w:left="100" w:right="100" w:firstLine="0" w:firstLineChars="0"/>
-              <w:rPr>
-                <w:rFonts w:ascii="Helvetica" w:hAnsi="Helvetica" w:eastAsia="Helvetica" w:cs="Helvetica"/>
-                <w:i w:val="false"/>
-                <w:b w:val="true"/>
-                <w:u w:val="none"/>
-                <w:strike w:val="false"/>
-                <w:sz w:val="22"/>
-                <w:szCs w:val="22"/>
-                <w:color w:val="000000"/>
-              </w:rPr>
-            </w:pPr>
-            <w:r>
-              <w:rPr>
-                <w:rFonts w:ascii="Helvetica" w:hAnsi="Helvetica" w:eastAsia="Helvetica" w:cs="Helvetica"/>
-                <w:i w:val="false"/>
-                <w:b w:val="true"/>
-                <w:u w:val="none"/>
-                <w:strike w:val="false"/>
-                <w:sz w:val="22"/>
-                <w:szCs w:val="22"/>
-                <w:color w:val="000000"/>
-              </w:rPr>
-              <w:t xml:space="preserve">m_a18: Neighborhood (WS/WI)</w:t>
-            </w:r>
-          </w:p>
-        </w:tc>
         <w:tc>
           <w:tcPr>
             <w:tcBorders>
@@ -17408,116 +13932,6 @@
           <w:p>
             <w:pPr>
               <w:pStyle w:val="Normal"/>
-              <w:jc w:val="right"/>
-              <w:pBdr>
-                <w:bottom w:val="none" w:sz="0" w:space="0" w:color="000000"/>
-                <w:top w:val="none" w:sz="0" w:space="0" w:color="000000"/>
-                <w:left w:val="none" w:sz="0" w:space="0" w:color="000000"/>
-                <w:right w:val="none" w:sz="0" w:space="0" w:color="000000"/>
-              </w:pBdr>
-              <w:spacing w:after="100" w:before="100" w:line="240"/>
-              <w:ind w:left="100" w:right="100" w:firstLine="0" w:firstLineChars="0"/>
-              <w:rPr>
-                <w:rFonts w:ascii="Helvetica" w:hAnsi="Helvetica" w:eastAsia="Helvetica" w:cs="Helvetica"/>
-                <w:i w:val="false"/>
-                <w:b w:val="false"/>
-                <w:u w:val="none"/>
-                <w:strike w:val="false"/>
-                <w:sz w:val="22"/>
-                <w:szCs w:val="22"/>
-                <w:color w:val="FFFFFF"/>
-              </w:rPr>
-            </w:pPr>
-            <w:r>
-              <w:rPr>
-                <w:rFonts w:ascii="Helvetica" w:hAnsi="Helvetica" w:eastAsia="Helvetica" w:cs="Helvetica"/>
-                <w:i w:val="false"/>
-                <w:b w:val="false"/>
-                <w:u w:val="none"/>
-                <w:strike w:val="false"/>
-                <w:sz w:val="22"/>
-                <w:szCs w:val="22"/>
-                <w:color w:val="FFFFFF"/>
-              </w:rPr>
-              <w:t xml:space="preserve">#</w:t>
-            </w:r>
-          </w:p>
-        </w:tc>
-        <w:tc>
-          <w:tcPr>
-            <w:tcBorders>
-              <w:bottom w:val="single" w:sz="12" w:space="0" w:color="666666"/>
-              <w:top w:val="single" w:sz="12" w:space="0" w:color="666666"/>
-              <w:left w:val="none" w:sz="0" w:space="0" w:color="000000"/>
-              <w:right w:val="none" w:sz="0" w:space="0" w:color="000000"/>
-            </w:tcBorders>
-            <w:shd w:val="clear" w:color="auto" w:fill="2C3E50"/>
-            <w:tcMar>
-              <w:top w:w="0" w:type="dxa"/>
-              <w:bottom w:w="0" w:type="dxa"/>
-              <w:left w:w="0" w:type="dxa"/>
-              <w:right w:w="0" w:type="dxa"/>
-            </w:tcMar>
-            <w:vAlign w:val="center"/>
-          </w:tcPr>
-          <w:p>
-            <w:pPr>
-              <w:pStyle w:val="Normal"/>
-              <w:jc w:val="left"/>
-              <w:pBdr>
-                <w:bottom w:val="none" w:sz="0" w:space="0" w:color="000000"/>
-                <w:top w:val="none" w:sz="0" w:space="0" w:color="000000"/>
-                <w:left w:val="none" w:sz="0" w:space="0" w:color="000000"/>
-                <w:right w:val="none" w:sz="0" w:space="0" w:color="000000"/>
-              </w:pBdr>
-              <w:spacing w:after="100" w:before="100" w:line="240"/>
-              <w:ind w:left="100" w:right="100" w:firstLine="0" w:firstLineChars="0"/>
-              <w:rPr>
-                <w:rFonts w:ascii="Helvetica" w:hAnsi="Helvetica" w:eastAsia="Helvetica" w:cs="Helvetica"/>
-                <w:i w:val="false"/>
-                <w:b w:val="false"/>
-                <w:u w:val="none"/>
-                <w:strike w:val="false"/>
-                <w:sz w:val="22"/>
-                <w:szCs w:val="22"/>
-                <w:color w:val="FFFFFF"/>
-              </w:rPr>
-            </w:pPr>
-            <w:r>
-              <w:rPr>
-                <w:rFonts w:ascii="Helvetica" w:hAnsi="Helvetica" w:eastAsia="Helvetica" w:cs="Helvetica"/>
-                <w:i w:val="false"/>
-                <w:b w:val="false"/>
-                <w:u w:val="none"/>
-                <w:strike w:val="false"/>
-                <w:sz w:val="22"/>
-                <w:szCs w:val="22"/>
-                <w:color w:val="FFFFFF"/>
-              </w:rPr>
-              <w:t xml:space="preserve">Model</w:t>
-            </w:r>
-          </w:p>
-        </w:tc>
-        <w:tc>
-          <w:tcPr>
-            <w:tcBorders>
-              <w:bottom w:val="single" w:sz="12" w:space="0" w:color="666666"/>
-              <w:top w:val="single" w:sz="12" w:space="0" w:color="666666"/>
-              <w:left w:val="none" w:sz="0" w:space="0" w:color="000000"/>
-              <w:right w:val="none" w:sz="0" w:space="0" w:color="000000"/>
-            </w:tcBorders>
-            <w:shd w:val="clear" w:color="auto" w:fill="2C3E50"/>
-            <w:tcMar>
-              <w:top w:w="0" w:type="dxa"/>
-              <w:bottom w:w="0" w:type="dxa"/>
-              <w:left w:w="0" w:type="dxa"/>
-              <w:right w:w="0" w:type="dxa"/>
-            </w:tcMar>
-            <w:vAlign w:val="center"/>
-          </w:tcPr>
-          <w:p>
-            <w:pPr>
-              <w:pStyle w:val="Normal"/>
               <w:jc w:val="left"/>
               <w:pBdr>
                 <w:bottom w:val="none" w:sz="0" w:space="0" w:color="000000"/>
@@ -17958,62 +14372,7 @@
               <w:left w:w="0" w:type="dxa"/>
               <w:right w:w="0" w:type="dxa"/>
             </w:tcMar>
-            <w:vAlign w:val="top"/>
-          </w:tcPr>
-          <w:p>
-            <w:pPr>
-              <w:pStyle w:val="Normal"/>
-              <w:jc w:val="right"/>
-              <w:pBdr>
-                <w:bottom w:val="none" w:sz="0" w:space="0" w:color="000000"/>
-                <w:top w:val="none" w:sz="0" w:space="0" w:color="000000"/>
-                <w:left w:val="none" w:sz="0" w:space="0" w:color="000000"/>
-                <w:right w:val="none" w:sz="0" w:space="0" w:color="000000"/>
-              </w:pBdr>
-              <w:spacing w:after="100" w:before="100" w:line="240"/>
-              <w:ind w:left="100" w:right="100" w:firstLine="0" w:firstLineChars="0"/>
-              <w:rPr>
-                <w:rFonts w:ascii="Helvetica" w:hAnsi="Helvetica" w:eastAsia="Helvetica" w:cs="Helvetica"/>
-                <w:i w:val="false"/>
-                <w:b w:val="false"/>
-                <w:u w:val="none"/>
-                <w:strike w:val="false"/>
-                <w:sz w:val="22"/>
-                <w:szCs w:val="22"/>
-                <w:color w:val="000000"/>
-              </w:rPr>
-            </w:pPr>
-            <w:r>
-              <w:rPr>
-                <w:rFonts w:ascii="Helvetica" w:hAnsi="Helvetica" w:eastAsia="Helvetica" w:cs="Helvetica"/>
-                <w:i w:val="false"/>
-                <w:b w:val="false"/>
-                <w:u w:val="none"/>
-                <w:strike w:val="false"/>
-                <w:sz w:val="22"/>
-                <w:szCs w:val="22"/>
-                <w:color w:val="000000"/>
-              </w:rPr>
-              <w:t xml:space="preserve">1</w:t>
-            </w:r>
-          </w:p>
-        </w:tc>
-        <w:tc>
-          <w:tcPr>
-            <w:tcBorders>
-              <w:bottom w:val="none" w:sz="0" w:space="0" w:color="000000"/>
-              <w:top w:val="single" w:sz="12" w:space="0" w:color="666666"/>
-              <w:left w:val="none" w:sz="0" w:space="0" w:color="000000"/>
-              <w:right w:val="none" w:sz="0" w:space="0" w:color="000000"/>
-            </w:tcBorders>
-            <w:shd w:val="clear" w:color="auto" w:fill="FFFFFF"/>
-            <w:tcMar>
-              <w:top w:w="0" w:type="dxa"/>
-              <w:bottom w:w="0" w:type="dxa"/>
-              <w:left w:w="0" w:type="dxa"/>
-              <w:right w:w="0" w:type="dxa"/>
-            </w:tcMar>
-            <w:vAlign w:val="top"/>
+            <w:vAlign w:val="center"/>
           </w:tcPr>
           <w:p>
             <w:pPr>
@@ -18030,81 +14389,26 @@
               <w:rPr>
                 <w:rFonts w:ascii="Helvetica" w:hAnsi="Helvetica" w:eastAsia="Helvetica" w:cs="Helvetica"/>
                 <w:i w:val="false"/>
-                <w:b w:val="true"/>
-                <w:u w:val="none"/>
-                <w:strike w:val="false"/>
-                <w:sz w:val="22"/>
-                <w:szCs w:val="22"/>
-                <w:color w:val="000000"/>
-              </w:rPr>
-            </w:pPr>
-            <w:r>
-              <w:rPr>
-                <w:rFonts w:ascii="Helvetica" w:hAnsi="Helvetica" w:eastAsia="Helvetica" w:cs="Helvetica"/>
-                <w:i w:val="false"/>
-                <w:b w:val="true"/>
-                <w:u w:val="none"/>
-                <w:strike w:val="false"/>
-                <w:sz w:val="22"/>
-                <w:szCs w:val="22"/>
-                <w:color w:val="000000"/>
-              </w:rPr>
-              <w:t xml:space="preserve">m_b24: Bimonthly water cost</w:t>
-            </w:r>
-          </w:p>
-        </w:tc>
-        <w:tc>
-          <w:tcPr>
-            <w:tcBorders>
-              <w:bottom w:val="none" w:sz="0" w:space="0" w:color="000000"/>
-              <w:top w:val="single" w:sz="12" w:space="0" w:color="666666"/>
-              <w:left w:val="none" w:sz="0" w:space="0" w:color="000000"/>
-              <w:right w:val="none" w:sz="0" w:space="0" w:color="000000"/>
-            </w:tcBorders>
-            <w:shd w:val="clear" w:color="auto" w:fill="FFFFFF"/>
-            <w:tcMar>
-              <w:top w:w="0" w:type="dxa"/>
-              <w:bottom w:w="0" w:type="dxa"/>
-              <w:left w:w="0" w:type="dxa"/>
-              <w:right w:w="0" w:type="dxa"/>
-            </w:tcMar>
-            <w:vAlign w:val="center"/>
-          </w:tcPr>
-          <w:p>
-            <w:pPr>
-              <w:pStyle w:val="Normal"/>
-              <w:jc w:val="left"/>
-              <w:pBdr>
-                <w:bottom w:val="none" w:sz="0" w:space="0" w:color="000000"/>
-                <w:top w:val="none" w:sz="0" w:space="0" w:color="000000"/>
-                <w:left w:val="none" w:sz="0" w:space="0" w:color="000000"/>
-                <w:right w:val="none" w:sz="0" w:space="0" w:color="000000"/>
-              </w:pBdr>
-              <w:spacing w:after="100" w:before="100" w:line="240"/>
-              <w:ind w:left="100" w:right="100" w:firstLine="0" w:firstLineChars="0"/>
-              <w:rPr>
-                <w:rFonts w:ascii="Helvetica" w:hAnsi="Helvetica" w:eastAsia="Helvetica" w:cs="Helvetica"/>
-                <w:i w:val="false"/>
-                <w:b w:val="false"/>
-                <w:u w:val="none"/>
-                <w:strike w:val="false"/>
-                <w:sz w:val="22"/>
-                <w:szCs w:val="22"/>
-                <w:color w:val="000000"/>
-              </w:rPr>
-            </w:pPr>
-            <w:r>
-              <w:rPr>
-                <w:rFonts w:ascii="Helvetica" w:hAnsi="Helvetica" w:eastAsia="Helvetica" w:cs="Helvetica"/>
-                <w:i w:val="false"/>
-                <w:b w:val="false"/>
-                <w:u w:val="none"/>
-                <w:strike w:val="false"/>
-                <w:sz w:val="22"/>
-                <w:szCs w:val="22"/>
-                <w:color w:val="000000"/>
-              </w:rPr>
-              <w:t xml:space="preserve">W_Cost_2mnths</w:t>
+                <w:b w:val="false"/>
+                <w:u w:val="none"/>
+                <w:strike w:val="false"/>
+                <w:sz w:val="22"/>
+                <w:szCs w:val="22"/>
+                <w:color w:val="000000"/>
+              </w:rPr>
+            </w:pPr>
+            <w:r>
+              <w:rPr>
+                <w:rFonts w:ascii="Helvetica" w:hAnsi="Helvetica" w:eastAsia="Helvetica" w:cs="Helvetica"/>
+                <w:i w:val="false"/>
+                <w:b w:val="false"/>
+                <w:u w:val="none"/>
+                <w:strike w:val="false"/>
+                <w:sz w:val="22"/>
+                <w:szCs w:val="22"/>
+                <w:color w:val="000000"/>
+              </w:rPr>
+              <w:t xml:space="preserve">Bimonthly water cost (pesos)</w:t>
             </w:r>
           </w:p>
         </w:tc>
@@ -18513,62 +14817,7 @@
               <w:left w:w="0" w:type="dxa"/>
               <w:right w:w="0" w:type="dxa"/>
             </w:tcMar>
-            <w:vAlign w:val="top"/>
-          </w:tcPr>
-          <w:p>
-            <w:pPr>
-              <w:pStyle w:val="Normal"/>
-              <w:jc w:val="right"/>
-              <w:pBdr>
-                <w:bottom w:val="none" w:sz="0" w:space="0" w:color="000000"/>
-                <w:top w:val="none" w:sz="0" w:space="0" w:color="000000"/>
-                <w:left w:val="none" w:sz="0" w:space="0" w:color="000000"/>
-                <w:right w:val="none" w:sz="0" w:space="0" w:color="000000"/>
-              </w:pBdr>
-              <w:spacing w:after="100" w:before="100" w:line="240"/>
-              <w:ind w:left="100" w:right="100" w:firstLine="0" w:firstLineChars="0"/>
-              <w:rPr>
-                <w:rFonts w:ascii="Helvetica" w:hAnsi="Helvetica" w:eastAsia="Helvetica" w:cs="Helvetica"/>
-                <w:i w:val="false"/>
-                <w:b w:val="false"/>
-                <w:u w:val="none"/>
-                <w:strike w:val="false"/>
-                <w:sz w:val="22"/>
-                <w:szCs w:val="22"/>
-                <w:color w:val="000000"/>
-              </w:rPr>
-            </w:pPr>
-            <w:r>
-              <w:rPr>
-                <w:rFonts w:ascii="Helvetica" w:hAnsi="Helvetica" w:eastAsia="Helvetica" w:cs="Helvetica"/>
-                <w:i w:val="false"/>
-                <w:b w:val="false"/>
-                <w:u w:val="none"/>
-                <w:strike w:val="false"/>
-                <w:sz w:val="22"/>
-                <w:szCs w:val="22"/>
-                <w:color w:val="000000"/>
-              </w:rPr>
-              <w:t xml:space="preserve">2</w:t>
-            </w:r>
-          </w:p>
-        </w:tc>
-        <w:tc>
-          <w:tcPr>
-            <w:tcBorders>
-              <w:bottom w:val="none" w:sz="0" w:space="0" w:color="000000"/>
-              <w:top w:val="none" w:sz="0" w:space="0" w:color="000000"/>
-              <w:left w:val="none" w:sz="0" w:space="0" w:color="000000"/>
-              <w:right w:val="none" w:sz="0" w:space="0" w:color="000000"/>
-            </w:tcBorders>
-            <w:shd w:val="clear" w:color="auto" w:fill="FFFFFF"/>
-            <w:tcMar>
-              <w:top w:w="0" w:type="dxa"/>
-              <w:bottom w:w="0" w:type="dxa"/>
-              <w:left w:w="0" w:type="dxa"/>
-              <w:right w:w="0" w:type="dxa"/>
-            </w:tcMar>
-            <w:vAlign w:val="top"/>
+            <w:vAlign w:val="center"/>
           </w:tcPr>
           <w:p>
             <w:pPr>
@@ -18585,81 +14834,26 @@
               <w:rPr>
                 <w:rFonts w:ascii="Helvetica" w:hAnsi="Helvetica" w:eastAsia="Helvetica" w:cs="Helvetica"/>
                 <w:i w:val="false"/>
-                <w:b w:val="true"/>
-                <w:u w:val="none"/>
-                <w:strike w:val="false"/>
-                <w:sz w:val="22"/>
-                <w:szCs w:val="22"/>
-                <w:color w:val="000000"/>
-              </w:rPr>
-            </w:pPr>
-            <w:r>
-              <w:rPr>
-                <w:rFonts w:ascii="Helvetica" w:hAnsi="Helvetica" w:eastAsia="Helvetica" w:cs="Helvetica"/>
-                <w:i w:val="false"/>
-                <w:b w:val="true"/>
-                <w:u w:val="none"/>
-                <w:strike w:val="false"/>
-                <w:sz w:val="22"/>
-                <w:szCs w:val="22"/>
-                <w:color w:val="000000"/>
-              </w:rPr>
-              <w:t xml:space="preserve">m_b23: Water bill waived</w:t>
-            </w:r>
-          </w:p>
-        </w:tc>
-        <w:tc>
-          <w:tcPr>
-            <w:tcBorders>
-              <w:bottom w:val="none" w:sz="0" w:space="0" w:color="000000"/>
-              <w:top w:val="none" w:sz="0" w:space="0" w:color="000000"/>
-              <w:left w:val="none" w:sz="0" w:space="0" w:color="000000"/>
-              <w:right w:val="none" w:sz="0" w:space="0" w:color="000000"/>
-            </w:tcBorders>
-            <w:shd w:val="clear" w:color="auto" w:fill="FFFFFF"/>
-            <w:tcMar>
-              <w:top w:w="0" w:type="dxa"/>
-              <w:bottom w:w="0" w:type="dxa"/>
-              <w:left w:w="0" w:type="dxa"/>
-              <w:right w:w="0" w:type="dxa"/>
-            </w:tcMar>
-            <w:vAlign w:val="center"/>
-          </w:tcPr>
-          <w:p>
-            <w:pPr>
-              <w:pStyle w:val="Normal"/>
-              <w:jc w:val="left"/>
-              <w:pBdr>
-                <w:bottom w:val="none" w:sz="0" w:space="0" w:color="000000"/>
-                <w:top w:val="none" w:sz="0" w:space="0" w:color="000000"/>
-                <w:left w:val="none" w:sz="0" w:space="0" w:color="000000"/>
-                <w:right w:val="none" w:sz="0" w:space="0" w:color="000000"/>
-              </w:pBdr>
-              <w:spacing w:after="100" w:before="100" w:line="240"/>
-              <w:ind w:left="100" w:right="100" w:firstLine="0" w:firstLineChars="0"/>
-              <w:rPr>
-                <w:rFonts w:ascii="Helvetica" w:hAnsi="Helvetica" w:eastAsia="Helvetica" w:cs="Helvetica"/>
-                <w:i w:val="false"/>
-                <w:b w:val="false"/>
-                <w:u w:val="none"/>
-                <w:strike w:val="false"/>
-                <w:sz w:val="22"/>
-                <w:szCs w:val="22"/>
-                <w:color w:val="000000"/>
-              </w:rPr>
-            </w:pPr>
-            <w:r>
-              <w:rPr>
-                <w:rFonts w:ascii="Helvetica" w:hAnsi="Helvetica" w:eastAsia="Helvetica" w:cs="Helvetica"/>
-                <w:i w:val="false"/>
-                <w:b w:val="false"/>
-                <w:u w:val="none"/>
-                <w:strike w:val="false"/>
-                <w:sz w:val="22"/>
-                <w:szCs w:val="22"/>
-                <w:color w:val="000000"/>
-              </w:rPr>
-              <w:t xml:space="preserve">W_Bill_waivedYes</w:t>
+                <w:b w:val="false"/>
+                <w:u w:val="none"/>
+                <w:strike w:val="false"/>
+                <w:sz w:val="22"/>
+                <w:szCs w:val="22"/>
+                <w:color w:val="000000"/>
+              </w:rPr>
+            </w:pPr>
+            <w:r>
+              <w:rPr>
+                <w:rFonts w:ascii="Helvetica" w:hAnsi="Helvetica" w:eastAsia="Helvetica" w:cs="Helvetica"/>
+                <w:i w:val="false"/>
+                <w:b w:val="false"/>
+                <w:u w:val="none"/>
+                <w:strike w:val="false"/>
+                <w:sz w:val="22"/>
+                <w:szCs w:val="22"/>
+                <w:color w:val="000000"/>
+              </w:rPr>
+              <w:t xml:space="preserve">Water bill waived</w:t>
             </w:r>
           </w:p>
         </w:tc>
@@ -19068,116 +15262,6 @@
               <w:left w:w="0" w:type="dxa"/>
               <w:right w:w="0" w:type="dxa"/>
             </w:tcMar>
-            <w:vAlign w:val="top"/>
-          </w:tcPr>
-          <w:p>
-            <w:pPr>
-              <w:pStyle w:val="Normal"/>
-              <w:jc w:val="right"/>
-              <w:pBdr>
-                <w:bottom w:val="none" w:sz="0" w:space="0" w:color="000000"/>
-                <w:top w:val="none" w:sz="0" w:space="0" w:color="000000"/>
-                <w:left w:val="none" w:sz="0" w:space="0" w:color="000000"/>
-                <w:right w:val="none" w:sz="0" w:space="0" w:color="000000"/>
-              </w:pBdr>
-              <w:spacing w:after="100" w:before="100" w:line="240"/>
-              <w:ind w:left="100" w:right="100" w:firstLine="0" w:firstLineChars="0"/>
-              <w:rPr>
-                <w:rFonts w:ascii="Helvetica" w:hAnsi="Helvetica" w:eastAsia="Helvetica" w:cs="Helvetica"/>
-                <w:i w:val="false"/>
-                <w:b w:val="false"/>
-                <w:u w:val="none"/>
-                <w:strike w:val="false"/>
-                <w:sz w:val="22"/>
-                <w:szCs w:val="22"/>
-                <w:color w:val="000000"/>
-              </w:rPr>
-            </w:pPr>
-            <w:r>
-              <w:rPr>
-                <w:rFonts w:ascii="Helvetica" w:hAnsi="Helvetica" w:eastAsia="Helvetica" w:cs="Helvetica"/>
-                <w:i w:val="false"/>
-                <w:b w:val="false"/>
-                <w:u w:val="none"/>
-                <w:strike w:val="false"/>
-                <w:sz w:val="22"/>
-                <w:szCs w:val="22"/>
-                <w:color w:val="000000"/>
-              </w:rPr>
-              <w:t xml:space="preserve">3</w:t>
-            </w:r>
-          </w:p>
-        </w:tc>
-        <w:tc>
-          <w:tcPr>
-            <w:tcBorders>
-              <w:bottom w:val="none" w:sz="0" w:space="0" w:color="000000"/>
-              <w:top w:val="none" w:sz="0" w:space="0" w:color="000000"/>
-              <w:left w:val="none" w:sz="0" w:space="0" w:color="000000"/>
-              <w:right w:val="none" w:sz="0" w:space="0" w:color="000000"/>
-            </w:tcBorders>
-            <w:shd w:val="clear" w:color="auto" w:fill="FFFFFF"/>
-            <w:tcMar>
-              <w:top w:w="0" w:type="dxa"/>
-              <w:bottom w:w="0" w:type="dxa"/>
-              <w:left w:w="0" w:type="dxa"/>
-              <w:right w:w="0" w:type="dxa"/>
-            </w:tcMar>
-            <w:vAlign w:val="top"/>
-          </w:tcPr>
-          <w:p>
-            <w:pPr>
-              <w:pStyle w:val="Normal"/>
-              <w:jc w:val="left"/>
-              <w:pBdr>
-                <w:bottom w:val="none" w:sz="0" w:space="0" w:color="000000"/>
-                <w:top w:val="none" w:sz="0" w:space="0" w:color="000000"/>
-                <w:left w:val="none" w:sz="0" w:space="0" w:color="000000"/>
-                <w:right w:val="none" w:sz="0" w:space="0" w:color="000000"/>
-              </w:pBdr>
-              <w:spacing w:after="100" w:before="100" w:line="240"/>
-              <w:ind w:left="100" w:right="100" w:firstLine="0" w:firstLineChars="0"/>
-              <w:rPr>
-                <w:rFonts w:ascii="Helvetica" w:hAnsi="Helvetica" w:eastAsia="Helvetica" w:cs="Helvetica"/>
-                <w:i w:val="false"/>
-                <w:b w:val="true"/>
-                <w:u w:val="none"/>
-                <w:strike w:val="false"/>
-                <w:sz w:val="22"/>
-                <w:szCs w:val="22"/>
-                <w:color w:val="000000"/>
-              </w:rPr>
-            </w:pPr>
-            <w:r>
-              <w:rPr>
-                <w:rFonts w:ascii="Helvetica" w:hAnsi="Helvetica" w:eastAsia="Helvetica" w:cs="Helvetica"/>
-                <w:i w:val="false"/>
-                <w:b w:val="true"/>
-                <w:u w:val="none"/>
-                <w:strike w:val="false"/>
-                <w:sz w:val="22"/>
-                <w:szCs w:val="22"/>
-                <w:color w:val="000000"/>
-              </w:rPr>
-              <w:t xml:space="preserve">m_b12: Water worry subscale</w:t>
-            </w:r>
-          </w:p>
-        </w:tc>
-        <w:tc>
-          <w:tcPr>
-            <w:tcBorders>
-              <w:bottom w:val="none" w:sz="0" w:space="0" w:color="000000"/>
-              <w:top w:val="none" w:sz="0" w:space="0" w:color="000000"/>
-              <w:left w:val="none" w:sz="0" w:space="0" w:color="000000"/>
-              <w:right w:val="none" w:sz="0" w:space="0" w:color="000000"/>
-            </w:tcBorders>
-            <w:shd w:val="clear" w:color="auto" w:fill="FFFFFF"/>
-            <w:tcMar>
-              <w:top w:w="0" w:type="dxa"/>
-              <w:bottom w:w="0" w:type="dxa"/>
-              <w:left w:w="0" w:type="dxa"/>
-              <w:right w:w="0" w:type="dxa"/>
-            </w:tcMar>
             <w:vAlign w:val="center"/>
           </w:tcPr>
           <w:p>
@@ -19624,62 +15708,7 @@
               <w:left w:w="0" w:type="dxa"/>
               <w:right w:w="0" w:type="dxa"/>
             </w:tcMar>
-            <w:vAlign w:val="top"/>
-          </w:tcPr>
-          <w:p>
-            <w:pPr>
-              <w:pStyle w:val="Normal"/>
-              <w:jc w:val="right"/>
-              <w:pBdr>
-                <w:bottom w:val="none" w:sz="0" w:space="0" w:color="000000"/>
-                <w:top w:val="none" w:sz="0" w:space="0" w:color="000000"/>
-                <w:left w:val="none" w:sz="0" w:space="0" w:color="000000"/>
-                <w:right w:val="none" w:sz="0" w:space="0" w:color="000000"/>
-              </w:pBdr>
-              <w:spacing w:after="100" w:before="100" w:line="240"/>
-              <w:ind w:left="100" w:right="100" w:firstLine="0" w:firstLineChars="0"/>
-              <w:rPr>
-                <w:rFonts w:ascii="Helvetica" w:hAnsi="Helvetica" w:eastAsia="Helvetica" w:cs="Helvetica"/>
-                <w:i w:val="false"/>
-                <w:b w:val="false"/>
-                <w:u w:val="none"/>
-                <w:strike w:val="false"/>
-                <w:sz w:val="22"/>
-                <w:szCs w:val="22"/>
-                <w:color w:val="000000"/>
-              </w:rPr>
-            </w:pPr>
-            <w:r>
-              <w:rPr>
-                <w:rFonts w:ascii="Helvetica" w:hAnsi="Helvetica" w:eastAsia="Helvetica" w:cs="Helvetica"/>
-                <w:i w:val="false"/>
-                <w:b w:val="false"/>
-                <w:u w:val="none"/>
-                <w:strike w:val="false"/>
-                <w:sz w:val="22"/>
-                <w:szCs w:val="22"/>
-                <w:color w:val="000000"/>
-              </w:rPr>
-              <w:t xml:space="preserve">4</w:t>
-            </w:r>
-          </w:p>
-        </w:tc>
-        <w:tc>
-          <w:tcPr>
-            <w:tcBorders>
-              <w:bottom w:val="none" w:sz="0" w:space="0" w:color="000000"/>
-              <w:top w:val="none" w:sz="0" w:space="0" w:color="000000"/>
-              <w:left w:val="none" w:sz="0" w:space="0" w:color="000000"/>
-              <w:right w:val="none" w:sz="0" w:space="0" w:color="000000"/>
-            </w:tcBorders>
-            <w:shd w:val="clear" w:color="auto" w:fill="FFFFFF"/>
-            <w:tcMar>
-              <w:top w:w="0" w:type="dxa"/>
-              <w:bottom w:w="0" w:type="dxa"/>
-              <w:left w:w="0" w:type="dxa"/>
-              <w:right w:w="0" w:type="dxa"/>
-            </w:tcMar>
-            <w:vAlign w:val="top"/>
+            <w:vAlign w:val="center"/>
           </w:tcPr>
           <w:p>
             <w:pPr>
@@ -19696,81 +15725,26 @@
               <w:rPr>
                 <w:rFonts w:ascii="Helvetica" w:hAnsi="Helvetica" w:eastAsia="Helvetica" w:cs="Helvetica"/>
                 <w:i w:val="false"/>
-                <w:b w:val="true"/>
-                <w:u w:val="none"/>
-                <w:strike w:val="false"/>
-                <w:sz w:val="22"/>
-                <w:szCs w:val="22"/>
-                <w:color w:val="000000"/>
-              </w:rPr>
-            </w:pPr>
-            <w:r>
-              <w:rPr>
-                <w:rFonts w:ascii="Helvetica" w:hAnsi="Helvetica" w:eastAsia="Helvetica" w:cs="Helvetica"/>
-                <w:i w:val="false"/>
-                <w:b w:val="true"/>
-                <w:u w:val="none"/>
-                <w:strike w:val="false"/>
-                <w:sz w:val="22"/>
-                <w:szCs w:val="22"/>
-                <w:color w:val="000000"/>
-              </w:rPr>
-              <w:t xml:space="preserve">m_b19: Tap water trust</w:t>
-            </w:r>
-          </w:p>
-        </w:tc>
-        <w:tc>
-          <w:tcPr>
-            <w:tcBorders>
-              <w:bottom w:val="none" w:sz="0" w:space="0" w:color="000000"/>
-              <w:top w:val="none" w:sz="0" w:space="0" w:color="000000"/>
-              <w:left w:val="none" w:sz="0" w:space="0" w:color="000000"/>
-              <w:right w:val="none" w:sz="0" w:space="0" w:color="000000"/>
-            </w:tcBorders>
-            <w:shd w:val="clear" w:color="auto" w:fill="FFFFFF"/>
-            <w:tcMar>
-              <w:top w:w="0" w:type="dxa"/>
-              <w:bottom w:w="0" w:type="dxa"/>
-              <w:left w:w="0" w:type="dxa"/>
-              <w:right w:w="0" w:type="dxa"/>
-            </w:tcMar>
-            <w:vAlign w:val="center"/>
-          </w:tcPr>
-          <w:p>
-            <w:pPr>
-              <w:pStyle w:val="Normal"/>
-              <w:jc w:val="left"/>
-              <w:pBdr>
-                <w:bottom w:val="none" w:sz="0" w:space="0" w:color="000000"/>
-                <w:top w:val="none" w:sz="0" w:space="0" w:color="000000"/>
-                <w:left w:val="none" w:sz="0" w:space="0" w:color="000000"/>
-                <w:right w:val="none" w:sz="0" w:space="0" w:color="000000"/>
-              </w:pBdr>
-              <w:spacing w:after="100" w:before="100" w:line="240"/>
-              <w:ind w:left="100" w:right="100" w:firstLine="0" w:firstLineChars="0"/>
-              <w:rPr>
-                <w:rFonts w:ascii="Helvetica" w:hAnsi="Helvetica" w:eastAsia="Helvetica" w:cs="Helvetica"/>
-                <w:i w:val="false"/>
-                <w:b w:val="false"/>
-                <w:u w:val="none"/>
-                <w:strike w:val="false"/>
-                <w:sz w:val="22"/>
-                <w:szCs w:val="22"/>
-                <w:color w:val="000000"/>
-              </w:rPr>
-            </w:pPr>
-            <w:r>
-              <w:rPr>
-                <w:rFonts w:ascii="Helvetica" w:hAnsi="Helvetica" w:eastAsia="Helvetica" w:cs="Helvetica"/>
-                <w:i w:val="false"/>
-                <w:b w:val="false"/>
-                <w:u w:val="none"/>
-                <w:strike w:val="false"/>
-                <w:sz w:val="22"/>
-                <w:szCs w:val="22"/>
-                <w:color w:val="000000"/>
-              </w:rPr>
-              <w:t xml:space="preserve">W_TrustNo</w:t>
+                <w:b w:val="false"/>
+                <w:u w:val="none"/>
+                <w:strike w:val="false"/>
+                <w:sz w:val="22"/>
+                <w:szCs w:val="22"/>
+                <w:color w:val="000000"/>
+              </w:rPr>
+            </w:pPr>
+            <w:r>
+              <w:rPr>
+                <w:rFonts w:ascii="Helvetica" w:hAnsi="Helvetica" w:eastAsia="Helvetica" w:cs="Helvetica"/>
+                <w:i w:val="false"/>
+                <w:b w:val="false"/>
+                <w:u w:val="none"/>
+                <w:strike w:val="false"/>
+                <w:sz w:val="22"/>
+                <w:szCs w:val="22"/>
+                <w:color w:val="000000"/>
+              </w:rPr>
+              <w:t xml:space="preserve">Tap water trust: No</w:t>
             </w:r>
           </w:p>
         </w:tc>
@@ -20167,116 +16141,6 @@
               <w:left w:w="0" w:type="dxa"/>
               <w:right w:w="0" w:type="dxa"/>
             </w:tcMar>
-            <w:vAlign w:val="top"/>
-          </w:tcPr>
-          <w:p>
-            <w:pPr>
-              <w:pStyle w:val="Normal"/>
-              <w:jc w:val="right"/>
-              <w:pBdr>
-                <w:bottom w:val="none" w:sz="0" w:space="0" w:color="000000"/>
-                <w:top w:val="none" w:sz="0" w:space="0" w:color="000000"/>
-                <w:left w:val="none" w:sz="0" w:space="0" w:color="000000"/>
-                <w:right w:val="none" w:sz="0" w:space="0" w:color="000000"/>
-              </w:pBdr>
-              <w:spacing w:after="100" w:before="100" w:line="240"/>
-              <w:ind w:left="100" w:right="100" w:firstLine="0" w:firstLineChars="0"/>
-              <w:rPr>
-                <w:rFonts w:ascii="Helvetica" w:hAnsi="Helvetica" w:eastAsia="Helvetica" w:cs="Helvetica"/>
-                <w:i w:val="false"/>
-                <w:b w:val="false"/>
-                <w:u w:val="none"/>
-                <w:strike w:val="false"/>
-                <w:sz w:val="22"/>
-                <w:szCs w:val="22"/>
-                <w:color w:val="000000"/>
-              </w:rPr>
-            </w:pPr>
-            <w:r>
-              <w:rPr>
-                <w:rFonts w:ascii="Helvetica" w:hAnsi="Helvetica" w:eastAsia="Helvetica" w:cs="Helvetica"/>
-                <w:i w:val="false"/>
-                <w:b w:val="false"/>
-                <w:u w:val="none"/>
-                <w:strike w:val="false"/>
-                <w:sz w:val="22"/>
-                <w:szCs w:val="22"/>
-                <w:color w:val="000000"/>
-              </w:rPr>
-              <w:t xml:space="preserve">5</w:t>
-            </w:r>
-          </w:p>
-        </w:tc>
-        <w:tc>
-          <w:tcPr>
-            <w:tcBorders>
-              <w:bottom w:val="none" w:sz="0" w:space="0" w:color="000000"/>
-              <w:top w:val="none" w:sz="0" w:space="0" w:color="000000"/>
-              <w:left w:val="none" w:sz="0" w:space="0" w:color="000000"/>
-              <w:right w:val="none" w:sz="0" w:space="0" w:color="000000"/>
-            </w:tcBorders>
-            <w:shd w:val="clear" w:color="auto" w:fill="FFFFFF"/>
-            <w:tcMar>
-              <w:top w:w="0" w:type="dxa"/>
-              <w:bottom w:w="0" w:type="dxa"/>
-              <w:left w:w="0" w:type="dxa"/>
-              <w:right w:w="0" w:type="dxa"/>
-            </w:tcMar>
-            <w:vAlign w:val="top"/>
-          </w:tcPr>
-          <w:p>
-            <w:pPr>
-              <w:pStyle w:val="Normal"/>
-              <w:jc w:val="left"/>
-              <w:pBdr>
-                <w:bottom w:val="none" w:sz="0" w:space="0" w:color="000000"/>
-                <w:top w:val="none" w:sz="0" w:space="0" w:color="000000"/>
-                <w:left w:val="none" w:sz="0" w:space="0" w:color="000000"/>
-                <w:right w:val="none" w:sz="0" w:space="0" w:color="000000"/>
-              </w:pBdr>
-              <w:spacing w:after="100" w:before="100" w:line="240"/>
-              <w:ind w:left="100" w:right="100" w:firstLine="0" w:firstLineChars="0"/>
-              <w:rPr>
-                <w:rFonts w:ascii="Helvetica" w:hAnsi="Helvetica" w:eastAsia="Helvetica" w:cs="Helvetica"/>
-                <w:i w:val="false"/>
-                <w:b w:val="true"/>
-                <w:u w:val="none"/>
-                <w:strike w:val="false"/>
-                <w:sz w:val="22"/>
-                <w:szCs w:val="22"/>
-                <w:color w:val="000000"/>
-              </w:rPr>
-            </w:pPr>
-            <w:r>
-              <w:rPr>
-                <w:rFonts w:ascii="Helvetica" w:hAnsi="Helvetica" w:eastAsia="Helvetica" w:cs="Helvetica"/>
-                <w:i w:val="false"/>
-                <w:b w:val="true"/>
-                <w:u w:val="none"/>
-                <w:strike w:val="false"/>
-                <w:sz w:val="22"/>
-                <w:szCs w:val="22"/>
-                <w:color w:val="000000"/>
-              </w:rPr>
-              <w:t xml:space="preserve">m_b6: Hours of water supply/week</w:t>
-            </w:r>
-          </w:p>
-        </w:tc>
-        <w:tc>
-          <w:tcPr>
-            <w:tcBorders>
-              <w:bottom w:val="none" w:sz="0" w:space="0" w:color="000000"/>
-              <w:top w:val="none" w:sz="0" w:space="0" w:color="000000"/>
-              <w:left w:val="none" w:sz="0" w:space="0" w:color="000000"/>
-              <w:right w:val="none" w:sz="0" w:space="0" w:color="000000"/>
-            </w:tcBorders>
-            <w:shd w:val="clear" w:color="auto" w:fill="FFFFFF"/>
-            <w:tcMar>
-              <w:top w:w="0" w:type="dxa"/>
-              <w:bottom w:w="0" w:type="dxa"/>
-              <w:left w:w="0" w:type="dxa"/>
-              <w:right w:w="0" w:type="dxa"/>
-            </w:tcMar>
             <w:vAlign w:val="center"/>
           </w:tcPr>
           <w:p>
@@ -20710,116 +16574,6 @@
               <w:left w:w="0" w:type="dxa"/>
               <w:right w:w="0" w:type="dxa"/>
             </w:tcMar>
-            <w:vAlign w:val="top"/>
-          </w:tcPr>
-          <w:p>
-            <w:pPr>
-              <w:pStyle w:val="Normal"/>
-              <w:jc w:val="right"/>
-              <w:pBdr>
-                <w:bottom w:val="none" w:sz="0" w:space="0" w:color="000000"/>
-                <w:top w:val="none" w:sz="0" w:space="0" w:color="000000"/>
-                <w:left w:val="none" w:sz="0" w:space="0" w:color="000000"/>
-                <w:right w:val="none" w:sz="0" w:space="0" w:color="000000"/>
-              </w:pBdr>
-              <w:spacing w:after="100" w:before="100" w:line="240"/>
-              <w:ind w:left="100" w:right="100" w:firstLine="0" w:firstLineChars="0"/>
-              <w:rPr>
-                <w:rFonts w:ascii="Helvetica" w:hAnsi="Helvetica" w:eastAsia="Helvetica" w:cs="Helvetica"/>
-                <w:i w:val="false"/>
-                <w:b w:val="false"/>
-                <w:u w:val="none"/>
-                <w:strike w:val="false"/>
-                <w:sz w:val="22"/>
-                <w:szCs w:val="22"/>
-                <w:color w:val="000000"/>
-              </w:rPr>
-            </w:pPr>
-            <w:r>
-              <w:rPr>
-                <w:rFonts w:ascii="Helvetica" w:hAnsi="Helvetica" w:eastAsia="Helvetica" w:cs="Helvetica"/>
-                <w:i w:val="false"/>
-                <w:b w:val="false"/>
-                <w:u w:val="none"/>
-                <w:strike w:val="false"/>
-                <w:sz w:val="22"/>
-                <w:szCs w:val="22"/>
-                <w:color w:val="000000"/>
-              </w:rPr>
-              <w:t xml:space="preserve">6</w:t>
-            </w:r>
-          </w:p>
-        </w:tc>
-        <w:tc>
-          <w:tcPr>
-            <w:tcBorders>
-              <w:bottom w:val="none" w:sz="0" w:space="0" w:color="000000"/>
-              <w:top w:val="none" w:sz="0" w:space="0" w:color="000000"/>
-              <w:left w:val="none" w:sz="0" w:space="0" w:color="000000"/>
-              <w:right w:val="none" w:sz="0" w:space="0" w:color="000000"/>
-            </w:tcBorders>
-            <w:shd w:val="clear" w:color="auto" w:fill="FFFFFF"/>
-            <w:tcMar>
-              <w:top w:w="0" w:type="dxa"/>
-              <w:bottom w:w="0" w:type="dxa"/>
-              <w:left w:w="0" w:type="dxa"/>
-              <w:right w:w="0" w:type="dxa"/>
-            </w:tcMar>
-            <w:vAlign w:val="top"/>
-          </w:tcPr>
-          <w:p>
-            <w:pPr>
-              <w:pStyle w:val="Normal"/>
-              <w:jc w:val="left"/>
-              <w:pBdr>
-                <w:bottom w:val="none" w:sz="0" w:space="0" w:color="000000"/>
-                <w:top w:val="none" w:sz="0" w:space="0" w:color="000000"/>
-                <w:left w:val="none" w:sz="0" w:space="0" w:color="000000"/>
-                <w:right w:val="none" w:sz="0" w:space="0" w:color="000000"/>
-              </w:pBdr>
-              <w:spacing w:after="100" w:before="100" w:line="240"/>
-              <w:ind w:left="100" w:right="100" w:firstLine="0" w:firstLineChars="0"/>
-              <w:rPr>
-                <w:rFonts w:ascii="Helvetica" w:hAnsi="Helvetica" w:eastAsia="Helvetica" w:cs="Helvetica"/>
-                <w:i w:val="false"/>
-                <w:b w:val="true"/>
-                <w:u w:val="none"/>
-                <w:strike w:val="false"/>
-                <w:sz w:val="22"/>
-                <w:szCs w:val="22"/>
-                <w:color w:val="000000"/>
-              </w:rPr>
-            </w:pPr>
-            <w:r>
-              <w:rPr>
-                <w:rFonts w:ascii="Helvetica" w:hAnsi="Helvetica" w:eastAsia="Helvetica" w:cs="Helvetica"/>
-                <w:i w:val="false"/>
-                <w:b w:val="true"/>
-                <w:u w:val="none"/>
-                <w:strike w:val="false"/>
-                <w:sz w:val="22"/>
-                <w:szCs w:val="22"/>
-                <w:color w:val="000000"/>
-              </w:rPr>
-              <w:t xml:space="preserve">m_b10: Excessive time handling water</w:t>
-            </w:r>
-          </w:p>
-        </w:tc>
-        <w:tc>
-          <w:tcPr>
-            <w:tcBorders>
-              <w:bottom w:val="none" w:sz="0" w:space="0" w:color="000000"/>
-              <w:top w:val="none" w:sz="0" w:space="0" w:color="000000"/>
-              <w:left w:val="none" w:sz="0" w:space="0" w:color="000000"/>
-              <w:right w:val="none" w:sz="0" w:space="0" w:color="000000"/>
-            </w:tcBorders>
-            <w:shd w:val="clear" w:color="auto" w:fill="FFFFFF"/>
-            <w:tcMar>
-              <w:top w:w="0" w:type="dxa"/>
-              <w:bottom w:w="0" w:type="dxa"/>
-              <w:left w:w="0" w:type="dxa"/>
-              <w:right w:w="0" w:type="dxa"/>
-            </w:tcMar>
             <w:vAlign w:val="center"/>
           </w:tcPr>
           <w:p>
@@ -21253,116 +17007,6 @@
               <w:left w:w="0" w:type="dxa"/>
               <w:right w:w="0" w:type="dxa"/>
             </w:tcMar>
-            <w:vAlign w:val="top"/>
-          </w:tcPr>
-          <w:p>
-            <w:pPr>
-              <w:pStyle w:val="Normal"/>
-              <w:jc w:val="right"/>
-              <w:pBdr>
-                <w:bottom w:val="none" w:sz="0" w:space="0" w:color="000000"/>
-                <w:top w:val="none" w:sz="0" w:space="0" w:color="000000"/>
-                <w:left w:val="none" w:sz="0" w:space="0" w:color="000000"/>
-                <w:right w:val="none" w:sz="0" w:space="0" w:color="000000"/>
-              </w:pBdr>
-              <w:spacing w:after="100" w:before="100" w:line="240"/>
-              <w:ind w:left="100" w:right="100" w:firstLine="0" w:firstLineChars="0"/>
-              <w:rPr>
-                <w:rFonts w:ascii="Helvetica" w:hAnsi="Helvetica" w:eastAsia="Helvetica" w:cs="Helvetica"/>
-                <w:i w:val="false"/>
-                <w:b w:val="false"/>
-                <w:u w:val="none"/>
-                <w:strike w:val="false"/>
-                <w:sz w:val="22"/>
-                <w:szCs w:val="22"/>
-                <w:color w:val="000000"/>
-              </w:rPr>
-            </w:pPr>
-            <w:r>
-              <w:rPr>
-                <w:rFonts w:ascii="Helvetica" w:hAnsi="Helvetica" w:eastAsia="Helvetica" w:cs="Helvetica"/>
-                <w:i w:val="false"/>
-                <w:b w:val="false"/>
-                <w:u w:val="none"/>
-                <w:strike w:val="false"/>
-                <w:sz w:val="22"/>
-                <w:szCs w:val="22"/>
-                <w:color w:val="000000"/>
-              </w:rPr>
-              <w:t xml:space="preserve">7</w:t>
-            </w:r>
-          </w:p>
-        </w:tc>
-        <w:tc>
-          <w:tcPr>
-            <w:tcBorders>
-              <w:bottom w:val="none" w:sz="0" w:space="0" w:color="000000"/>
-              <w:top w:val="none" w:sz="0" w:space="0" w:color="000000"/>
-              <w:left w:val="none" w:sz="0" w:space="0" w:color="000000"/>
-              <w:right w:val="none" w:sz="0" w:space="0" w:color="000000"/>
-            </w:tcBorders>
-            <w:shd w:val="clear" w:color="auto" w:fill="FFFFFF"/>
-            <w:tcMar>
-              <w:top w:w="0" w:type="dxa"/>
-              <w:bottom w:w="0" w:type="dxa"/>
-              <w:left w:w="0" w:type="dxa"/>
-              <w:right w:w="0" w:type="dxa"/>
-            </w:tcMar>
-            <w:vAlign w:val="top"/>
-          </w:tcPr>
-          <w:p>
-            <w:pPr>
-              <w:pStyle w:val="Normal"/>
-              <w:jc w:val="left"/>
-              <w:pBdr>
-                <w:bottom w:val="none" w:sz="0" w:space="0" w:color="000000"/>
-                <w:top w:val="none" w:sz="0" w:space="0" w:color="000000"/>
-                <w:left w:val="none" w:sz="0" w:space="0" w:color="000000"/>
-                <w:right w:val="none" w:sz="0" w:space="0" w:color="000000"/>
-              </w:pBdr>
-              <w:spacing w:after="100" w:before="100" w:line="240"/>
-              <w:ind w:left="100" w:right="100" w:firstLine="0" w:firstLineChars="0"/>
-              <w:rPr>
-                <w:rFonts w:ascii="Helvetica" w:hAnsi="Helvetica" w:eastAsia="Helvetica" w:cs="Helvetica"/>
-                <w:i w:val="false"/>
-                <w:b w:val="true"/>
-                <w:u w:val="none"/>
-                <w:strike w:val="false"/>
-                <w:sz w:val="22"/>
-                <w:szCs w:val="22"/>
-                <w:color w:val="000000"/>
-              </w:rPr>
-            </w:pPr>
-            <w:r>
-              <w:rPr>
-                <w:rFonts w:ascii="Helvetica" w:hAnsi="Helvetica" w:eastAsia="Helvetica" w:cs="Helvetica"/>
-                <w:i w:val="false"/>
-                <w:b w:val="true"/>
-                <w:u w:val="none"/>
-                <w:strike w:val="false"/>
-                <w:sz w:val="22"/>
-                <w:szCs w:val="22"/>
-                <w:color w:val="000000"/>
-              </w:rPr>
-              <w:t xml:space="preserve">m_b5 – HW_WORRY</w:t>
-            </w:r>
-          </w:p>
-        </w:tc>
-        <w:tc>
-          <w:tcPr>
-            <w:tcBorders>
-              <w:bottom w:val="none" w:sz="0" w:space="0" w:color="000000"/>
-              <w:top w:val="none" w:sz="0" w:space="0" w:color="000000"/>
-              <w:left w:val="none" w:sz="0" w:space="0" w:color="000000"/>
-              <w:right w:val="none" w:sz="0" w:space="0" w:color="000000"/>
-            </w:tcBorders>
-            <w:shd w:val="clear" w:color="auto" w:fill="FFFFFF"/>
-            <w:tcMar>
-              <w:top w:w="0" w:type="dxa"/>
-              <w:bottom w:w="0" w:type="dxa"/>
-              <w:left w:w="0" w:type="dxa"/>
-              <w:right w:w="0" w:type="dxa"/>
-            </w:tcMar>
             <w:vAlign w:val="center"/>
           </w:tcPr>
           <w:p>
@@ -21797,116 +17441,6 @@
               <w:left w:w="0" w:type="dxa"/>
               <w:right w:w="0" w:type="dxa"/>
             </w:tcMar>
-            <w:vAlign w:val="top"/>
-          </w:tcPr>
-          <w:p>
-            <w:pPr>
-              <w:pStyle w:val="Normal"/>
-              <w:jc w:val="right"/>
-              <w:pBdr>
-                <w:bottom w:val="none" w:sz="0" w:space="0" w:color="000000"/>
-                <w:top w:val="none" w:sz="0" w:space="0" w:color="000000"/>
-                <w:left w:val="none" w:sz="0" w:space="0" w:color="000000"/>
-                <w:right w:val="none" w:sz="0" w:space="0" w:color="000000"/>
-              </w:pBdr>
-              <w:spacing w:after="100" w:before="100" w:line="240"/>
-              <w:ind w:left="100" w:right="100" w:firstLine="0" w:firstLineChars="0"/>
-              <w:rPr>
-                <w:rFonts w:ascii="Helvetica" w:hAnsi="Helvetica" w:eastAsia="Helvetica" w:cs="Helvetica"/>
-                <w:i w:val="false"/>
-                <w:b w:val="false"/>
-                <w:u w:val="none"/>
-                <w:strike w:val="false"/>
-                <w:sz w:val="22"/>
-                <w:szCs w:val="22"/>
-                <w:color w:val="000000"/>
-              </w:rPr>
-            </w:pPr>
-            <w:r>
-              <w:rPr>
-                <w:rFonts w:ascii="Helvetica" w:hAnsi="Helvetica" w:eastAsia="Helvetica" w:cs="Helvetica"/>
-                <w:i w:val="false"/>
-                <w:b w:val="false"/>
-                <w:u w:val="none"/>
-                <w:strike w:val="false"/>
-                <w:sz w:val="22"/>
-                <w:szCs w:val="22"/>
-                <w:color w:val="000000"/>
-              </w:rPr>
-              <w:t xml:space="preserve">8</w:t>
-            </w:r>
-          </w:p>
-        </w:tc>
-        <w:tc>
-          <w:tcPr>
-            <w:tcBorders>
-              <w:bottom w:val="none" w:sz="0" w:space="0" w:color="000000"/>
-              <w:top w:val="none" w:sz="0" w:space="0" w:color="000000"/>
-              <w:left w:val="none" w:sz="0" w:space="0" w:color="000000"/>
-              <w:right w:val="none" w:sz="0" w:space="0" w:color="000000"/>
-            </w:tcBorders>
-            <w:shd w:val="clear" w:color="auto" w:fill="FFFFFF"/>
-            <w:tcMar>
-              <w:top w:w="0" w:type="dxa"/>
-              <w:bottom w:w="0" w:type="dxa"/>
-              <w:left w:w="0" w:type="dxa"/>
-              <w:right w:w="0" w:type="dxa"/>
-            </w:tcMar>
-            <w:vAlign w:val="top"/>
-          </w:tcPr>
-          <w:p>
-            <w:pPr>
-              <w:pStyle w:val="Normal"/>
-              <w:jc w:val="left"/>
-              <w:pBdr>
-                <w:bottom w:val="none" w:sz="0" w:space="0" w:color="000000"/>
-                <w:top w:val="none" w:sz="0" w:space="0" w:color="000000"/>
-                <w:left w:val="none" w:sz="0" w:space="0" w:color="000000"/>
-                <w:right w:val="none" w:sz="0" w:space="0" w:color="000000"/>
-              </w:pBdr>
-              <w:spacing w:after="100" w:before="100" w:line="240"/>
-              <w:ind w:left="100" w:right="100" w:firstLine="0" w:firstLineChars="0"/>
-              <w:rPr>
-                <w:rFonts w:ascii="Helvetica" w:hAnsi="Helvetica" w:eastAsia="Helvetica" w:cs="Helvetica"/>
-                <w:i w:val="false"/>
-                <w:b w:val="true"/>
-                <w:u w:val="none"/>
-                <w:strike w:val="false"/>
-                <w:sz w:val="22"/>
-                <w:szCs w:val="22"/>
-                <w:color w:val="000000"/>
-              </w:rPr>
-            </w:pPr>
-            <w:r>
-              <w:rPr>
-                <w:rFonts w:ascii="Helvetica" w:hAnsi="Helvetica" w:eastAsia="Helvetica" w:cs="Helvetica"/>
-                <w:i w:val="false"/>
-                <w:b w:val="true"/>
-                <w:u w:val="none"/>
-                <w:strike w:val="false"/>
-                <w:sz w:val="22"/>
-                <w:szCs w:val="22"/>
-                <w:color w:val="000000"/>
-              </w:rPr>
-              <w:t xml:space="preserve">m_b5 – HW_CLOTHES</w:t>
-            </w:r>
-          </w:p>
-        </w:tc>
-        <w:tc>
-          <w:tcPr>
-            <w:tcBorders>
-              <w:bottom w:val="none" w:sz="0" w:space="0" w:color="000000"/>
-              <w:top w:val="none" w:sz="0" w:space="0" w:color="000000"/>
-              <w:left w:val="none" w:sz="0" w:space="0" w:color="000000"/>
-              <w:right w:val="none" w:sz="0" w:space="0" w:color="000000"/>
-            </w:tcBorders>
-            <w:shd w:val="clear" w:color="auto" w:fill="FFFFFF"/>
-            <w:tcMar>
-              <w:top w:w="0" w:type="dxa"/>
-              <w:bottom w:w="0" w:type="dxa"/>
-              <w:left w:w="0" w:type="dxa"/>
-              <w:right w:w="0" w:type="dxa"/>
-            </w:tcMar>
             <w:vAlign w:val="center"/>
           </w:tcPr>
           <w:p>
@@ -22331,116 +17865,6 @@
               <w:left w:w="0" w:type="dxa"/>
               <w:right w:w="0" w:type="dxa"/>
             </w:tcMar>
-            <w:vAlign w:val="top"/>
-          </w:tcPr>
-          <w:p>
-            <w:pPr>
-              <w:pStyle w:val="Normal"/>
-              <w:jc w:val="right"/>
-              <w:pBdr>
-                <w:bottom w:val="none" w:sz="0" w:space="0" w:color="000000"/>
-                <w:top w:val="none" w:sz="0" w:space="0" w:color="000000"/>
-                <w:left w:val="none" w:sz="0" w:space="0" w:color="000000"/>
-                <w:right w:val="none" w:sz="0" w:space="0" w:color="000000"/>
-              </w:pBdr>
-              <w:spacing w:after="100" w:before="100" w:line="240"/>
-              <w:ind w:left="100" w:right="100" w:firstLine="0" w:firstLineChars="0"/>
-              <w:rPr>
-                <w:rFonts w:ascii="Helvetica" w:hAnsi="Helvetica" w:eastAsia="Helvetica" w:cs="Helvetica"/>
-                <w:i w:val="false"/>
-                <w:b w:val="false"/>
-                <w:u w:val="none"/>
-                <w:strike w:val="false"/>
-                <w:sz w:val="22"/>
-                <w:szCs w:val="22"/>
-                <w:color w:val="000000"/>
-              </w:rPr>
-            </w:pPr>
-            <w:r>
-              <w:rPr>
-                <w:rFonts w:ascii="Helvetica" w:hAnsi="Helvetica" w:eastAsia="Helvetica" w:cs="Helvetica"/>
-                <w:i w:val="false"/>
-                <w:b w:val="false"/>
-                <w:u w:val="none"/>
-                <w:strike w:val="false"/>
-                <w:sz w:val="22"/>
-                <w:szCs w:val="22"/>
-                <w:color w:val="000000"/>
-              </w:rPr>
-              <w:t xml:space="preserve">9</w:t>
-            </w:r>
-          </w:p>
-        </w:tc>
-        <w:tc>
-          <w:tcPr>
-            <w:tcBorders>
-              <w:bottom w:val="none" w:sz="0" w:space="0" w:color="000000"/>
-              <w:top w:val="none" w:sz="0" w:space="0" w:color="000000"/>
-              <w:left w:val="none" w:sz="0" w:space="0" w:color="000000"/>
-              <w:right w:val="none" w:sz="0" w:space="0" w:color="000000"/>
-            </w:tcBorders>
-            <w:shd w:val="clear" w:color="auto" w:fill="FFFFFF"/>
-            <w:tcMar>
-              <w:top w:w="0" w:type="dxa"/>
-              <w:bottom w:w="0" w:type="dxa"/>
-              <w:left w:w="0" w:type="dxa"/>
-              <w:right w:w="0" w:type="dxa"/>
-            </w:tcMar>
-            <w:vAlign w:val="top"/>
-          </w:tcPr>
-          <w:p>
-            <w:pPr>
-              <w:pStyle w:val="Normal"/>
-              <w:jc w:val="left"/>
-              <w:pBdr>
-                <w:bottom w:val="none" w:sz="0" w:space="0" w:color="000000"/>
-                <w:top w:val="none" w:sz="0" w:space="0" w:color="000000"/>
-                <w:left w:val="none" w:sz="0" w:space="0" w:color="000000"/>
-                <w:right w:val="none" w:sz="0" w:space="0" w:color="000000"/>
-              </w:pBdr>
-              <w:spacing w:after="100" w:before="100" w:line="240"/>
-              <w:ind w:left="100" w:right="100" w:firstLine="0" w:firstLineChars="0"/>
-              <w:rPr>
-                <w:rFonts w:ascii="Helvetica" w:hAnsi="Helvetica" w:eastAsia="Helvetica" w:cs="Helvetica"/>
-                <w:i w:val="false"/>
-                <w:b w:val="true"/>
-                <w:u w:val="none"/>
-                <w:strike w:val="false"/>
-                <w:sz w:val="22"/>
-                <w:szCs w:val="22"/>
-                <w:color w:val="000000"/>
-              </w:rPr>
-            </w:pPr>
-            <w:r>
-              <w:rPr>
-                <w:rFonts w:ascii="Helvetica" w:hAnsi="Helvetica" w:eastAsia="Helvetica" w:cs="Helvetica"/>
-                <w:i w:val="false"/>
-                <w:b w:val="true"/>
-                <w:u w:val="none"/>
-                <w:strike w:val="false"/>
-                <w:sz w:val="22"/>
-                <w:szCs w:val="22"/>
-                <w:color w:val="000000"/>
-              </w:rPr>
-              <w:t xml:space="preserve">m_b5 – HW_PLANS</w:t>
-            </w:r>
-          </w:p>
-        </w:tc>
-        <w:tc>
-          <w:tcPr>
-            <w:tcBorders>
-              <w:bottom w:val="none" w:sz="0" w:space="0" w:color="000000"/>
-              <w:top w:val="none" w:sz="0" w:space="0" w:color="000000"/>
-              <w:left w:val="none" w:sz="0" w:space="0" w:color="000000"/>
-              <w:right w:val="none" w:sz="0" w:space="0" w:color="000000"/>
-            </w:tcBorders>
-            <w:shd w:val="clear" w:color="auto" w:fill="FFFFFF"/>
-            <w:tcMar>
-              <w:top w:w="0" w:type="dxa"/>
-              <w:bottom w:w="0" w:type="dxa"/>
-              <w:left w:w="0" w:type="dxa"/>
-              <w:right w:w="0" w:type="dxa"/>
-            </w:tcMar>
             <w:vAlign w:val="center"/>
           </w:tcPr>
           <w:p>
@@ -22826,116 +18250,6 @@
               <w:left w:w="0" w:type="dxa"/>
               <w:right w:w="0" w:type="dxa"/>
             </w:tcMar>
-            <w:vAlign w:val="top"/>
-          </w:tcPr>
-          <w:p>
-            <w:pPr>
-              <w:pStyle w:val="Normal"/>
-              <w:jc w:val="right"/>
-              <w:pBdr>
-                <w:bottom w:val="none" w:sz="0" w:space="0" w:color="000000"/>
-                <w:top w:val="none" w:sz="0" w:space="0" w:color="000000"/>
-                <w:left w:val="none" w:sz="0" w:space="0" w:color="000000"/>
-                <w:right w:val="none" w:sz="0" w:space="0" w:color="000000"/>
-              </w:pBdr>
-              <w:spacing w:after="100" w:before="100" w:line="240"/>
-              <w:ind w:left="100" w:right="100" w:firstLine="0" w:firstLineChars="0"/>
-              <w:rPr>
-                <w:rFonts w:ascii="Helvetica" w:hAnsi="Helvetica" w:eastAsia="Helvetica" w:cs="Helvetica"/>
-                <w:i w:val="false"/>
-                <w:b w:val="false"/>
-                <w:u w:val="none"/>
-                <w:strike w:val="false"/>
-                <w:sz w:val="22"/>
-                <w:szCs w:val="22"/>
-                <w:color w:val="000000"/>
-              </w:rPr>
-            </w:pPr>
-            <w:r>
-              <w:rPr>
-                <w:rFonts w:ascii="Helvetica" w:hAnsi="Helvetica" w:eastAsia="Helvetica" w:cs="Helvetica"/>
-                <w:i w:val="false"/>
-                <w:b w:val="false"/>
-                <w:u w:val="none"/>
-                <w:strike w:val="false"/>
-                <w:sz w:val="22"/>
-                <w:szCs w:val="22"/>
-                <w:color w:val="000000"/>
-              </w:rPr>
-              <w:t xml:space="preserve">10</w:t>
-            </w:r>
-          </w:p>
-        </w:tc>
-        <w:tc>
-          <w:tcPr>
-            <w:tcBorders>
-              <w:bottom w:val="none" w:sz="0" w:space="0" w:color="000000"/>
-              <w:top w:val="none" w:sz="0" w:space="0" w:color="000000"/>
-              <w:left w:val="none" w:sz="0" w:space="0" w:color="000000"/>
-              <w:right w:val="none" w:sz="0" w:space="0" w:color="000000"/>
-            </w:tcBorders>
-            <w:shd w:val="clear" w:color="auto" w:fill="FFFFFF"/>
-            <w:tcMar>
-              <w:top w:w="0" w:type="dxa"/>
-              <w:bottom w:w="0" w:type="dxa"/>
-              <w:left w:w="0" w:type="dxa"/>
-              <w:right w:w="0" w:type="dxa"/>
-            </w:tcMar>
-            <w:vAlign w:val="top"/>
-          </w:tcPr>
-          <w:p>
-            <w:pPr>
-              <w:pStyle w:val="Normal"/>
-              <w:jc w:val="left"/>
-              <w:pBdr>
-                <w:bottom w:val="none" w:sz="0" w:space="0" w:color="000000"/>
-                <w:top w:val="none" w:sz="0" w:space="0" w:color="000000"/>
-                <w:left w:val="none" w:sz="0" w:space="0" w:color="000000"/>
-                <w:right w:val="none" w:sz="0" w:space="0" w:color="000000"/>
-              </w:pBdr>
-              <w:spacing w:after="100" w:before="100" w:line="240"/>
-              <w:ind w:left="100" w:right="100" w:firstLine="0" w:firstLineChars="0"/>
-              <w:rPr>
-                <w:rFonts w:ascii="Helvetica" w:hAnsi="Helvetica" w:eastAsia="Helvetica" w:cs="Helvetica"/>
-                <w:i w:val="false"/>
-                <w:b w:val="true"/>
-                <w:u w:val="none"/>
-                <w:strike w:val="false"/>
-                <w:sz w:val="22"/>
-                <w:szCs w:val="22"/>
-                <w:color w:val="000000"/>
-              </w:rPr>
-            </w:pPr>
-            <w:r>
-              <w:rPr>
-                <w:rFonts w:ascii="Helvetica" w:hAnsi="Helvetica" w:eastAsia="Helvetica" w:cs="Helvetica"/>
-                <w:i w:val="false"/>
-                <w:b w:val="true"/>
-                <w:u w:val="none"/>
-                <w:strike w:val="false"/>
-                <w:sz w:val="22"/>
-                <w:szCs w:val="22"/>
-                <w:color w:val="000000"/>
-              </w:rPr>
-              <w:t xml:space="preserve">m_b7: Intermittent supply</w:t>
-            </w:r>
-          </w:p>
-        </w:tc>
-        <w:tc>
-          <w:tcPr>
-            <w:tcBorders>
-              <w:bottom w:val="none" w:sz="0" w:space="0" w:color="000000"/>
-              <w:top w:val="none" w:sz="0" w:space="0" w:color="000000"/>
-              <w:left w:val="none" w:sz="0" w:space="0" w:color="000000"/>
-              <w:right w:val="none" w:sz="0" w:space="0" w:color="000000"/>
-            </w:tcBorders>
-            <w:shd w:val="clear" w:color="auto" w:fill="FFFFFF"/>
-            <w:tcMar>
-              <w:top w:w="0" w:type="dxa"/>
-              <w:bottom w:w="0" w:type="dxa"/>
-              <w:left w:w="0" w:type="dxa"/>
-              <w:right w:w="0" w:type="dxa"/>
-            </w:tcMar>
             <w:vAlign w:val="center"/>
           </w:tcPr>
           <w:p>
@@ -23369,116 +18683,6 @@
               <w:left w:w="0" w:type="dxa"/>
               <w:right w:w="0" w:type="dxa"/>
             </w:tcMar>
-            <w:vAlign w:val="top"/>
-          </w:tcPr>
-          <w:p>
-            <w:pPr>
-              <w:pStyle w:val="Normal"/>
-              <w:jc w:val="right"/>
-              <w:pBdr>
-                <w:bottom w:val="none" w:sz="0" w:space="0" w:color="000000"/>
-                <w:top w:val="none" w:sz="0" w:space="0" w:color="000000"/>
-                <w:left w:val="none" w:sz="0" w:space="0" w:color="000000"/>
-                <w:right w:val="none" w:sz="0" w:space="0" w:color="000000"/>
-              </w:pBdr>
-              <w:spacing w:after="100" w:before="100" w:line="240"/>
-              <w:ind w:left="100" w:right="100" w:firstLine="0" w:firstLineChars="0"/>
-              <w:rPr>
-                <w:rFonts w:ascii="Helvetica" w:hAnsi="Helvetica" w:eastAsia="Helvetica" w:cs="Helvetica"/>
-                <w:i w:val="false"/>
-                <w:b w:val="false"/>
-                <w:u w:val="none"/>
-                <w:strike w:val="false"/>
-                <w:sz w:val="22"/>
-                <w:szCs w:val="22"/>
-                <w:color w:val="000000"/>
-              </w:rPr>
-            </w:pPr>
-            <w:r>
-              <w:rPr>
-                <w:rFonts w:ascii="Helvetica" w:hAnsi="Helvetica" w:eastAsia="Helvetica" w:cs="Helvetica"/>
-                <w:i w:val="false"/>
-                <w:b w:val="false"/>
-                <w:u w:val="none"/>
-                <w:strike w:val="false"/>
-                <w:sz w:val="22"/>
-                <w:szCs w:val="22"/>
-                <w:color w:val="000000"/>
-              </w:rPr>
-              <w:t xml:space="preserve">11</w:t>
-            </w:r>
-          </w:p>
-        </w:tc>
-        <w:tc>
-          <w:tcPr>
-            <w:tcBorders>
-              <w:bottom w:val="none" w:sz="0" w:space="0" w:color="000000"/>
-              <w:top w:val="none" w:sz="0" w:space="0" w:color="000000"/>
-              <w:left w:val="none" w:sz="0" w:space="0" w:color="000000"/>
-              <w:right w:val="none" w:sz="0" w:space="0" w:color="000000"/>
-            </w:tcBorders>
-            <w:shd w:val="clear" w:color="auto" w:fill="FFFFFF"/>
-            <w:tcMar>
-              <w:top w:w="0" w:type="dxa"/>
-              <w:bottom w:w="0" w:type="dxa"/>
-              <w:left w:w="0" w:type="dxa"/>
-              <w:right w:w="0" w:type="dxa"/>
-            </w:tcMar>
-            <w:vAlign w:val="top"/>
-          </w:tcPr>
-          <w:p>
-            <w:pPr>
-              <w:pStyle w:val="Normal"/>
-              <w:jc w:val="left"/>
-              <w:pBdr>
-                <w:bottom w:val="none" w:sz="0" w:space="0" w:color="000000"/>
-                <w:top w:val="none" w:sz="0" w:space="0" w:color="000000"/>
-                <w:left w:val="none" w:sz="0" w:space="0" w:color="000000"/>
-                <w:right w:val="none" w:sz="0" w:space="0" w:color="000000"/>
-              </w:pBdr>
-              <w:spacing w:after="100" w:before="100" w:line="240"/>
-              <w:ind w:left="100" w:right="100" w:firstLine="0" w:firstLineChars="0"/>
-              <w:rPr>
-                <w:rFonts w:ascii="Helvetica" w:hAnsi="Helvetica" w:eastAsia="Helvetica" w:cs="Helvetica"/>
-                <w:i w:val="false"/>
-                <w:b w:val="true"/>
-                <w:u w:val="none"/>
-                <w:strike w:val="false"/>
-                <w:sz w:val="22"/>
-                <w:szCs w:val="22"/>
-                <w:color w:val="000000"/>
-              </w:rPr>
-            </w:pPr>
-            <w:r>
-              <w:rPr>
-                <w:rFonts w:ascii="Helvetica" w:hAnsi="Helvetica" w:eastAsia="Helvetica" w:cs="Helvetica"/>
-                <w:i w:val="false"/>
-                <w:b w:val="true"/>
-                <w:u w:val="none"/>
-                <w:strike w:val="false"/>
-                <w:sz w:val="22"/>
-                <w:szCs w:val="22"/>
-                <w:color w:val="000000"/>
-              </w:rPr>
-              <w:t xml:space="preserve">m_b16: Water pressure</w:t>
-            </w:r>
-          </w:p>
-        </w:tc>
-        <w:tc>
-          <w:tcPr>
-            <w:tcBorders>
-              <w:bottom w:val="none" w:sz="0" w:space="0" w:color="000000"/>
-              <w:top w:val="none" w:sz="0" w:space="0" w:color="000000"/>
-              <w:left w:val="none" w:sz="0" w:space="0" w:color="000000"/>
-              <w:right w:val="none" w:sz="0" w:space="0" w:color="000000"/>
-            </w:tcBorders>
-            <w:shd w:val="clear" w:color="auto" w:fill="FFFFFF"/>
-            <w:tcMar>
-              <w:top w:w="0" w:type="dxa"/>
-              <w:bottom w:w="0" w:type="dxa"/>
-              <w:left w:w="0" w:type="dxa"/>
-              <w:right w:w="0" w:type="dxa"/>
-            </w:tcMar>
             <w:vAlign w:val="center"/>
           </w:tcPr>
           <w:p>
@@ -23912,116 +19116,6 @@
               <w:left w:w="0" w:type="dxa"/>
               <w:right w:w="0" w:type="dxa"/>
             </w:tcMar>
-            <w:vAlign w:val="top"/>
-          </w:tcPr>
-          <w:p>
-            <w:pPr>
-              <w:pStyle w:val="Normal"/>
-              <w:jc w:val="right"/>
-              <w:pBdr>
-                <w:bottom w:val="none" w:sz="0" w:space="0" w:color="000000"/>
-                <w:top w:val="none" w:sz="0" w:space="0" w:color="000000"/>
-                <w:left w:val="none" w:sz="0" w:space="0" w:color="000000"/>
-                <w:right w:val="none" w:sz="0" w:space="0" w:color="000000"/>
-              </w:pBdr>
-              <w:spacing w:after="100" w:before="100" w:line="240"/>
-              <w:ind w:left="100" w:right="100" w:firstLine="0" w:firstLineChars="0"/>
-              <w:rPr>
-                <w:rFonts w:ascii="Helvetica" w:hAnsi="Helvetica" w:eastAsia="Helvetica" w:cs="Helvetica"/>
-                <w:i w:val="false"/>
-                <w:b w:val="false"/>
-                <w:u w:val="none"/>
-                <w:strike w:val="false"/>
-                <w:sz w:val="22"/>
-                <w:szCs w:val="22"/>
-                <w:color w:val="000000"/>
-              </w:rPr>
-            </w:pPr>
-            <w:r>
-              <w:rPr>
-                <w:rFonts w:ascii="Helvetica" w:hAnsi="Helvetica" w:eastAsia="Helvetica" w:cs="Helvetica"/>
-                <w:i w:val="false"/>
-                <w:b w:val="false"/>
-                <w:u w:val="none"/>
-                <w:strike w:val="false"/>
-                <w:sz w:val="22"/>
-                <w:szCs w:val="22"/>
-                <w:color w:val="000000"/>
-              </w:rPr>
-              <w:t xml:space="preserve">12</w:t>
-            </w:r>
-          </w:p>
-        </w:tc>
-        <w:tc>
-          <w:tcPr>
-            <w:tcBorders>
-              <w:bottom w:val="none" w:sz="0" w:space="0" w:color="000000"/>
-              <w:top w:val="none" w:sz="0" w:space="0" w:color="000000"/>
-              <w:left w:val="none" w:sz="0" w:space="0" w:color="000000"/>
-              <w:right w:val="none" w:sz="0" w:space="0" w:color="000000"/>
-            </w:tcBorders>
-            <w:shd w:val="clear" w:color="auto" w:fill="FFFFFF"/>
-            <w:tcMar>
-              <w:top w:w="0" w:type="dxa"/>
-              <w:bottom w:w="0" w:type="dxa"/>
-              <w:left w:w="0" w:type="dxa"/>
-              <w:right w:w="0" w:type="dxa"/>
-            </w:tcMar>
-            <w:vAlign w:val="top"/>
-          </w:tcPr>
-          <w:p>
-            <w:pPr>
-              <w:pStyle w:val="Normal"/>
-              <w:jc w:val="left"/>
-              <w:pBdr>
-                <w:bottom w:val="none" w:sz="0" w:space="0" w:color="000000"/>
-                <w:top w:val="none" w:sz="0" w:space="0" w:color="000000"/>
-                <w:left w:val="none" w:sz="0" w:space="0" w:color="000000"/>
-                <w:right w:val="none" w:sz="0" w:space="0" w:color="000000"/>
-              </w:pBdr>
-              <w:spacing w:after="100" w:before="100" w:line="240"/>
-              <w:ind w:left="100" w:right="100" w:firstLine="0" w:firstLineChars="0"/>
-              <w:rPr>
-                <w:rFonts w:ascii="Helvetica" w:hAnsi="Helvetica" w:eastAsia="Helvetica" w:cs="Helvetica"/>
-                <w:i w:val="false"/>
-                <w:b w:val="true"/>
-                <w:u w:val="none"/>
-                <w:strike w:val="false"/>
-                <w:sz w:val="22"/>
-                <w:szCs w:val="22"/>
-                <w:color w:val="000000"/>
-              </w:rPr>
-            </w:pPr>
-            <w:r>
-              <w:rPr>
-                <w:rFonts w:ascii="Helvetica" w:hAnsi="Helvetica" w:eastAsia="Helvetica" w:cs="Helvetica"/>
-                <w:i w:val="false"/>
-                <w:b w:val="true"/>
-                <w:u w:val="none"/>
-                <w:strike w:val="false"/>
-                <w:sz w:val="22"/>
-                <w:szCs w:val="22"/>
-                <w:color w:val="000000"/>
-              </w:rPr>
-              <w:t xml:space="preserve">m_b5 – HW_ANGRY</w:t>
-            </w:r>
-          </w:p>
-        </w:tc>
-        <w:tc>
-          <w:tcPr>
-            <w:tcBorders>
-              <w:bottom w:val="none" w:sz="0" w:space="0" w:color="000000"/>
-              <w:top w:val="none" w:sz="0" w:space="0" w:color="000000"/>
-              <w:left w:val="none" w:sz="0" w:space="0" w:color="000000"/>
-              <w:right w:val="none" w:sz="0" w:space="0" w:color="000000"/>
-            </w:tcBorders>
-            <w:shd w:val="clear" w:color="auto" w:fill="FFFFFF"/>
-            <w:tcMar>
-              <w:top w:w="0" w:type="dxa"/>
-              <w:bottom w:w="0" w:type="dxa"/>
-              <w:left w:w="0" w:type="dxa"/>
-              <w:right w:w="0" w:type="dxa"/>
-            </w:tcMar>
             <w:vAlign w:val="center"/>
           </w:tcPr>
           <w:p>
@@ -24455,116 +19549,6 @@
               <w:left w:w="0" w:type="dxa"/>
               <w:right w:w="0" w:type="dxa"/>
             </w:tcMar>
-            <w:vAlign w:val="top"/>
-          </w:tcPr>
-          <w:p>
-            <w:pPr>
-              <w:pStyle w:val="Normal"/>
-              <w:jc w:val="right"/>
-              <w:pBdr>
-                <w:bottom w:val="none" w:sz="0" w:space="0" w:color="000000"/>
-                <w:top w:val="none" w:sz="0" w:space="0" w:color="000000"/>
-                <w:left w:val="none" w:sz="0" w:space="0" w:color="000000"/>
-                <w:right w:val="none" w:sz="0" w:space="0" w:color="000000"/>
-              </w:pBdr>
-              <w:spacing w:after="100" w:before="100" w:line="240"/>
-              <w:ind w:left="100" w:right="100" w:firstLine="0" w:firstLineChars="0"/>
-              <w:rPr>
-                <w:rFonts w:ascii="Helvetica" w:hAnsi="Helvetica" w:eastAsia="Helvetica" w:cs="Helvetica"/>
-                <w:i w:val="false"/>
-                <w:b w:val="false"/>
-                <w:u w:val="none"/>
-                <w:strike w:val="false"/>
-                <w:sz w:val="22"/>
-                <w:szCs w:val="22"/>
-                <w:color w:val="000000"/>
-              </w:rPr>
-            </w:pPr>
-            <w:r>
-              <w:rPr>
-                <w:rFonts w:ascii="Helvetica" w:hAnsi="Helvetica" w:eastAsia="Helvetica" w:cs="Helvetica"/>
-                <w:i w:val="false"/>
-                <w:b w:val="false"/>
-                <w:u w:val="none"/>
-                <w:strike w:val="false"/>
-                <w:sz w:val="22"/>
-                <w:szCs w:val="22"/>
-                <w:color w:val="000000"/>
-              </w:rPr>
-              <w:t xml:space="preserve">13</w:t>
-            </w:r>
-          </w:p>
-        </w:tc>
-        <w:tc>
-          <w:tcPr>
-            <w:tcBorders>
-              <w:bottom w:val="none" w:sz="0" w:space="0" w:color="000000"/>
-              <w:top w:val="none" w:sz="0" w:space="0" w:color="000000"/>
-              <w:left w:val="none" w:sz="0" w:space="0" w:color="000000"/>
-              <w:right w:val="none" w:sz="0" w:space="0" w:color="000000"/>
-            </w:tcBorders>
-            <w:shd w:val="clear" w:color="auto" w:fill="FFFFFF"/>
-            <w:tcMar>
-              <w:top w:w="0" w:type="dxa"/>
-              <w:bottom w:w="0" w:type="dxa"/>
-              <w:left w:w="0" w:type="dxa"/>
-              <w:right w:w="0" w:type="dxa"/>
-            </w:tcMar>
-            <w:vAlign w:val="top"/>
-          </w:tcPr>
-          <w:p>
-            <w:pPr>
-              <w:pStyle w:val="Normal"/>
-              <w:jc w:val="left"/>
-              <w:pBdr>
-                <w:bottom w:val="none" w:sz="0" w:space="0" w:color="000000"/>
-                <w:top w:val="none" w:sz="0" w:space="0" w:color="000000"/>
-                <w:left w:val="none" w:sz="0" w:space="0" w:color="000000"/>
-                <w:right w:val="none" w:sz="0" w:space="0" w:color="000000"/>
-              </w:pBdr>
-              <w:spacing w:after="100" w:before="100" w:line="240"/>
-              <w:ind w:left="100" w:right="100" w:firstLine="0" w:firstLineChars="0"/>
-              <w:rPr>
-                <w:rFonts w:ascii="Helvetica" w:hAnsi="Helvetica" w:eastAsia="Helvetica" w:cs="Helvetica"/>
-                <w:i w:val="false"/>
-                <w:b w:val="true"/>
-                <w:u w:val="none"/>
-                <w:strike w:val="false"/>
-                <w:sz w:val="22"/>
-                <w:szCs w:val="22"/>
-                <w:color w:val="000000"/>
-              </w:rPr>
-            </w:pPr>
-            <w:r>
-              <w:rPr>
-                <w:rFonts w:ascii="Helvetica" w:hAnsi="Helvetica" w:eastAsia="Helvetica" w:cs="Helvetica"/>
-                <w:i w:val="false"/>
-                <w:b w:val="true"/>
-                <w:u w:val="none"/>
-                <w:strike w:val="false"/>
-                <w:sz w:val="22"/>
-                <w:szCs w:val="22"/>
-                <w:color w:val="000000"/>
-              </w:rPr>
-              <w:t xml:space="preserve">m_b11: Sufficiency rating</w:t>
-            </w:r>
-          </w:p>
-        </w:tc>
-        <w:tc>
-          <w:tcPr>
-            <w:tcBorders>
-              <w:bottom w:val="none" w:sz="0" w:space="0" w:color="000000"/>
-              <w:top w:val="none" w:sz="0" w:space="0" w:color="000000"/>
-              <w:left w:val="none" w:sz="0" w:space="0" w:color="000000"/>
-              <w:right w:val="none" w:sz="0" w:space="0" w:color="000000"/>
-            </w:tcBorders>
-            <w:shd w:val="clear" w:color="auto" w:fill="FFFFFF"/>
-            <w:tcMar>
-              <w:top w:w="0" w:type="dxa"/>
-              <w:bottom w:w="0" w:type="dxa"/>
-              <w:left w:w="0" w:type="dxa"/>
-              <w:right w:w="0" w:type="dxa"/>
-            </w:tcMar>
             <w:vAlign w:val="center"/>
           </w:tcPr>
           <w:p>
@@ -24985,118 +19969,6 @@
         </w:trPr>
         <w:tc>
           <w:tcPr>
-            <w:vMerge w:val="restart"/>
-            <w:tcBorders>
-              <w:bottom w:val="none" w:sz="0" w:space="0" w:color="000000"/>
-              <w:top w:val="none" w:sz="0" w:space="0" w:color="000000"/>
-              <w:left w:val="none" w:sz="0" w:space="0" w:color="000000"/>
-              <w:right w:val="none" w:sz="0" w:space="0" w:color="000000"/>
-            </w:tcBorders>
-            <w:shd w:val="clear" w:color="auto" w:fill="FFFFFF"/>
-            <w:tcMar>
-              <w:top w:w="0" w:type="dxa"/>
-              <w:bottom w:w="0" w:type="dxa"/>
-              <w:left w:w="0" w:type="dxa"/>
-              <w:right w:w="0" w:type="dxa"/>
-            </w:tcMar>
-            <w:vAlign w:val="top"/>
-          </w:tcPr>
-          <w:p>
-            <w:pPr>
-              <w:pStyle w:val="Normal"/>
-              <w:jc w:val="right"/>
-              <w:pBdr>
-                <w:bottom w:val="none" w:sz="0" w:space="0" w:color="000000"/>
-                <w:top w:val="none" w:sz="0" w:space="0" w:color="000000"/>
-                <w:left w:val="none" w:sz="0" w:space="0" w:color="000000"/>
-                <w:right w:val="none" w:sz="0" w:space="0" w:color="000000"/>
-              </w:pBdr>
-              <w:spacing w:after="100" w:before="100" w:line="240"/>
-              <w:ind w:left="100" w:right="100" w:firstLine="0" w:firstLineChars="0"/>
-              <w:rPr>
-                <w:rFonts w:ascii="Helvetica" w:hAnsi="Helvetica" w:eastAsia="Helvetica" w:cs="Helvetica"/>
-                <w:i w:val="false"/>
-                <w:b w:val="false"/>
-                <w:u w:val="none"/>
-                <w:strike w:val="false"/>
-                <w:sz w:val="22"/>
-                <w:szCs w:val="22"/>
-                <w:color w:val="000000"/>
-              </w:rPr>
-            </w:pPr>
-            <w:r>
-              <w:rPr>
-                <w:rFonts w:ascii="Helvetica" w:hAnsi="Helvetica" w:eastAsia="Helvetica" w:cs="Helvetica"/>
-                <w:i w:val="false"/>
-                <w:b w:val="false"/>
-                <w:u w:val="none"/>
-                <w:strike w:val="false"/>
-                <w:sz w:val="22"/>
-                <w:szCs w:val="22"/>
-                <w:color w:val="000000"/>
-              </w:rPr>
-              <w:t xml:space="preserve">14</w:t>
-            </w:r>
-          </w:p>
-        </w:tc>
-        <w:tc>
-          <w:tcPr>
-            <w:vMerge w:val="restart"/>
-            <w:tcBorders>
-              <w:bottom w:val="none" w:sz="0" w:space="0" w:color="000000"/>
-              <w:top w:val="none" w:sz="0" w:space="0" w:color="000000"/>
-              <w:left w:val="none" w:sz="0" w:space="0" w:color="000000"/>
-              <w:right w:val="none" w:sz="0" w:space="0" w:color="000000"/>
-            </w:tcBorders>
-            <w:shd w:val="clear" w:color="auto" w:fill="FFFFFF"/>
-            <w:tcMar>
-              <w:top w:w="0" w:type="dxa"/>
-              <w:bottom w:w="0" w:type="dxa"/>
-              <w:left w:w="0" w:type="dxa"/>
-              <w:right w:w="0" w:type="dxa"/>
-            </w:tcMar>
-            <w:vAlign w:val="top"/>
-          </w:tcPr>
-          <w:p>
-            <w:pPr>
-              <w:pStyle w:val="Normal"/>
-              <w:jc w:val="left"/>
-              <w:pBdr>
-                <w:bottom w:val="none" w:sz="0" w:space="0" w:color="000000"/>
-                <w:top w:val="none" w:sz="0" w:space="0" w:color="000000"/>
-                <w:left w:val="none" w:sz="0" w:space="0" w:color="000000"/>
-                <w:right w:val="none" w:sz="0" w:space="0" w:color="000000"/>
-              </w:pBdr>
-              <w:spacing w:after="100" w:before="100" w:line="240"/>
-              <w:ind w:left="100" w:right="100" w:firstLine="0" w:firstLineChars="0"/>
-              <w:rPr>
-                <w:rFonts w:ascii="Helvetica" w:hAnsi="Helvetica" w:eastAsia="Helvetica" w:cs="Helvetica"/>
-                <w:i w:val="false"/>
-                <w:b w:val="true"/>
-                <w:u w:val="none"/>
-                <w:strike w:val="false"/>
-                <w:sz w:val="22"/>
-                <w:szCs w:val="22"/>
-                <w:color w:val="000000"/>
-              </w:rPr>
-            </w:pPr>
-            <w:r>
-              <w:rPr>
-                <w:rFonts w:ascii="Helvetica" w:hAnsi="Helvetica" w:eastAsia="Helvetica" w:cs="Helvetica"/>
-                <w:i w:val="false"/>
-                <w:b w:val="true"/>
-                <w:u w:val="none"/>
-                <w:strike w:val="false"/>
-                <w:sz w:val="22"/>
-                <w:szCs w:val="22"/>
-                <w:color w:val="000000"/>
-              </w:rPr>
-              <w:t xml:space="preserve">m_b17: Supply frequency</w:t>
-            </w:r>
-          </w:p>
-        </w:tc>
-        <w:tc>
-          <w:tcPr>
             <w:tcBorders>
               <w:bottom w:val="none" w:sz="0" w:space="0" w:color="000000"/>
               <w:top w:val="none" w:sz="0" w:space="0" w:color="000000"/>
@@ -25534,92 +20406,6 @@
         </w:trPr>
         <w:tc>
           <w:tcPr>
-            <w:vMerge/>
-            <w:tcBorders>
-              <w:bottom w:val="none" w:sz="0" w:space="0" w:color="000000"/>
-              <w:top w:val="none" w:sz="0" w:space="0" w:color="000000"/>
-              <w:left w:val="none" w:sz="0" w:space="0" w:color="000000"/>
-              <w:right w:val="none" w:sz="0" w:space="0" w:color="000000"/>
-            </w:tcBorders>
-            <w:shd w:val="clear" w:color="auto" w:fill="FFFFFF"/>
-            <w:tcMar>
-              <w:top w:w="0" w:type="dxa"/>
-              <w:bottom w:w="0" w:type="dxa"/>
-              <w:left w:w="0" w:type="dxa"/>
-              <w:right w:w="0" w:type="dxa"/>
-            </w:tcMar>
-            <w:vAlign w:val="top"/>
-          </w:tcPr>
-          <w:p>
-            <w:pPr>
-              <w:pStyle w:val="Normal"/>
-              <w:jc w:val="right"/>
-              <w:pBdr>
-                <w:bottom w:val="none" w:sz="0" w:space="0" w:color="000000"/>
-                <w:top w:val="none" w:sz="0" w:space="0" w:color="000000"/>
-                <w:left w:val="none" w:sz="0" w:space="0" w:color="000000"/>
-                <w:right w:val="none" w:sz="0" w:space="0" w:color="000000"/>
-              </w:pBdr>
-              <w:spacing w:after="100" w:before="100" w:line="240"/>
-              <w:ind w:left="100" w:right="100" w:firstLine="0" w:firstLineChars="0"/>
-              <w:rPr>
-                <w:rFonts w:ascii="Helvetica" w:hAnsi="Helvetica" w:eastAsia="Helvetica" w:cs="Helvetica"/>
-                <w:i w:val="false"/>
-                <w:b w:val="false"/>
-                <w:u w:val="none"/>
-                <w:strike w:val="false"/>
-                <w:sz w:val="22"/>
-                <w:szCs w:val="22"/>
-                <w:color w:val="000000"/>
-              </w:rPr>
-            </w:pPr>
-          </w:p>
-        </w:tc>
-        <w:tc>
-          <w:tcPr>
-            <w:vMerge/>
-            <w:tcBorders>
-              <w:bottom w:val="none" w:sz="0" w:space="0" w:color="000000"/>
-              <w:top w:val="none" w:sz="0" w:space="0" w:color="000000"/>
-              <w:left w:val="none" w:sz="0" w:space="0" w:color="000000"/>
-              <w:right w:val="none" w:sz="0" w:space="0" w:color="000000"/>
-            </w:tcBorders>
-            <w:shd w:val="clear" w:color="auto" w:fill="FFFFFF"/>
-            <w:tcMar>
-              <w:top w:w="0" w:type="dxa"/>
-              <w:bottom w:w="0" w:type="dxa"/>
-              <w:left w:w="0" w:type="dxa"/>
-              <w:right w:w="0" w:type="dxa"/>
-            </w:tcMar>
-            <w:vAlign w:val="top"/>
-          </w:tcPr>
-          <w:p>
-            <w:pPr>
-              <w:pStyle w:val="Normal"/>
-              <w:jc w:val="left"/>
-              <w:pBdr>
-                <w:bottom w:val="none" w:sz="0" w:space="0" w:color="000000"/>
-                <w:top w:val="none" w:sz="0" w:space="0" w:color="000000"/>
-                <w:left w:val="none" w:sz="0" w:space="0" w:color="000000"/>
-                <w:right w:val="none" w:sz="0" w:space="0" w:color="000000"/>
-              </w:pBdr>
-              <w:spacing w:after="100" w:before="100" w:line="240"/>
-              <w:ind w:left="100" w:right="100" w:firstLine="0" w:firstLineChars="0"/>
-              <w:rPr>
-                <w:rFonts w:ascii="Helvetica" w:hAnsi="Helvetica" w:eastAsia="Helvetica" w:cs="Helvetica"/>
-                <w:i w:val="false"/>
-                <w:b w:val="true"/>
-                <w:u w:val="none"/>
-                <w:strike w:val="false"/>
-                <w:sz w:val="22"/>
-                <w:szCs w:val="22"/>
-                <w:color w:val="000000"/>
-              </w:rPr>
-            </w:pPr>
-          </w:p>
-        </w:tc>
-        <w:tc>
-          <w:tcPr>
             <w:tcBorders>
               <w:bottom w:val="none" w:sz="0" w:space="0" w:color="000000"/>
               <w:top w:val="none" w:sz="0" w:space="0" w:color="000000"/>
@@ -26018,116 +20804,6 @@
               <w:left w:w="0" w:type="dxa"/>
               <w:right w:w="0" w:type="dxa"/>
             </w:tcMar>
-            <w:vAlign w:val="top"/>
-          </w:tcPr>
-          <w:p>
-            <w:pPr>
-              <w:pStyle w:val="Normal"/>
-              <w:jc w:val="right"/>
-              <w:pBdr>
-                <w:bottom w:val="none" w:sz="0" w:space="0" w:color="000000"/>
-                <w:top w:val="none" w:sz="0" w:space="0" w:color="000000"/>
-                <w:left w:val="none" w:sz="0" w:space="0" w:color="000000"/>
-                <w:right w:val="none" w:sz="0" w:space="0" w:color="000000"/>
-              </w:pBdr>
-              <w:spacing w:after="100" w:before="100" w:line="240"/>
-              <w:ind w:left="100" w:right="100" w:firstLine="0" w:firstLineChars="0"/>
-              <w:rPr>
-                <w:rFonts w:ascii="Helvetica" w:hAnsi="Helvetica" w:eastAsia="Helvetica" w:cs="Helvetica"/>
-                <w:i w:val="false"/>
-                <w:b w:val="false"/>
-                <w:u w:val="none"/>
-                <w:strike w:val="false"/>
-                <w:sz w:val="22"/>
-                <w:szCs w:val="22"/>
-                <w:color w:val="000000"/>
-              </w:rPr>
-            </w:pPr>
-            <w:r>
-              <w:rPr>
-                <w:rFonts w:ascii="Helvetica" w:hAnsi="Helvetica" w:eastAsia="Helvetica" w:cs="Helvetica"/>
-                <w:i w:val="false"/>
-                <w:b w:val="false"/>
-                <w:u w:val="none"/>
-                <w:strike w:val="false"/>
-                <w:sz w:val="22"/>
-                <w:szCs w:val="22"/>
-                <w:color w:val="000000"/>
-              </w:rPr>
-              <w:t xml:space="preserve">15</w:t>
-            </w:r>
-          </w:p>
-        </w:tc>
-        <w:tc>
-          <w:tcPr>
-            <w:tcBorders>
-              <w:bottom w:val="none" w:sz="0" w:space="0" w:color="000000"/>
-              <w:top w:val="none" w:sz="0" w:space="0" w:color="000000"/>
-              <w:left w:val="none" w:sz="0" w:space="0" w:color="000000"/>
-              <w:right w:val="none" w:sz="0" w:space="0" w:color="000000"/>
-            </w:tcBorders>
-            <w:shd w:val="clear" w:color="auto" w:fill="FFFFFF"/>
-            <w:tcMar>
-              <w:top w:w="0" w:type="dxa"/>
-              <w:bottom w:w="0" w:type="dxa"/>
-              <w:left w:w="0" w:type="dxa"/>
-              <w:right w:w="0" w:type="dxa"/>
-            </w:tcMar>
-            <w:vAlign w:val="top"/>
-          </w:tcPr>
-          <w:p>
-            <w:pPr>
-              <w:pStyle w:val="Normal"/>
-              <w:jc w:val="left"/>
-              <w:pBdr>
-                <w:bottom w:val="none" w:sz="0" w:space="0" w:color="000000"/>
-                <w:top w:val="none" w:sz="0" w:space="0" w:color="000000"/>
-                <w:left w:val="none" w:sz="0" w:space="0" w:color="000000"/>
-                <w:right w:val="none" w:sz="0" w:space="0" w:color="000000"/>
-              </w:pBdr>
-              <w:spacing w:after="100" w:before="100" w:line="240"/>
-              <w:ind w:left="100" w:right="100" w:firstLine="0" w:firstLineChars="0"/>
-              <w:rPr>
-                <w:rFonts w:ascii="Helvetica" w:hAnsi="Helvetica" w:eastAsia="Helvetica" w:cs="Helvetica"/>
-                <w:i w:val="false"/>
-                <w:b w:val="true"/>
-                <w:u w:val="none"/>
-                <w:strike w:val="false"/>
-                <w:sz w:val="22"/>
-                <w:szCs w:val="22"/>
-                <w:color w:val="000000"/>
-              </w:rPr>
-            </w:pPr>
-            <w:r>
-              <w:rPr>
-                <w:rFonts w:ascii="Helvetica" w:hAnsi="Helvetica" w:eastAsia="Helvetica" w:cs="Helvetica"/>
-                <w:i w:val="false"/>
-                <w:b w:val="true"/>
-                <w:u w:val="none"/>
-                <w:strike w:val="false"/>
-                <w:sz w:val="22"/>
-                <w:szCs w:val="22"/>
-                <w:color w:val="000000"/>
-              </w:rPr>
-              <w:t xml:space="preserve">m_b5 – HW_INTERR</w:t>
-            </w:r>
-          </w:p>
-        </w:tc>
-        <w:tc>
-          <w:tcPr>
-            <w:tcBorders>
-              <w:bottom w:val="none" w:sz="0" w:space="0" w:color="000000"/>
-              <w:top w:val="none" w:sz="0" w:space="0" w:color="000000"/>
-              <w:left w:val="none" w:sz="0" w:space="0" w:color="000000"/>
-              <w:right w:val="none" w:sz="0" w:space="0" w:color="000000"/>
-            </w:tcBorders>
-            <w:shd w:val="clear" w:color="auto" w:fill="FFFFFF"/>
-            <w:tcMar>
-              <w:top w:w="0" w:type="dxa"/>
-              <w:bottom w:w="0" w:type="dxa"/>
-              <w:left w:w="0" w:type="dxa"/>
-              <w:right w:w="0" w:type="dxa"/>
-            </w:tcMar>
             <w:vAlign w:val="center"/>
           </w:tcPr>
           <w:p>
@@ -26564,116 +21240,6 @@
               <w:left w:w="0" w:type="dxa"/>
               <w:right w:w="0" w:type="dxa"/>
             </w:tcMar>
-            <w:vAlign w:val="top"/>
-          </w:tcPr>
-          <w:p>
-            <w:pPr>
-              <w:pStyle w:val="Normal"/>
-              <w:jc w:val="right"/>
-              <w:pBdr>
-                <w:bottom w:val="none" w:sz="0" w:space="0" w:color="000000"/>
-                <w:top w:val="none" w:sz="0" w:space="0" w:color="000000"/>
-                <w:left w:val="none" w:sz="0" w:space="0" w:color="000000"/>
-                <w:right w:val="none" w:sz="0" w:space="0" w:color="000000"/>
-              </w:pBdr>
-              <w:spacing w:after="100" w:before="100" w:line="240"/>
-              <w:ind w:left="100" w:right="100" w:firstLine="0" w:firstLineChars="0"/>
-              <w:rPr>
-                <w:rFonts w:ascii="Helvetica" w:hAnsi="Helvetica" w:eastAsia="Helvetica" w:cs="Helvetica"/>
-                <w:i w:val="false"/>
-                <w:b w:val="false"/>
-                <w:u w:val="none"/>
-                <w:strike w:val="false"/>
-                <w:sz w:val="22"/>
-                <w:szCs w:val="22"/>
-                <w:color w:val="000000"/>
-              </w:rPr>
-            </w:pPr>
-            <w:r>
-              <w:rPr>
-                <w:rFonts w:ascii="Helvetica" w:hAnsi="Helvetica" w:eastAsia="Helvetica" w:cs="Helvetica"/>
-                <w:i w:val="false"/>
-                <w:b w:val="false"/>
-                <w:u w:val="none"/>
-                <w:strike w:val="false"/>
-                <w:sz w:val="22"/>
-                <w:szCs w:val="22"/>
-                <w:color w:val="000000"/>
-              </w:rPr>
-              <w:t xml:space="preserve">16</w:t>
-            </w:r>
-          </w:p>
-        </w:tc>
-        <w:tc>
-          <w:tcPr>
-            <w:tcBorders>
-              <w:bottom w:val="none" w:sz="0" w:space="0" w:color="000000"/>
-              <w:top w:val="none" w:sz="0" w:space="0" w:color="000000"/>
-              <w:left w:val="none" w:sz="0" w:space="0" w:color="000000"/>
-              <w:right w:val="none" w:sz="0" w:space="0" w:color="000000"/>
-            </w:tcBorders>
-            <w:shd w:val="clear" w:color="auto" w:fill="FFFFFF"/>
-            <w:tcMar>
-              <w:top w:w="0" w:type="dxa"/>
-              <w:bottom w:w="0" w:type="dxa"/>
-              <w:left w:w="0" w:type="dxa"/>
-              <w:right w:w="0" w:type="dxa"/>
-            </w:tcMar>
-            <w:vAlign w:val="top"/>
-          </w:tcPr>
-          <w:p>
-            <w:pPr>
-              <w:pStyle w:val="Normal"/>
-              <w:jc w:val="left"/>
-              <w:pBdr>
-                <w:bottom w:val="none" w:sz="0" w:space="0" w:color="000000"/>
-                <w:top w:val="none" w:sz="0" w:space="0" w:color="000000"/>
-                <w:left w:val="none" w:sz="0" w:space="0" w:color="000000"/>
-                <w:right w:val="none" w:sz="0" w:space="0" w:color="000000"/>
-              </w:pBdr>
-              <w:spacing w:after="100" w:before="100" w:line="240"/>
-              <w:ind w:left="100" w:right="100" w:firstLine="0" w:firstLineChars="0"/>
-              <w:rPr>
-                <w:rFonts w:ascii="Helvetica" w:hAnsi="Helvetica" w:eastAsia="Helvetica" w:cs="Helvetica"/>
-                <w:i w:val="false"/>
-                <w:b w:val="true"/>
-                <w:u w:val="none"/>
-                <w:strike w:val="false"/>
-                <w:sz w:val="22"/>
-                <w:szCs w:val="22"/>
-                <w:color w:val="000000"/>
-              </w:rPr>
-            </w:pPr>
-            <w:r>
-              <w:rPr>
-                <w:rFonts w:ascii="Helvetica" w:hAnsi="Helvetica" w:eastAsia="Helvetica" w:cs="Helvetica"/>
-                <w:i w:val="false"/>
-                <w:b w:val="true"/>
-                <w:u w:val="none"/>
-                <w:strike w:val="false"/>
-                <w:sz w:val="22"/>
-                <w:szCs w:val="22"/>
-                <w:color w:val="000000"/>
-              </w:rPr>
-              <w:t xml:space="preserve">m_b5 – HW_BODY</w:t>
-            </w:r>
-          </w:p>
-        </w:tc>
-        <w:tc>
-          <w:tcPr>
-            <w:tcBorders>
-              <w:bottom w:val="none" w:sz="0" w:space="0" w:color="000000"/>
-              <w:top w:val="none" w:sz="0" w:space="0" w:color="000000"/>
-              <w:left w:val="none" w:sz="0" w:space="0" w:color="000000"/>
-              <w:right w:val="none" w:sz="0" w:space="0" w:color="000000"/>
-            </w:tcBorders>
-            <w:shd w:val="clear" w:color="auto" w:fill="FFFFFF"/>
-            <w:tcMar>
-              <w:top w:w="0" w:type="dxa"/>
-              <w:bottom w:w="0" w:type="dxa"/>
-              <w:left w:w="0" w:type="dxa"/>
-              <w:right w:w="0" w:type="dxa"/>
-            </w:tcMar>
             <w:vAlign w:val="center"/>
           </w:tcPr>
           <w:p>
@@ -27071,62 +21637,7 @@
               <w:left w:w="0" w:type="dxa"/>
               <w:right w:w="0" w:type="dxa"/>
             </w:tcMar>
-            <w:vAlign w:val="top"/>
-          </w:tcPr>
-          <w:p>
-            <w:pPr>
-              <w:pStyle w:val="Normal"/>
-              <w:jc w:val="right"/>
-              <w:pBdr>
-                <w:bottom w:val="none" w:sz="0" w:space="0" w:color="000000"/>
-                <w:top w:val="none" w:sz="0" w:space="0" w:color="000000"/>
-                <w:left w:val="none" w:sz="0" w:space="0" w:color="000000"/>
-                <w:right w:val="none" w:sz="0" w:space="0" w:color="000000"/>
-              </w:pBdr>
-              <w:spacing w:after="100" w:before="100" w:line="240"/>
-              <w:ind w:left="100" w:right="100" w:firstLine="0" w:firstLineChars="0"/>
-              <w:rPr>
-                <w:rFonts w:ascii="Helvetica" w:hAnsi="Helvetica" w:eastAsia="Helvetica" w:cs="Helvetica"/>
-                <w:i w:val="false"/>
-                <w:b w:val="false"/>
-                <w:u w:val="none"/>
-                <w:strike w:val="false"/>
-                <w:sz w:val="22"/>
-                <w:szCs w:val="22"/>
-                <w:color w:val="000000"/>
-              </w:rPr>
-            </w:pPr>
-            <w:r>
-              <w:rPr>
-                <w:rFonts w:ascii="Helvetica" w:hAnsi="Helvetica" w:eastAsia="Helvetica" w:cs="Helvetica"/>
-                <w:i w:val="false"/>
-                <w:b w:val="false"/>
-                <w:u w:val="none"/>
-                <w:strike w:val="false"/>
-                <w:sz w:val="22"/>
-                <w:szCs w:val="22"/>
-                <w:color w:val="000000"/>
-              </w:rPr>
-              <w:t xml:space="preserve">17</w:t>
-            </w:r>
-          </w:p>
-        </w:tc>
-        <w:tc>
-          <w:tcPr>
-            <w:tcBorders>
-              <w:bottom w:val="none" w:sz="0" w:space="0" w:color="000000"/>
-              <w:top w:val="none" w:sz="0" w:space="0" w:color="000000"/>
-              <w:left w:val="none" w:sz="0" w:space="0" w:color="000000"/>
-              <w:right w:val="none" w:sz="0" w:space="0" w:color="000000"/>
-            </w:tcBorders>
-            <w:shd w:val="clear" w:color="auto" w:fill="FFFFFF"/>
-            <w:tcMar>
-              <w:top w:w="0" w:type="dxa"/>
-              <w:bottom w:w="0" w:type="dxa"/>
-              <w:left w:w="0" w:type="dxa"/>
-              <w:right w:w="0" w:type="dxa"/>
-            </w:tcMar>
-            <w:vAlign w:val="top"/>
+            <w:vAlign w:val="center"/>
           </w:tcPr>
           <w:p>
             <w:pPr>
@@ -27143,81 +21654,26 @@
               <w:rPr>
                 <w:rFonts w:ascii="Helvetica" w:hAnsi="Helvetica" w:eastAsia="Helvetica" w:cs="Helvetica"/>
                 <w:i w:val="false"/>
-                <w:b w:val="true"/>
-                <w:u w:val="none"/>
-                <w:strike w:val="false"/>
-                <w:sz w:val="22"/>
-                <w:szCs w:val="22"/>
-                <w:color w:val="000000"/>
-              </w:rPr>
-            </w:pPr>
-            <w:r>
-              <w:rPr>
-                <w:rFonts w:ascii="Helvetica" w:hAnsi="Helvetica" w:eastAsia="Helvetica" w:cs="Helvetica"/>
-                <w:i w:val="false"/>
-                <w:b w:val="true"/>
-                <w:u w:val="none"/>
-                <w:strike w:val="false"/>
-                <w:sz w:val="22"/>
-                <w:szCs w:val="22"/>
-                <w:color w:val="000000"/>
-              </w:rPr>
-              <w:t xml:space="preserve">m_b22: Has cisterna</w:t>
-            </w:r>
-          </w:p>
-        </w:tc>
-        <w:tc>
-          <w:tcPr>
-            <w:tcBorders>
-              <w:bottom w:val="none" w:sz="0" w:space="0" w:color="000000"/>
-              <w:top w:val="none" w:sz="0" w:space="0" w:color="000000"/>
-              <w:left w:val="none" w:sz="0" w:space="0" w:color="000000"/>
-              <w:right w:val="none" w:sz="0" w:space="0" w:color="000000"/>
-            </w:tcBorders>
-            <w:shd w:val="clear" w:color="auto" w:fill="FFFFFF"/>
-            <w:tcMar>
-              <w:top w:w="0" w:type="dxa"/>
-              <w:bottom w:w="0" w:type="dxa"/>
-              <w:left w:w="0" w:type="dxa"/>
-              <w:right w:w="0" w:type="dxa"/>
-            </w:tcMar>
-            <w:vAlign w:val="center"/>
-          </w:tcPr>
-          <w:p>
-            <w:pPr>
-              <w:pStyle w:val="Normal"/>
-              <w:jc w:val="left"/>
-              <w:pBdr>
-                <w:bottom w:val="none" w:sz="0" w:space="0" w:color="000000"/>
-                <w:top w:val="none" w:sz="0" w:space="0" w:color="000000"/>
-                <w:left w:val="none" w:sz="0" w:space="0" w:color="000000"/>
-                <w:right w:val="none" w:sz="0" w:space="0" w:color="000000"/>
-              </w:pBdr>
-              <w:spacing w:after="100" w:before="100" w:line="240"/>
-              <w:ind w:left="100" w:right="100" w:firstLine="0" w:firstLineChars="0"/>
-              <w:rPr>
-                <w:rFonts w:ascii="Helvetica" w:hAnsi="Helvetica" w:eastAsia="Helvetica" w:cs="Helvetica"/>
-                <w:i w:val="false"/>
-                <w:b w:val="false"/>
-                <w:u w:val="none"/>
-                <w:strike w:val="false"/>
-                <w:sz w:val="22"/>
-                <w:szCs w:val="22"/>
-                <w:color w:val="000000"/>
-              </w:rPr>
-            </w:pPr>
-            <w:r>
-              <w:rPr>
-                <w:rFonts w:ascii="Helvetica" w:hAnsi="Helvetica" w:eastAsia="Helvetica" w:cs="Helvetica"/>
-                <w:i w:val="false"/>
-                <w:b w:val="false"/>
-                <w:u w:val="none"/>
-                <w:strike w:val="false"/>
-                <w:sz w:val="22"/>
-                <w:szCs w:val="22"/>
-                <w:color w:val="000000"/>
-              </w:rPr>
-              <w:t xml:space="preserve">W_Has_cisternaYes</w:t>
+                <w:b w:val="false"/>
+                <w:u w:val="none"/>
+                <w:strike w:val="false"/>
+                <w:sz w:val="22"/>
+                <w:szCs w:val="22"/>
+                <w:color w:val="000000"/>
+              </w:rPr>
+            </w:pPr>
+            <w:r>
+              <w:rPr>
+                <w:rFonts w:ascii="Helvetica" w:hAnsi="Helvetica" w:eastAsia="Helvetica" w:cs="Helvetica"/>
+                <w:i w:val="false"/>
+                <w:b w:val="false"/>
+                <w:u w:val="none"/>
+                <w:strike w:val="false"/>
+                <w:sz w:val="22"/>
+                <w:szCs w:val="22"/>
+                <w:color w:val="000000"/>
+              </w:rPr>
+              <w:t xml:space="preserve">Has cisterna</w:t>
             </w:r>
           </w:p>
         </w:tc>
@@ -27627,62 +22083,7 @@
               <w:left w:w="0" w:type="dxa"/>
               <w:right w:w="0" w:type="dxa"/>
             </w:tcMar>
-            <w:vAlign w:val="top"/>
-          </w:tcPr>
-          <w:p>
-            <w:pPr>
-              <w:pStyle w:val="Normal"/>
-              <w:jc w:val="right"/>
-              <w:pBdr>
-                <w:bottom w:val="none" w:sz="0" w:space="0" w:color="000000"/>
-                <w:top w:val="none" w:sz="0" w:space="0" w:color="000000"/>
-                <w:left w:val="none" w:sz="0" w:space="0" w:color="000000"/>
-                <w:right w:val="none" w:sz="0" w:space="0" w:color="000000"/>
-              </w:pBdr>
-              <w:spacing w:after="100" w:before="100" w:line="240"/>
-              <w:ind w:left="100" w:right="100" w:firstLine="0" w:firstLineChars="0"/>
-              <w:rPr>
-                <w:rFonts w:ascii="Helvetica" w:hAnsi="Helvetica" w:eastAsia="Helvetica" w:cs="Helvetica"/>
-                <w:i w:val="false"/>
-                <w:b w:val="false"/>
-                <w:u w:val="none"/>
-                <w:strike w:val="false"/>
-                <w:sz w:val="22"/>
-                <w:szCs w:val="22"/>
-                <w:color w:val="000000"/>
-              </w:rPr>
-            </w:pPr>
-            <w:r>
-              <w:rPr>
-                <w:rFonts w:ascii="Helvetica" w:hAnsi="Helvetica" w:eastAsia="Helvetica" w:cs="Helvetica"/>
-                <w:i w:val="false"/>
-                <w:b w:val="false"/>
-                <w:u w:val="none"/>
-                <w:strike w:val="false"/>
-                <w:sz w:val="22"/>
-                <w:szCs w:val="22"/>
-                <w:color w:val="000000"/>
-              </w:rPr>
-              <w:t xml:space="preserve">18</w:t>
-            </w:r>
-          </w:p>
-        </w:tc>
-        <w:tc>
-          <w:tcPr>
-            <w:tcBorders>
-              <w:bottom w:val="none" w:sz="0" w:space="0" w:color="000000"/>
-              <w:top w:val="none" w:sz="0" w:space="0" w:color="000000"/>
-              <w:left w:val="none" w:sz="0" w:space="0" w:color="000000"/>
-              <w:right w:val="none" w:sz="0" w:space="0" w:color="000000"/>
-            </w:tcBorders>
-            <w:shd w:val="clear" w:color="auto" w:fill="FFFFFF"/>
-            <w:tcMar>
-              <w:top w:w="0" w:type="dxa"/>
-              <w:bottom w:w="0" w:type="dxa"/>
-              <w:left w:w="0" w:type="dxa"/>
-              <w:right w:w="0" w:type="dxa"/>
-            </w:tcMar>
-            <w:vAlign w:val="top"/>
+            <w:vAlign w:val="center"/>
           </w:tcPr>
           <w:p>
             <w:pPr>
@@ -27699,81 +22100,26 @@
               <w:rPr>
                 <w:rFonts w:ascii="Helvetica" w:hAnsi="Helvetica" w:eastAsia="Helvetica" w:cs="Helvetica"/>
                 <w:i w:val="false"/>
-                <w:b w:val="true"/>
-                <w:u w:val="none"/>
-                <w:strike w:val="false"/>
-                <w:sz w:val="22"/>
-                <w:szCs w:val="22"/>
-                <w:color w:val="000000"/>
-              </w:rPr>
-            </w:pPr>
-            <w:r>
-              <w:rPr>
-                <w:rFonts w:ascii="Helvetica" w:hAnsi="Helvetica" w:eastAsia="Helvetica" w:cs="Helvetica"/>
-                <w:i w:val="false"/>
-                <w:b w:val="true"/>
-                <w:u w:val="none"/>
-                <w:strike w:val="false"/>
-                <w:sz w:val="22"/>
-                <w:szCs w:val="22"/>
-                <w:color w:val="000000"/>
-              </w:rPr>
-              <w:t xml:space="preserve">m_b21: Has tinaco</w:t>
-            </w:r>
-          </w:p>
-        </w:tc>
-        <w:tc>
-          <w:tcPr>
-            <w:tcBorders>
-              <w:bottom w:val="none" w:sz="0" w:space="0" w:color="000000"/>
-              <w:top w:val="none" w:sz="0" w:space="0" w:color="000000"/>
-              <w:left w:val="none" w:sz="0" w:space="0" w:color="000000"/>
-              <w:right w:val="none" w:sz="0" w:space="0" w:color="000000"/>
-            </w:tcBorders>
-            <w:shd w:val="clear" w:color="auto" w:fill="FFFFFF"/>
-            <w:tcMar>
-              <w:top w:w="0" w:type="dxa"/>
-              <w:bottom w:w="0" w:type="dxa"/>
-              <w:left w:w="0" w:type="dxa"/>
-              <w:right w:w="0" w:type="dxa"/>
-            </w:tcMar>
-            <w:vAlign w:val="center"/>
-          </w:tcPr>
-          <w:p>
-            <w:pPr>
-              <w:pStyle w:val="Normal"/>
-              <w:jc w:val="left"/>
-              <w:pBdr>
-                <w:bottom w:val="none" w:sz="0" w:space="0" w:color="000000"/>
-                <w:top w:val="none" w:sz="0" w:space="0" w:color="000000"/>
-                <w:left w:val="none" w:sz="0" w:space="0" w:color="000000"/>
-                <w:right w:val="none" w:sz="0" w:space="0" w:color="000000"/>
-              </w:pBdr>
-              <w:spacing w:after="100" w:before="100" w:line="240"/>
-              <w:ind w:left="100" w:right="100" w:firstLine="0" w:firstLineChars="0"/>
-              <w:rPr>
-                <w:rFonts w:ascii="Helvetica" w:hAnsi="Helvetica" w:eastAsia="Helvetica" w:cs="Helvetica"/>
-                <w:i w:val="false"/>
-                <w:b w:val="false"/>
-                <w:u w:val="none"/>
-                <w:strike w:val="false"/>
-                <w:sz w:val="22"/>
-                <w:szCs w:val="22"/>
-                <w:color w:val="000000"/>
-              </w:rPr>
-            </w:pPr>
-            <w:r>
-              <w:rPr>
-                <w:rFonts w:ascii="Helvetica" w:hAnsi="Helvetica" w:eastAsia="Helvetica" w:cs="Helvetica"/>
-                <w:i w:val="false"/>
-                <w:b w:val="false"/>
-                <w:u w:val="none"/>
-                <w:strike w:val="false"/>
-                <w:sz w:val="22"/>
-                <w:szCs w:val="22"/>
-                <w:color w:val="000000"/>
-              </w:rPr>
-              <w:t xml:space="preserve">W_Has_tinacoYes</w:t>
+                <w:b w:val="false"/>
+                <w:u w:val="none"/>
+                <w:strike w:val="false"/>
+                <w:sz w:val="22"/>
+                <w:szCs w:val="22"/>
+                <w:color w:val="000000"/>
+              </w:rPr>
+            </w:pPr>
+            <w:r>
+              <w:rPr>
+                <w:rFonts w:ascii="Helvetica" w:hAnsi="Helvetica" w:eastAsia="Helvetica" w:cs="Helvetica"/>
+                <w:i w:val="false"/>
+                <w:b w:val="false"/>
+                <w:u w:val="none"/>
+                <w:strike w:val="false"/>
+                <w:sz w:val="22"/>
+                <w:szCs w:val="22"/>
+                <w:color w:val="000000"/>
+              </w:rPr>
+              <w:t xml:space="preserve">Has tinaco</w:t>
             </w:r>
           </w:p>
         </w:tc>
@@ -28170,62 +22516,7 @@
               <w:left w:w="0" w:type="dxa"/>
               <w:right w:w="0" w:type="dxa"/>
             </w:tcMar>
-            <w:vAlign w:val="top"/>
-          </w:tcPr>
-          <w:p>
-            <w:pPr>
-              <w:pStyle w:val="Normal"/>
-              <w:jc w:val="right"/>
-              <w:pBdr>
-                <w:bottom w:val="none" w:sz="0" w:space="0" w:color="000000"/>
-                <w:top w:val="none" w:sz="0" w:space="0" w:color="000000"/>
-                <w:left w:val="none" w:sz="0" w:space="0" w:color="000000"/>
-                <w:right w:val="none" w:sz="0" w:space="0" w:color="000000"/>
-              </w:pBdr>
-              <w:spacing w:after="100" w:before="100" w:line="240"/>
-              <w:ind w:left="100" w:right="100" w:firstLine="0" w:firstLineChars="0"/>
-              <w:rPr>
-                <w:rFonts w:ascii="Helvetica" w:hAnsi="Helvetica" w:eastAsia="Helvetica" w:cs="Helvetica"/>
-                <w:i w:val="false"/>
-                <w:b w:val="false"/>
-                <w:u w:val="none"/>
-                <w:strike w:val="false"/>
-                <w:sz w:val="22"/>
-                <w:szCs w:val="22"/>
-                <w:color w:val="000000"/>
-              </w:rPr>
-            </w:pPr>
-            <w:r>
-              <w:rPr>
-                <w:rFonts w:ascii="Helvetica" w:hAnsi="Helvetica" w:eastAsia="Helvetica" w:cs="Helvetica"/>
-                <w:i w:val="false"/>
-                <w:b w:val="false"/>
-                <w:u w:val="none"/>
-                <w:strike w:val="false"/>
-                <w:sz w:val="22"/>
-                <w:szCs w:val="22"/>
-                <w:color w:val="000000"/>
-              </w:rPr>
-              <w:t xml:space="preserve">19</w:t>
-            </w:r>
-          </w:p>
-        </w:tc>
-        <w:tc>
-          <w:tcPr>
-            <w:tcBorders>
-              <w:bottom w:val="none" w:sz="0" w:space="0" w:color="000000"/>
-              <w:top w:val="none" w:sz="0" w:space="0" w:color="000000"/>
-              <w:left w:val="none" w:sz="0" w:space="0" w:color="000000"/>
-              <w:right w:val="none" w:sz="0" w:space="0" w:color="000000"/>
-            </w:tcBorders>
-            <w:shd w:val="clear" w:color="auto" w:fill="FFFFFF"/>
-            <w:tcMar>
-              <w:top w:w="0" w:type="dxa"/>
-              <w:bottom w:w="0" w:type="dxa"/>
-              <w:left w:w="0" w:type="dxa"/>
-              <w:right w:w="0" w:type="dxa"/>
-            </w:tcMar>
-            <w:vAlign w:val="top"/>
+            <w:vAlign w:val="center"/>
           </w:tcPr>
           <w:p>
             <w:pPr>
@@ -28242,81 +22533,26 @@
               <w:rPr>
                 <w:rFonts w:ascii="Helvetica" w:hAnsi="Helvetica" w:eastAsia="Helvetica" w:cs="Helvetica"/>
                 <w:i w:val="false"/>
-                <w:b w:val="true"/>
-                <w:u w:val="none"/>
-                <w:strike w:val="false"/>
-                <w:sz w:val="22"/>
-                <w:szCs w:val="22"/>
-                <w:color w:val="000000"/>
-              </w:rPr>
-            </w:pPr>
-            <w:r>
-              <w:rPr>
-                <w:rFonts w:ascii="Helvetica" w:hAnsi="Helvetica" w:eastAsia="Helvetica" w:cs="Helvetica"/>
-                <w:i w:val="false"/>
-                <w:b w:val="true"/>
-                <w:u w:val="none"/>
-                <w:strike w:val="false"/>
-                <w:sz w:val="22"/>
-                <w:szCs w:val="22"/>
-                <w:color w:val="000000"/>
-              </w:rPr>
-              <w:t xml:space="preserve">m_b20: Brand-name garrafón use</w:t>
-            </w:r>
-          </w:p>
-        </w:tc>
-        <w:tc>
-          <w:tcPr>
-            <w:tcBorders>
-              <w:bottom w:val="none" w:sz="0" w:space="0" w:color="000000"/>
-              <w:top w:val="none" w:sz="0" w:space="0" w:color="000000"/>
-              <w:left w:val="none" w:sz="0" w:space="0" w:color="000000"/>
-              <w:right w:val="none" w:sz="0" w:space="0" w:color="000000"/>
-            </w:tcBorders>
-            <w:shd w:val="clear" w:color="auto" w:fill="FFFFFF"/>
-            <w:tcMar>
-              <w:top w:w="0" w:type="dxa"/>
-              <w:bottom w:w="0" w:type="dxa"/>
-              <w:left w:w="0" w:type="dxa"/>
-              <w:right w:w="0" w:type="dxa"/>
-            </w:tcMar>
-            <w:vAlign w:val="center"/>
-          </w:tcPr>
-          <w:p>
-            <w:pPr>
-              <w:pStyle w:val="Normal"/>
-              <w:jc w:val="left"/>
-              <w:pBdr>
-                <w:bottom w:val="none" w:sz="0" w:space="0" w:color="000000"/>
-                <w:top w:val="none" w:sz="0" w:space="0" w:color="000000"/>
-                <w:left w:val="none" w:sz="0" w:space="0" w:color="000000"/>
-                <w:right w:val="none" w:sz="0" w:space="0" w:color="000000"/>
-              </w:pBdr>
-              <w:spacing w:after="100" w:before="100" w:line="240"/>
-              <w:ind w:left="100" w:right="100" w:firstLine="0" w:firstLineChars="0"/>
-              <w:rPr>
-                <w:rFonts w:ascii="Helvetica" w:hAnsi="Helvetica" w:eastAsia="Helvetica" w:cs="Helvetica"/>
-                <w:i w:val="false"/>
-                <w:b w:val="false"/>
-                <w:u w:val="none"/>
-                <w:strike w:val="false"/>
-                <w:sz w:val="22"/>
-                <w:szCs w:val="22"/>
-                <w:color w:val="000000"/>
-              </w:rPr>
-            </w:pPr>
-            <w:r>
-              <w:rPr>
-                <w:rFonts w:ascii="Helvetica" w:hAnsi="Helvetica" w:eastAsia="Helvetica" w:cs="Helvetica"/>
-                <w:i w:val="false"/>
-                <w:b w:val="false"/>
-                <w:u w:val="none"/>
-                <w:strike w:val="false"/>
-                <w:sz w:val="22"/>
-                <w:szCs w:val="22"/>
-                <w:color w:val="000000"/>
-              </w:rPr>
-              <w:t xml:space="preserve">W_Garrafon_brandYes</w:t>
+                <w:b w:val="false"/>
+                <w:u w:val="none"/>
+                <w:strike w:val="false"/>
+                <w:sz w:val="22"/>
+                <w:szCs w:val="22"/>
+                <w:color w:val="000000"/>
+              </w:rPr>
+            </w:pPr>
+            <w:r>
+              <w:rPr>
+                <w:rFonts w:ascii="Helvetica" w:hAnsi="Helvetica" w:eastAsia="Helvetica" w:cs="Helvetica"/>
+                <w:i w:val="false"/>
+                <w:b w:val="false"/>
+                <w:u w:val="none"/>
+                <w:strike w:val="false"/>
+                <w:sz w:val="22"/>
+                <w:szCs w:val="22"/>
+                <w:color w:val="000000"/>
+              </w:rPr>
+              <w:t xml:space="preserve">Uses brand-name garrafón</w:t>
             </w:r>
           </w:p>
         </w:tc>
@@ -28725,116 +22961,6 @@
               <w:left w:w="0" w:type="dxa"/>
               <w:right w:w="0" w:type="dxa"/>
             </w:tcMar>
-            <w:vAlign w:val="top"/>
-          </w:tcPr>
-          <w:p>
-            <w:pPr>
-              <w:pStyle w:val="Normal"/>
-              <w:jc w:val="right"/>
-              <w:pBdr>
-                <w:bottom w:val="none" w:sz="0" w:space="0" w:color="000000"/>
-                <w:top w:val="none" w:sz="0" w:space="0" w:color="000000"/>
-                <w:left w:val="none" w:sz="0" w:space="0" w:color="000000"/>
-                <w:right w:val="none" w:sz="0" w:space="0" w:color="000000"/>
-              </w:pBdr>
-              <w:spacing w:after="100" w:before="100" w:line="240"/>
-              <w:ind w:left="100" w:right="100" w:firstLine="0" w:firstLineChars="0"/>
-              <w:rPr>
-                <w:rFonts w:ascii="Helvetica" w:hAnsi="Helvetica" w:eastAsia="Helvetica" w:cs="Helvetica"/>
-                <w:i w:val="false"/>
-                <w:b w:val="false"/>
-                <w:u w:val="none"/>
-                <w:strike w:val="false"/>
-                <w:sz w:val="22"/>
-                <w:szCs w:val="22"/>
-                <w:color w:val="000000"/>
-              </w:rPr>
-            </w:pPr>
-            <w:r>
-              <w:rPr>
-                <w:rFonts w:ascii="Helvetica" w:hAnsi="Helvetica" w:eastAsia="Helvetica" w:cs="Helvetica"/>
-                <w:i w:val="false"/>
-                <w:b w:val="false"/>
-                <w:u w:val="none"/>
-                <w:strike w:val="false"/>
-                <w:sz w:val="22"/>
-                <w:szCs w:val="22"/>
-                <w:color w:val="000000"/>
-              </w:rPr>
-              <w:t xml:space="preserve">20</w:t>
-            </w:r>
-          </w:p>
-        </w:tc>
-        <w:tc>
-          <w:tcPr>
-            <w:tcBorders>
-              <w:bottom w:val="none" w:sz="0" w:space="0" w:color="000000"/>
-              <w:top w:val="none" w:sz="0" w:space="0" w:color="000000"/>
-              <w:left w:val="none" w:sz="0" w:space="0" w:color="000000"/>
-              <w:right w:val="none" w:sz="0" w:space="0" w:color="000000"/>
-            </w:tcBorders>
-            <w:shd w:val="clear" w:color="auto" w:fill="FFFFFF"/>
-            <w:tcMar>
-              <w:top w:w="0" w:type="dxa"/>
-              <w:bottom w:w="0" w:type="dxa"/>
-              <w:left w:w="0" w:type="dxa"/>
-              <w:right w:w="0" w:type="dxa"/>
-            </w:tcMar>
-            <w:vAlign w:val="top"/>
-          </w:tcPr>
-          <w:p>
-            <w:pPr>
-              <w:pStyle w:val="Normal"/>
-              <w:jc w:val="left"/>
-              <w:pBdr>
-                <w:bottom w:val="none" w:sz="0" w:space="0" w:color="000000"/>
-                <w:top w:val="none" w:sz="0" w:space="0" w:color="000000"/>
-                <w:left w:val="none" w:sz="0" w:space="0" w:color="000000"/>
-                <w:right w:val="none" w:sz="0" w:space="0" w:color="000000"/>
-              </w:pBdr>
-              <w:spacing w:after="100" w:before="100" w:line="240"/>
-              <w:ind w:left="100" w:right="100" w:firstLine="0" w:firstLineChars="0"/>
-              <w:rPr>
-                <w:rFonts w:ascii="Helvetica" w:hAnsi="Helvetica" w:eastAsia="Helvetica" w:cs="Helvetica"/>
-                <w:i w:val="false"/>
-                <w:b w:val="true"/>
-                <w:u w:val="none"/>
-                <w:strike w:val="false"/>
-                <w:sz w:val="22"/>
-                <w:szCs w:val="22"/>
-                <w:color w:val="000000"/>
-              </w:rPr>
-            </w:pPr>
-            <w:r>
-              <w:rPr>
-                <w:rFonts w:ascii="Helvetica" w:hAnsi="Helvetica" w:eastAsia="Helvetica" w:cs="Helvetica"/>
-                <w:i w:val="false"/>
-                <w:b w:val="true"/>
-                <w:u w:val="none"/>
-                <w:strike w:val="false"/>
-                <w:sz w:val="22"/>
-                <w:szCs w:val="22"/>
-                <w:color w:val="000000"/>
-              </w:rPr>
-              <w:t xml:space="preserve">m_b5 – HW_FOOD</w:t>
-            </w:r>
-          </w:p>
-        </w:tc>
-        <w:tc>
-          <w:tcPr>
-            <w:tcBorders>
-              <w:bottom w:val="none" w:sz="0" w:space="0" w:color="000000"/>
-              <w:top w:val="none" w:sz="0" w:space="0" w:color="000000"/>
-              <w:left w:val="none" w:sz="0" w:space="0" w:color="000000"/>
-              <w:right w:val="none" w:sz="0" w:space="0" w:color="000000"/>
-            </w:tcBorders>
-            <w:shd w:val="clear" w:color="auto" w:fill="FFFFFF"/>
-            <w:tcMar>
-              <w:top w:w="0" w:type="dxa"/>
-              <w:bottom w:w="0" w:type="dxa"/>
-              <w:left w:w="0" w:type="dxa"/>
-              <w:right w:w="0" w:type="dxa"/>
-            </w:tcMar>
             <w:vAlign w:val="center"/>
           </w:tcPr>
           <w:p>
@@ -29280,116 +23406,6 @@
               <w:left w:w="0" w:type="dxa"/>
               <w:right w:w="0" w:type="dxa"/>
             </w:tcMar>
-            <w:vAlign w:val="top"/>
-          </w:tcPr>
-          <w:p>
-            <w:pPr>
-              <w:pStyle w:val="Normal"/>
-              <w:jc w:val="right"/>
-              <w:pBdr>
-                <w:bottom w:val="none" w:sz="0" w:space="0" w:color="000000"/>
-                <w:top w:val="none" w:sz="0" w:space="0" w:color="000000"/>
-                <w:left w:val="none" w:sz="0" w:space="0" w:color="000000"/>
-                <w:right w:val="none" w:sz="0" w:space="0" w:color="000000"/>
-              </w:pBdr>
-              <w:spacing w:after="100" w:before="100" w:line="240"/>
-              <w:ind w:left="100" w:right="100" w:firstLine="0" w:firstLineChars="0"/>
-              <w:rPr>
-                <w:rFonts w:ascii="Helvetica" w:hAnsi="Helvetica" w:eastAsia="Helvetica" w:cs="Helvetica"/>
-                <w:i w:val="false"/>
-                <w:b w:val="false"/>
-                <w:u w:val="none"/>
-                <w:strike w:val="false"/>
-                <w:sz w:val="22"/>
-                <w:szCs w:val="22"/>
-                <w:color w:val="000000"/>
-              </w:rPr>
-            </w:pPr>
-            <w:r>
-              <w:rPr>
-                <w:rFonts w:ascii="Helvetica" w:hAnsi="Helvetica" w:eastAsia="Helvetica" w:cs="Helvetica"/>
-                <w:i w:val="false"/>
-                <w:b w:val="false"/>
-                <w:u w:val="none"/>
-                <w:strike w:val="false"/>
-                <w:sz w:val="22"/>
-                <w:szCs w:val="22"/>
-                <w:color w:val="000000"/>
-              </w:rPr>
-              <w:t xml:space="preserve">21</w:t>
-            </w:r>
-          </w:p>
-        </w:tc>
-        <w:tc>
-          <w:tcPr>
-            <w:tcBorders>
-              <w:bottom w:val="none" w:sz="0" w:space="0" w:color="000000"/>
-              <w:top w:val="none" w:sz="0" w:space="0" w:color="000000"/>
-              <w:left w:val="none" w:sz="0" w:space="0" w:color="000000"/>
-              <w:right w:val="none" w:sz="0" w:space="0" w:color="000000"/>
-            </w:tcBorders>
-            <w:shd w:val="clear" w:color="auto" w:fill="FFFFFF"/>
-            <w:tcMar>
-              <w:top w:w="0" w:type="dxa"/>
-              <w:bottom w:w="0" w:type="dxa"/>
-              <w:left w:w="0" w:type="dxa"/>
-              <w:right w:w="0" w:type="dxa"/>
-            </w:tcMar>
-            <w:vAlign w:val="top"/>
-          </w:tcPr>
-          <w:p>
-            <w:pPr>
-              <w:pStyle w:val="Normal"/>
-              <w:jc w:val="left"/>
-              <w:pBdr>
-                <w:bottom w:val="none" w:sz="0" w:space="0" w:color="000000"/>
-                <w:top w:val="none" w:sz="0" w:space="0" w:color="000000"/>
-                <w:left w:val="none" w:sz="0" w:space="0" w:color="000000"/>
-                <w:right w:val="none" w:sz="0" w:space="0" w:color="000000"/>
-              </w:pBdr>
-              <w:spacing w:after="100" w:before="100" w:line="240"/>
-              <w:ind w:left="100" w:right="100" w:firstLine="0" w:firstLineChars="0"/>
-              <w:rPr>
-                <w:rFonts w:ascii="Helvetica" w:hAnsi="Helvetica" w:eastAsia="Helvetica" w:cs="Helvetica"/>
-                <w:i w:val="false"/>
-                <w:b w:val="true"/>
-                <w:u w:val="none"/>
-                <w:strike w:val="false"/>
-                <w:sz w:val="22"/>
-                <w:szCs w:val="22"/>
-                <w:color w:val="000000"/>
-              </w:rPr>
-            </w:pPr>
-            <w:r>
-              <w:rPr>
-                <w:rFonts w:ascii="Helvetica" w:hAnsi="Helvetica" w:eastAsia="Helvetica" w:cs="Helvetica"/>
-                <w:i w:val="false"/>
-                <w:b w:val="true"/>
-                <w:u w:val="none"/>
-                <w:strike w:val="false"/>
-                <w:sz w:val="22"/>
-                <w:szCs w:val="22"/>
-                <w:color w:val="000000"/>
-              </w:rPr>
-              <w:t xml:space="preserve">m_b_loc: Years in neighbourhood</w:t>
-            </w:r>
-          </w:p>
-        </w:tc>
-        <w:tc>
-          <w:tcPr>
-            <w:tcBorders>
-              <w:bottom w:val="none" w:sz="0" w:space="0" w:color="000000"/>
-              <w:top w:val="none" w:sz="0" w:space="0" w:color="000000"/>
-              <w:left w:val="none" w:sz="0" w:space="0" w:color="000000"/>
-              <w:right w:val="none" w:sz="0" w:space="0" w:color="000000"/>
-            </w:tcBorders>
-            <w:shd w:val="clear" w:color="auto" w:fill="FFFFFF"/>
-            <w:tcMar>
-              <w:top w:w="0" w:type="dxa"/>
-              <w:bottom w:w="0" w:type="dxa"/>
-              <w:left w:w="0" w:type="dxa"/>
-              <w:right w:w="0" w:type="dxa"/>
-            </w:tcMar>
             <w:vAlign w:val="center"/>
           </w:tcPr>
           <w:p>
@@ -29822,118 +23838,6 @@
         </w:trPr>
         <w:tc>
           <w:tcPr>
-            <w:vMerge w:val="restart"/>
-            <w:tcBorders>
-              <w:bottom w:val="none" w:sz="0" w:space="0" w:color="000000"/>
-              <w:top w:val="none" w:sz="0" w:space="0" w:color="000000"/>
-              <w:left w:val="none" w:sz="0" w:space="0" w:color="000000"/>
-              <w:right w:val="none" w:sz="0" w:space="0" w:color="000000"/>
-            </w:tcBorders>
-            <w:shd w:val="clear" w:color="auto" w:fill="FFFFFF"/>
-            <w:tcMar>
-              <w:top w:w="0" w:type="dxa"/>
-              <w:bottom w:w="0" w:type="dxa"/>
-              <w:left w:w="0" w:type="dxa"/>
-              <w:right w:w="0" w:type="dxa"/>
-            </w:tcMar>
-            <w:vAlign w:val="top"/>
-          </w:tcPr>
-          <w:p>
-            <w:pPr>
-              <w:pStyle w:val="Normal"/>
-              <w:jc w:val="right"/>
-              <w:pBdr>
-                <w:bottom w:val="none" w:sz="0" w:space="0" w:color="000000"/>
-                <w:top w:val="none" w:sz="0" w:space="0" w:color="000000"/>
-                <w:left w:val="none" w:sz="0" w:space="0" w:color="000000"/>
-                <w:right w:val="none" w:sz="0" w:space="0" w:color="000000"/>
-              </w:pBdr>
-              <w:spacing w:after="100" w:before="100" w:line="240"/>
-              <w:ind w:left="100" w:right="100" w:firstLine="0" w:firstLineChars="0"/>
-              <w:rPr>
-                <w:rFonts w:ascii="Helvetica" w:hAnsi="Helvetica" w:eastAsia="Helvetica" w:cs="Helvetica"/>
-                <w:i w:val="false"/>
-                <w:b w:val="false"/>
-                <w:u w:val="none"/>
-                <w:strike w:val="false"/>
-                <w:sz w:val="22"/>
-                <w:szCs w:val="22"/>
-                <w:color w:val="000000"/>
-              </w:rPr>
-            </w:pPr>
-            <w:r>
-              <w:rPr>
-                <w:rFonts w:ascii="Helvetica" w:hAnsi="Helvetica" w:eastAsia="Helvetica" w:cs="Helvetica"/>
-                <w:i w:val="false"/>
-                <w:b w:val="false"/>
-                <w:u w:val="none"/>
-                <w:strike w:val="false"/>
-                <w:sz w:val="22"/>
-                <w:szCs w:val="22"/>
-                <w:color w:val="000000"/>
-              </w:rPr>
-              <w:t xml:space="preserve">22</w:t>
-            </w:r>
-          </w:p>
-        </w:tc>
-        <w:tc>
-          <w:tcPr>
-            <w:vMerge w:val="restart"/>
-            <w:tcBorders>
-              <w:bottom w:val="none" w:sz="0" w:space="0" w:color="000000"/>
-              <w:top w:val="none" w:sz="0" w:space="0" w:color="000000"/>
-              <w:left w:val="none" w:sz="0" w:space="0" w:color="000000"/>
-              <w:right w:val="none" w:sz="0" w:space="0" w:color="000000"/>
-            </w:tcBorders>
-            <w:shd w:val="clear" w:color="auto" w:fill="FFFFFF"/>
-            <w:tcMar>
-              <w:top w:w="0" w:type="dxa"/>
-              <w:bottom w:w="0" w:type="dxa"/>
-              <w:left w:w="0" w:type="dxa"/>
-              <w:right w:w="0" w:type="dxa"/>
-            </w:tcMar>
-            <w:vAlign w:val="top"/>
-          </w:tcPr>
-          <w:p>
-            <w:pPr>
-              <w:pStyle w:val="Normal"/>
-              <w:jc w:val="left"/>
-              <w:pBdr>
-                <w:bottom w:val="none" w:sz="0" w:space="0" w:color="000000"/>
-                <w:top w:val="none" w:sz="0" w:space="0" w:color="000000"/>
-                <w:left w:val="none" w:sz="0" w:space="0" w:color="000000"/>
-                <w:right w:val="none" w:sz="0" w:space="0" w:color="000000"/>
-              </w:pBdr>
-              <w:spacing w:after="100" w:before="100" w:line="240"/>
-              <w:ind w:left="100" w:right="100" w:firstLine="0" w:firstLineChars="0"/>
-              <w:rPr>
-                <w:rFonts w:ascii="Helvetica" w:hAnsi="Helvetica" w:eastAsia="Helvetica" w:cs="Helvetica"/>
-                <w:i w:val="false"/>
-                <w:b w:val="true"/>
-                <w:u w:val="none"/>
-                <w:strike w:val="false"/>
-                <w:sz w:val="22"/>
-                <w:szCs w:val="22"/>
-                <w:color w:val="000000"/>
-              </w:rPr>
-            </w:pPr>
-            <w:r>
-              <w:rPr>
-                <w:rFonts w:ascii="Helvetica" w:hAnsi="Helvetica" w:eastAsia="Helvetica" w:cs="Helvetica"/>
-                <w:i w:val="false"/>
-                <w:b w:val="true"/>
-                <w:u w:val="none"/>
-                <w:strike w:val="false"/>
-                <w:sz w:val="22"/>
-                <w:szCs w:val="22"/>
-                <w:color w:val="000000"/>
-              </w:rPr>
-              <w:t xml:space="preserve">m_b9: Neighborhood comparison</w:t>
-            </w:r>
-          </w:p>
-        </w:tc>
-        <w:tc>
-          <w:tcPr>
             <w:tcBorders>
               <w:bottom w:val="none" w:sz="0" w:space="0" w:color="000000"/>
               <w:top w:val="none" w:sz="0" w:space="0" w:color="000000"/>
@@ -30384,92 +24288,6 @@
         </w:trPr>
         <w:tc>
           <w:tcPr>
-            <w:vMerge/>
-            <w:tcBorders>
-              <w:bottom w:val="none" w:sz="0" w:space="0" w:color="000000"/>
-              <w:top w:val="none" w:sz="0" w:space="0" w:color="000000"/>
-              <w:left w:val="none" w:sz="0" w:space="0" w:color="000000"/>
-              <w:right w:val="none" w:sz="0" w:space="0" w:color="000000"/>
-            </w:tcBorders>
-            <w:shd w:val="clear" w:color="auto" w:fill="FFFFFF"/>
-            <w:tcMar>
-              <w:top w:w="0" w:type="dxa"/>
-              <w:bottom w:w="0" w:type="dxa"/>
-              <w:left w:w="0" w:type="dxa"/>
-              <w:right w:w="0" w:type="dxa"/>
-            </w:tcMar>
-            <w:vAlign w:val="top"/>
-          </w:tcPr>
-          <w:p>
-            <w:pPr>
-              <w:pStyle w:val="Normal"/>
-              <w:jc w:val="right"/>
-              <w:pBdr>
-                <w:bottom w:val="none" w:sz="0" w:space="0" w:color="000000"/>
-                <w:top w:val="none" w:sz="0" w:space="0" w:color="000000"/>
-                <w:left w:val="none" w:sz="0" w:space="0" w:color="000000"/>
-                <w:right w:val="none" w:sz="0" w:space="0" w:color="000000"/>
-              </w:pBdr>
-              <w:spacing w:after="100" w:before="100" w:line="240"/>
-              <w:ind w:left="100" w:right="100" w:firstLine="0" w:firstLineChars="0"/>
-              <w:rPr>
-                <w:rFonts w:ascii="Helvetica" w:hAnsi="Helvetica" w:eastAsia="Helvetica" w:cs="Helvetica"/>
-                <w:i w:val="false"/>
-                <w:b w:val="false"/>
-                <w:u w:val="none"/>
-                <w:strike w:val="false"/>
-                <w:sz w:val="22"/>
-                <w:szCs w:val="22"/>
-                <w:color w:val="000000"/>
-              </w:rPr>
-            </w:pPr>
-          </w:p>
-        </w:tc>
-        <w:tc>
-          <w:tcPr>
-            <w:vMerge/>
-            <w:tcBorders>
-              <w:bottom w:val="none" w:sz="0" w:space="0" w:color="000000"/>
-              <w:top w:val="none" w:sz="0" w:space="0" w:color="000000"/>
-              <w:left w:val="none" w:sz="0" w:space="0" w:color="000000"/>
-              <w:right w:val="none" w:sz="0" w:space="0" w:color="000000"/>
-            </w:tcBorders>
-            <w:shd w:val="clear" w:color="auto" w:fill="FFFFFF"/>
-            <w:tcMar>
-              <w:top w:w="0" w:type="dxa"/>
-              <w:bottom w:w="0" w:type="dxa"/>
-              <w:left w:w="0" w:type="dxa"/>
-              <w:right w:w="0" w:type="dxa"/>
-            </w:tcMar>
-            <w:vAlign w:val="top"/>
-          </w:tcPr>
-          <w:p>
-            <w:pPr>
-              <w:pStyle w:val="Normal"/>
-              <w:jc w:val="left"/>
-              <w:pBdr>
-                <w:bottom w:val="none" w:sz="0" w:space="0" w:color="000000"/>
-                <w:top w:val="none" w:sz="0" w:space="0" w:color="000000"/>
-                <w:left w:val="none" w:sz="0" w:space="0" w:color="000000"/>
-                <w:right w:val="none" w:sz="0" w:space="0" w:color="000000"/>
-              </w:pBdr>
-              <w:spacing w:after="100" w:before="100" w:line="240"/>
-              <w:ind w:left="100" w:right="100" w:firstLine="0" w:firstLineChars="0"/>
-              <w:rPr>
-                <w:rFonts w:ascii="Helvetica" w:hAnsi="Helvetica" w:eastAsia="Helvetica" w:cs="Helvetica"/>
-                <w:i w:val="false"/>
-                <w:b w:val="true"/>
-                <w:u w:val="none"/>
-                <w:strike w:val="false"/>
-                <w:sz w:val="22"/>
-                <w:szCs w:val="22"/>
-                <w:color w:val="000000"/>
-              </w:rPr>
-            </w:pPr>
-          </w:p>
-        </w:tc>
-        <w:tc>
-          <w:tcPr>
             <w:tcBorders>
               <w:bottom w:val="none" w:sz="0" w:space="0" w:color="000000"/>
               <w:top w:val="none" w:sz="0" w:space="0" w:color="000000"/>
@@ -30868,116 +24686,6 @@
               <w:left w:w="0" w:type="dxa"/>
               <w:right w:w="0" w:type="dxa"/>
             </w:tcMar>
-            <w:vAlign w:val="top"/>
-          </w:tcPr>
-          <w:p>
-            <w:pPr>
-              <w:pStyle w:val="Normal"/>
-              <w:jc w:val="right"/>
-              <w:pBdr>
-                <w:bottom w:val="none" w:sz="0" w:space="0" w:color="000000"/>
-                <w:top w:val="none" w:sz="0" w:space="0" w:color="000000"/>
-                <w:left w:val="none" w:sz="0" w:space="0" w:color="000000"/>
-                <w:right w:val="none" w:sz="0" w:space="0" w:color="000000"/>
-              </w:pBdr>
-              <w:spacing w:after="100" w:before="100" w:line="240"/>
-              <w:ind w:left="100" w:right="100" w:firstLine="0" w:firstLineChars="0"/>
-              <w:rPr>
-                <w:rFonts w:ascii="Helvetica" w:hAnsi="Helvetica" w:eastAsia="Helvetica" w:cs="Helvetica"/>
-                <w:i w:val="false"/>
-                <w:b w:val="false"/>
-                <w:u w:val="none"/>
-                <w:strike w:val="false"/>
-                <w:sz w:val="22"/>
-                <w:szCs w:val="22"/>
-                <w:color w:val="000000"/>
-              </w:rPr>
-            </w:pPr>
-            <w:r>
-              <w:rPr>
-                <w:rFonts w:ascii="Helvetica" w:hAnsi="Helvetica" w:eastAsia="Helvetica" w:cs="Helvetica"/>
-                <w:i w:val="false"/>
-                <w:b w:val="false"/>
-                <w:u w:val="none"/>
-                <w:strike w:val="false"/>
-                <w:sz w:val="22"/>
-                <w:szCs w:val="22"/>
-                <w:color w:val="000000"/>
-              </w:rPr>
-              <w:t xml:space="preserve">23</w:t>
-            </w:r>
-          </w:p>
-        </w:tc>
-        <w:tc>
-          <w:tcPr>
-            <w:tcBorders>
-              <w:bottom w:val="none" w:sz="0" w:space="0" w:color="000000"/>
-              <w:top w:val="none" w:sz="0" w:space="0" w:color="000000"/>
-              <w:left w:val="none" w:sz="0" w:space="0" w:color="000000"/>
-              <w:right w:val="none" w:sz="0" w:space="0" w:color="000000"/>
-            </w:tcBorders>
-            <w:shd w:val="clear" w:color="auto" w:fill="FFFFFF"/>
-            <w:tcMar>
-              <w:top w:w="0" w:type="dxa"/>
-              <w:bottom w:w="0" w:type="dxa"/>
-              <w:left w:w="0" w:type="dxa"/>
-              <w:right w:w="0" w:type="dxa"/>
-            </w:tcMar>
-            <w:vAlign w:val="top"/>
-          </w:tcPr>
-          <w:p>
-            <w:pPr>
-              <w:pStyle w:val="Normal"/>
-              <w:jc w:val="left"/>
-              <w:pBdr>
-                <w:bottom w:val="none" w:sz="0" w:space="0" w:color="000000"/>
-                <w:top w:val="none" w:sz="0" w:space="0" w:color="000000"/>
-                <w:left w:val="none" w:sz="0" w:space="0" w:color="000000"/>
-                <w:right w:val="none" w:sz="0" w:space="0" w:color="000000"/>
-              </w:pBdr>
-              <w:spacing w:after="100" w:before="100" w:line="240"/>
-              <w:ind w:left="100" w:right="100" w:firstLine="0" w:firstLineChars="0"/>
-              <w:rPr>
-                <w:rFonts w:ascii="Helvetica" w:hAnsi="Helvetica" w:eastAsia="Helvetica" w:cs="Helvetica"/>
-                <w:i w:val="false"/>
-                <w:b w:val="true"/>
-                <w:u w:val="none"/>
-                <w:strike w:val="false"/>
-                <w:sz w:val="22"/>
-                <w:szCs w:val="22"/>
-                <w:color w:val="000000"/>
-              </w:rPr>
-            </w:pPr>
-            <w:r>
-              <w:rPr>
-                <w:rFonts w:ascii="Helvetica" w:hAnsi="Helvetica" w:eastAsia="Helvetica" w:cs="Helvetica"/>
-                <w:i w:val="false"/>
-                <w:b w:val="true"/>
-                <w:u w:val="none"/>
-                <w:strike w:val="false"/>
-                <w:sz w:val="22"/>
-                <w:szCs w:val="22"/>
-                <w:color w:val="000000"/>
-              </w:rPr>
-              <w:t xml:space="preserve">m_b5 – HW_DRINK</w:t>
-            </w:r>
-          </w:p>
-        </w:tc>
-        <w:tc>
-          <w:tcPr>
-            <w:tcBorders>
-              <w:bottom w:val="none" w:sz="0" w:space="0" w:color="000000"/>
-              <w:top w:val="none" w:sz="0" w:space="0" w:color="000000"/>
-              <w:left w:val="none" w:sz="0" w:space="0" w:color="000000"/>
-              <w:right w:val="none" w:sz="0" w:space="0" w:color="000000"/>
-            </w:tcBorders>
-            <w:shd w:val="clear" w:color="auto" w:fill="FFFFFF"/>
-            <w:tcMar>
-              <w:top w:w="0" w:type="dxa"/>
-              <w:bottom w:w="0" w:type="dxa"/>
-              <w:left w:w="0" w:type="dxa"/>
-              <w:right w:w="0" w:type="dxa"/>
-            </w:tcMar>
             <w:vAlign w:val="center"/>
           </w:tcPr>
           <w:p>
@@ -31415,116 +25123,6 @@
               <w:left w:w="0" w:type="dxa"/>
               <w:right w:w="0" w:type="dxa"/>
             </w:tcMar>
-            <w:vAlign w:val="top"/>
-          </w:tcPr>
-          <w:p>
-            <w:pPr>
-              <w:pStyle w:val="Normal"/>
-              <w:jc w:val="right"/>
-              <w:pBdr>
-                <w:bottom w:val="none" w:sz="0" w:space="0" w:color="000000"/>
-                <w:top w:val="none" w:sz="0" w:space="0" w:color="000000"/>
-                <w:left w:val="none" w:sz="0" w:space="0" w:color="000000"/>
-                <w:right w:val="none" w:sz="0" w:space="0" w:color="000000"/>
-              </w:pBdr>
-              <w:spacing w:after="100" w:before="100" w:line="240"/>
-              <w:ind w:left="100" w:right="100" w:firstLine="0" w:firstLineChars="0"/>
-              <w:rPr>
-                <w:rFonts w:ascii="Helvetica" w:hAnsi="Helvetica" w:eastAsia="Helvetica" w:cs="Helvetica"/>
-                <w:i w:val="false"/>
-                <w:b w:val="false"/>
-                <w:u w:val="none"/>
-                <w:strike w:val="false"/>
-                <w:sz w:val="22"/>
-                <w:szCs w:val="22"/>
-                <w:color w:val="000000"/>
-              </w:rPr>
-            </w:pPr>
-            <w:r>
-              <w:rPr>
-                <w:rFonts w:ascii="Helvetica" w:hAnsi="Helvetica" w:eastAsia="Helvetica" w:cs="Helvetica"/>
-                <w:i w:val="false"/>
-                <w:b w:val="false"/>
-                <w:u w:val="none"/>
-                <w:strike w:val="false"/>
-                <w:sz w:val="22"/>
-                <w:szCs w:val="22"/>
-                <w:color w:val="000000"/>
-              </w:rPr>
-              <w:t xml:space="preserve">24</w:t>
-            </w:r>
-          </w:p>
-        </w:tc>
-        <w:tc>
-          <w:tcPr>
-            <w:tcBorders>
-              <w:bottom w:val="none" w:sz="0" w:space="0" w:color="000000"/>
-              <w:top w:val="none" w:sz="0" w:space="0" w:color="000000"/>
-              <w:left w:val="none" w:sz="0" w:space="0" w:color="000000"/>
-              <w:right w:val="none" w:sz="0" w:space="0" w:color="000000"/>
-            </w:tcBorders>
-            <w:shd w:val="clear" w:color="auto" w:fill="FFFFFF"/>
-            <w:tcMar>
-              <w:top w:w="0" w:type="dxa"/>
-              <w:bottom w:w="0" w:type="dxa"/>
-              <w:left w:w="0" w:type="dxa"/>
-              <w:right w:w="0" w:type="dxa"/>
-            </w:tcMar>
-            <w:vAlign w:val="top"/>
-          </w:tcPr>
-          <w:p>
-            <w:pPr>
-              <w:pStyle w:val="Normal"/>
-              <w:jc w:val="left"/>
-              <w:pBdr>
-                <w:bottom w:val="none" w:sz="0" w:space="0" w:color="000000"/>
-                <w:top w:val="none" w:sz="0" w:space="0" w:color="000000"/>
-                <w:left w:val="none" w:sz="0" w:space="0" w:color="000000"/>
-                <w:right w:val="none" w:sz="0" w:space="0" w:color="000000"/>
-              </w:pBdr>
-              <w:spacing w:after="100" w:before="100" w:line="240"/>
-              <w:ind w:left="100" w:right="100" w:firstLine="0" w:firstLineChars="0"/>
-              <w:rPr>
-                <w:rFonts w:ascii="Helvetica" w:hAnsi="Helvetica" w:eastAsia="Helvetica" w:cs="Helvetica"/>
-                <w:i w:val="false"/>
-                <w:b w:val="true"/>
-                <w:u w:val="none"/>
-                <w:strike w:val="false"/>
-                <w:sz w:val="22"/>
-                <w:szCs w:val="22"/>
-                <w:color w:val="000000"/>
-              </w:rPr>
-            </w:pPr>
-            <w:r>
-              <w:rPr>
-                <w:rFonts w:ascii="Helvetica" w:hAnsi="Helvetica" w:eastAsia="Helvetica" w:cs="Helvetica"/>
-                <w:i w:val="false"/>
-                <w:b w:val="true"/>
-                <w:u w:val="none"/>
-                <w:strike w:val="false"/>
-                <w:sz w:val="22"/>
-                <w:szCs w:val="22"/>
-                <w:color w:val="000000"/>
-              </w:rPr>
-              <w:t xml:space="preserve">m_b5 – HW_SHAME</w:t>
-            </w:r>
-          </w:p>
-        </w:tc>
-        <w:tc>
-          <w:tcPr>
-            <w:tcBorders>
-              <w:bottom w:val="none" w:sz="0" w:space="0" w:color="000000"/>
-              <w:top w:val="none" w:sz="0" w:space="0" w:color="000000"/>
-              <w:left w:val="none" w:sz="0" w:space="0" w:color="000000"/>
-              <w:right w:val="none" w:sz="0" w:space="0" w:color="000000"/>
-            </w:tcBorders>
-            <w:shd w:val="clear" w:color="auto" w:fill="FFFFFF"/>
-            <w:tcMar>
-              <w:top w:w="0" w:type="dxa"/>
-              <w:bottom w:w="0" w:type="dxa"/>
-              <w:left w:w="0" w:type="dxa"/>
-              <w:right w:w="0" w:type="dxa"/>
-            </w:tcMar>
             <w:vAlign w:val="center"/>
           </w:tcPr>
           <w:p>
@@ -31910,116 +25508,6 @@
               <w:left w:w="0" w:type="dxa"/>
               <w:right w:w="0" w:type="dxa"/>
             </w:tcMar>
-            <w:vAlign w:val="top"/>
-          </w:tcPr>
-          <w:p>
-            <w:pPr>
-              <w:pStyle w:val="Normal"/>
-              <w:jc w:val="right"/>
-              <w:pBdr>
-                <w:bottom w:val="none" w:sz="0" w:space="0" w:color="000000"/>
-                <w:top w:val="none" w:sz="0" w:space="0" w:color="000000"/>
-                <w:left w:val="none" w:sz="0" w:space="0" w:color="000000"/>
-                <w:right w:val="none" w:sz="0" w:space="0" w:color="000000"/>
-              </w:pBdr>
-              <w:spacing w:after="100" w:before="100" w:line="240"/>
-              <w:ind w:left="100" w:right="100" w:firstLine="0" w:firstLineChars="0"/>
-              <w:rPr>
-                <w:rFonts w:ascii="Helvetica" w:hAnsi="Helvetica" w:eastAsia="Helvetica" w:cs="Helvetica"/>
-                <w:i w:val="false"/>
-                <w:b w:val="false"/>
-                <w:u w:val="none"/>
-                <w:strike w:val="false"/>
-                <w:sz w:val="22"/>
-                <w:szCs w:val="22"/>
-                <w:color w:val="000000"/>
-              </w:rPr>
-            </w:pPr>
-            <w:r>
-              <w:rPr>
-                <w:rFonts w:ascii="Helvetica" w:hAnsi="Helvetica" w:eastAsia="Helvetica" w:cs="Helvetica"/>
-                <w:i w:val="false"/>
-                <w:b w:val="false"/>
-                <w:u w:val="none"/>
-                <w:strike w:val="false"/>
-                <w:sz w:val="22"/>
-                <w:szCs w:val="22"/>
-                <w:color w:val="000000"/>
-              </w:rPr>
-              <w:t xml:space="preserve">25</w:t>
-            </w:r>
-          </w:p>
-        </w:tc>
-        <w:tc>
-          <w:tcPr>
-            <w:tcBorders>
-              <w:bottom w:val="none" w:sz="0" w:space="0" w:color="000000"/>
-              <w:top w:val="none" w:sz="0" w:space="0" w:color="000000"/>
-              <w:left w:val="none" w:sz="0" w:space="0" w:color="000000"/>
-              <w:right w:val="none" w:sz="0" w:space="0" w:color="000000"/>
-            </w:tcBorders>
-            <w:shd w:val="clear" w:color="auto" w:fill="FFFFFF"/>
-            <w:tcMar>
-              <w:top w:w="0" w:type="dxa"/>
-              <w:bottom w:w="0" w:type="dxa"/>
-              <w:left w:w="0" w:type="dxa"/>
-              <w:right w:w="0" w:type="dxa"/>
-            </w:tcMar>
-            <w:vAlign w:val="top"/>
-          </w:tcPr>
-          <w:p>
-            <w:pPr>
-              <w:pStyle w:val="Normal"/>
-              <w:jc w:val="left"/>
-              <w:pBdr>
-                <w:bottom w:val="none" w:sz="0" w:space="0" w:color="000000"/>
-                <w:top w:val="none" w:sz="0" w:space="0" w:color="000000"/>
-                <w:left w:val="none" w:sz="0" w:space="0" w:color="000000"/>
-                <w:right w:val="none" w:sz="0" w:space="0" w:color="000000"/>
-              </w:pBdr>
-              <w:spacing w:after="100" w:before="100" w:line="240"/>
-              <w:ind w:left="100" w:right="100" w:firstLine="0" w:firstLineChars="0"/>
-              <w:rPr>
-                <w:rFonts w:ascii="Helvetica" w:hAnsi="Helvetica" w:eastAsia="Helvetica" w:cs="Helvetica"/>
-                <w:i w:val="false"/>
-                <w:b w:val="true"/>
-                <w:u w:val="none"/>
-                <w:strike w:val="false"/>
-                <w:sz w:val="22"/>
-                <w:szCs w:val="22"/>
-                <w:color w:val="000000"/>
-              </w:rPr>
-            </w:pPr>
-            <w:r>
-              <w:rPr>
-                <w:rFonts w:ascii="Helvetica" w:hAnsi="Helvetica" w:eastAsia="Helvetica" w:cs="Helvetica"/>
-                <w:i w:val="false"/>
-                <w:b w:val="true"/>
-                <w:u w:val="none"/>
-                <w:strike w:val="false"/>
-                <w:sz w:val="22"/>
-                <w:szCs w:val="22"/>
-                <w:color w:val="000000"/>
-              </w:rPr>
-              <w:t xml:space="preserve">m_b5 – HW_NONE</w:t>
-            </w:r>
-          </w:p>
-        </w:tc>
-        <w:tc>
-          <w:tcPr>
-            <w:tcBorders>
-              <w:bottom w:val="none" w:sz="0" w:space="0" w:color="000000"/>
-              <w:top w:val="none" w:sz="0" w:space="0" w:color="000000"/>
-              <w:left w:val="none" w:sz="0" w:space="0" w:color="000000"/>
-              <w:right w:val="none" w:sz="0" w:space="0" w:color="000000"/>
-            </w:tcBorders>
-            <w:shd w:val="clear" w:color="auto" w:fill="FFFFFF"/>
-            <w:tcMar>
-              <w:top w:w="0" w:type="dxa"/>
-              <w:bottom w:w="0" w:type="dxa"/>
-              <w:left w:w="0" w:type="dxa"/>
-              <w:right w:w="0" w:type="dxa"/>
-            </w:tcMar>
             <w:vAlign w:val="center"/>
           </w:tcPr>
           <w:p>
@@ -32441,116 +25929,6 @@
               <w:left w:w="0" w:type="dxa"/>
               <w:right w:w="0" w:type="dxa"/>
             </w:tcMar>
-            <w:vAlign w:val="top"/>
-          </w:tcPr>
-          <w:p>
-            <w:pPr>
-              <w:pStyle w:val="Normal"/>
-              <w:jc w:val="right"/>
-              <w:pBdr>
-                <w:bottom w:val="none" w:sz="0" w:space="0" w:color="000000"/>
-                <w:top w:val="none" w:sz="0" w:space="0" w:color="000000"/>
-                <w:left w:val="none" w:sz="0" w:space="0" w:color="000000"/>
-                <w:right w:val="none" w:sz="0" w:space="0" w:color="000000"/>
-              </w:pBdr>
-              <w:spacing w:after="100" w:before="100" w:line="240"/>
-              <w:ind w:left="100" w:right="100" w:firstLine="0" w:firstLineChars="0"/>
-              <w:rPr>
-                <w:rFonts w:ascii="Helvetica" w:hAnsi="Helvetica" w:eastAsia="Helvetica" w:cs="Helvetica"/>
-                <w:i w:val="false"/>
-                <w:b w:val="false"/>
-                <w:u w:val="none"/>
-                <w:strike w:val="false"/>
-                <w:sz w:val="22"/>
-                <w:szCs w:val="22"/>
-                <w:color w:val="000000"/>
-              </w:rPr>
-            </w:pPr>
-            <w:r>
-              <w:rPr>
-                <w:rFonts w:ascii="Helvetica" w:hAnsi="Helvetica" w:eastAsia="Helvetica" w:cs="Helvetica"/>
-                <w:i w:val="false"/>
-                <w:b w:val="false"/>
-                <w:u w:val="none"/>
-                <w:strike w:val="false"/>
-                <w:sz w:val="22"/>
-                <w:szCs w:val="22"/>
-                <w:color w:val="000000"/>
-              </w:rPr>
-              <w:t xml:space="preserve">26</w:t>
-            </w:r>
-          </w:p>
-        </w:tc>
-        <w:tc>
-          <w:tcPr>
-            <w:tcBorders>
-              <w:bottom w:val="none" w:sz="0" w:space="0" w:color="000000"/>
-              <w:top w:val="none" w:sz="0" w:space="0" w:color="000000"/>
-              <w:left w:val="none" w:sz="0" w:space="0" w:color="000000"/>
-              <w:right w:val="none" w:sz="0" w:space="0" w:color="000000"/>
-            </w:tcBorders>
-            <w:shd w:val="clear" w:color="auto" w:fill="FFFFFF"/>
-            <w:tcMar>
-              <w:top w:w="0" w:type="dxa"/>
-              <w:bottom w:w="0" w:type="dxa"/>
-              <w:left w:w="0" w:type="dxa"/>
-              <w:right w:w="0" w:type="dxa"/>
-            </w:tcMar>
-            <w:vAlign w:val="top"/>
-          </w:tcPr>
-          <w:p>
-            <w:pPr>
-              <w:pStyle w:val="Normal"/>
-              <w:jc w:val="left"/>
-              <w:pBdr>
-                <w:bottom w:val="none" w:sz="0" w:space="0" w:color="000000"/>
-                <w:top w:val="none" w:sz="0" w:space="0" w:color="000000"/>
-                <w:left w:val="none" w:sz="0" w:space="0" w:color="000000"/>
-                <w:right w:val="none" w:sz="0" w:space="0" w:color="000000"/>
-              </w:pBdr>
-              <w:spacing w:after="100" w:before="100" w:line="240"/>
-              <w:ind w:left="100" w:right="100" w:firstLine="0" w:firstLineChars="0"/>
-              <w:rPr>
-                <w:rFonts w:ascii="Helvetica" w:hAnsi="Helvetica" w:eastAsia="Helvetica" w:cs="Helvetica"/>
-                <w:i w:val="false"/>
-                <w:b w:val="true"/>
-                <w:u w:val="none"/>
-                <w:strike w:val="false"/>
-                <w:sz w:val="22"/>
-                <w:szCs w:val="22"/>
-                <w:color w:val="000000"/>
-              </w:rPr>
-            </w:pPr>
-            <w:r>
-              <w:rPr>
-                <w:rFonts w:ascii="Helvetica" w:hAnsi="Helvetica" w:eastAsia="Helvetica" w:cs="Helvetica"/>
-                <w:i w:val="false"/>
-                <w:b w:val="true"/>
-                <w:u w:val="none"/>
-                <w:strike w:val="false"/>
-                <w:sz w:val="22"/>
-                <w:szCs w:val="22"/>
-                <w:color w:val="000000"/>
-              </w:rPr>
-              <w:t xml:space="preserve">m_b5 – HW_HANDS</w:t>
-            </w:r>
-          </w:p>
-        </w:tc>
-        <w:tc>
-          <w:tcPr>
-            <w:tcBorders>
-              <w:bottom w:val="none" w:sz="0" w:space="0" w:color="000000"/>
-              <w:top w:val="none" w:sz="0" w:space="0" w:color="000000"/>
-              <w:left w:val="none" w:sz="0" w:space="0" w:color="000000"/>
-              <w:right w:val="none" w:sz="0" w:space="0" w:color="000000"/>
-            </w:tcBorders>
-            <w:shd w:val="clear" w:color="auto" w:fill="FFFFFF"/>
-            <w:tcMar>
-              <w:top w:w="0" w:type="dxa"/>
-              <w:bottom w:w="0" w:type="dxa"/>
-              <w:left w:w="0" w:type="dxa"/>
-              <w:right w:w="0" w:type="dxa"/>
-            </w:tcMar>
             <w:vAlign w:val="center"/>
           </w:tcPr>
           <w:p>
@@ -32984,116 +26362,6 @@
               <w:left w:w="0" w:type="dxa"/>
               <w:right w:w="0" w:type="dxa"/>
             </w:tcMar>
-            <w:vAlign w:val="top"/>
-          </w:tcPr>
-          <w:p>
-            <w:pPr>
-              <w:pStyle w:val="Normal"/>
-              <w:jc w:val="right"/>
-              <w:pBdr>
-                <w:bottom w:val="none" w:sz="0" w:space="0" w:color="000000"/>
-                <w:top w:val="none" w:sz="0" w:space="0" w:color="000000"/>
-                <w:left w:val="none" w:sz="0" w:space="0" w:color="000000"/>
-                <w:right w:val="none" w:sz="0" w:space="0" w:color="000000"/>
-              </w:pBdr>
-              <w:spacing w:after="100" w:before="100" w:line="240"/>
-              <w:ind w:left="100" w:right="100" w:firstLine="0" w:firstLineChars="0"/>
-              <w:rPr>
-                <w:rFonts w:ascii="Helvetica" w:hAnsi="Helvetica" w:eastAsia="Helvetica" w:cs="Helvetica"/>
-                <w:i w:val="false"/>
-                <w:b w:val="false"/>
-                <w:u w:val="none"/>
-                <w:strike w:val="false"/>
-                <w:sz w:val="22"/>
-                <w:szCs w:val="22"/>
-                <w:color w:val="000000"/>
-              </w:rPr>
-            </w:pPr>
-            <w:r>
-              <w:rPr>
-                <w:rFonts w:ascii="Helvetica" w:hAnsi="Helvetica" w:eastAsia="Helvetica" w:cs="Helvetica"/>
-                <w:i w:val="false"/>
-                <w:b w:val="false"/>
-                <w:u w:val="none"/>
-                <w:strike w:val="false"/>
-                <w:sz w:val="22"/>
-                <w:szCs w:val="22"/>
-                <w:color w:val="000000"/>
-              </w:rPr>
-              <w:t xml:space="preserve">27</w:t>
-            </w:r>
-          </w:p>
-        </w:tc>
-        <w:tc>
-          <w:tcPr>
-            <w:tcBorders>
-              <w:bottom w:val="none" w:sz="0" w:space="0" w:color="000000"/>
-              <w:top w:val="none" w:sz="0" w:space="0" w:color="000000"/>
-              <w:left w:val="none" w:sz="0" w:space="0" w:color="000000"/>
-              <w:right w:val="none" w:sz="0" w:space="0" w:color="000000"/>
-            </w:tcBorders>
-            <w:shd w:val="clear" w:color="auto" w:fill="FFFFFF"/>
-            <w:tcMar>
-              <w:top w:w="0" w:type="dxa"/>
-              <w:bottom w:w="0" w:type="dxa"/>
-              <w:left w:w="0" w:type="dxa"/>
-              <w:right w:w="0" w:type="dxa"/>
-            </w:tcMar>
-            <w:vAlign w:val="top"/>
-          </w:tcPr>
-          <w:p>
-            <w:pPr>
-              <w:pStyle w:val="Normal"/>
-              <w:jc w:val="left"/>
-              <w:pBdr>
-                <w:bottom w:val="none" w:sz="0" w:space="0" w:color="000000"/>
-                <w:top w:val="none" w:sz="0" w:space="0" w:color="000000"/>
-                <w:left w:val="none" w:sz="0" w:space="0" w:color="000000"/>
-                <w:right w:val="none" w:sz="0" w:space="0" w:color="000000"/>
-              </w:pBdr>
-              <w:spacing w:after="100" w:before="100" w:line="240"/>
-              <w:ind w:left="100" w:right="100" w:firstLine="0" w:firstLineChars="0"/>
-              <w:rPr>
-                <w:rFonts w:ascii="Helvetica" w:hAnsi="Helvetica" w:eastAsia="Helvetica" w:cs="Helvetica"/>
-                <w:i w:val="false"/>
-                <w:b w:val="true"/>
-                <w:u w:val="none"/>
-                <w:strike w:val="false"/>
-                <w:sz w:val="22"/>
-                <w:szCs w:val="22"/>
-                <w:color w:val="000000"/>
-              </w:rPr>
-            </w:pPr>
-            <w:r>
-              <w:rPr>
-                <w:rFonts w:ascii="Helvetica" w:hAnsi="Helvetica" w:eastAsia="Helvetica" w:cs="Helvetica"/>
-                <w:i w:val="false"/>
-                <w:b w:val="true"/>
-                <w:u w:val="none"/>
-                <w:strike w:val="false"/>
-                <w:sz w:val="22"/>
-                <w:szCs w:val="22"/>
-                <w:color w:val="000000"/>
-              </w:rPr>
-              <w:t xml:space="preserve">m_b18: Neighborhood (WS/WI)</w:t>
-            </w:r>
-          </w:p>
-        </w:tc>
-        <w:tc>
-          <w:tcPr>
-            <w:tcBorders>
-              <w:bottom w:val="none" w:sz="0" w:space="0" w:color="000000"/>
-              <w:top w:val="none" w:sz="0" w:space="0" w:color="000000"/>
-              <w:left w:val="none" w:sz="0" w:space="0" w:color="000000"/>
-              <w:right w:val="none" w:sz="0" w:space="0" w:color="000000"/>
-            </w:tcBorders>
-            <w:shd w:val="clear" w:color="auto" w:fill="FFFFFF"/>
-            <w:tcMar>
-              <w:top w:w="0" w:type="dxa"/>
-              <w:bottom w:w="0" w:type="dxa"/>
-              <w:left w:w="0" w:type="dxa"/>
-              <w:right w:w="0" w:type="dxa"/>
-            </w:tcMar>
             <w:vAlign w:val="center"/>
           </w:tcPr>
           <w:p>
@@ -33527,116 +26795,6 @@
               <w:left w:w="0" w:type="dxa"/>
               <w:right w:w="0" w:type="dxa"/>
             </w:tcMar>
-            <w:vAlign w:val="top"/>
-          </w:tcPr>
-          <w:p>
-            <w:pPr>
-              <w:pStyle w:val="Normal"/>
-              <w:jc w:val="right"/>
-              <w:pBdr>
-                <w:bottom w:val="none" w:sz="0" w:space="0" w:color="000000"/>
-                <w:top w:val="none" w:sz="0" w:space="0" w:color="000000"/>
-                <w:left w:val="none" w:sz="0" w:space="0" w:color="000000"/>
-                <w:right w:val="none" w:sz="0" w:space="0" w:color="000000"/>
-              </w:pBdr>
-              <w:spacing w:after="100" w:before="100" w:line="240"/>
-              <w:ind w:left="100" w:right="100" w:firstLine="0" w:firstLineChars="0"/>
-              <w:rPr>
-                <w:rFonts w:ascii="Helvetica" w:hAnsi="Helvetica" w:eastAsia="Helvetica" w:cs="Helvetica"/>
-                <w:i w:val="false"/>
-                <w:b w:val="false"/>
-                <w:u w:val="none"/>
-                <w:strike w:val="false"/>
-                <w:sz w:val="22"/>
-                <w:szCs w:val="22"/>
-                <w:color w:val="000000"/>
-              </w:rPr>
-            </w:pPr>
-            <w:r>
-              <w:rPr>
-                <w:rFonts w:ascii="Helvetica" w:hAnsi="Helvetica" w:eastAsia="Helvetica" w:cs="Helvetica"/>
-                <w:i w:val="false"/>
-                <w:b w:val="false"/>
-                <w:u w:val="none"/>
-                <w:strike w:val="false"/>
-                <w:sz w:val="22"/>
-                <w:szCs w:val="22"/>
-                <w:color w:val="000000"/>
-              </w:rPr>
-              <w:t xml:space="preserve">28</w:t>
-            </w:r>
-          </w:p>
-        </w:tc>
-        <w:tc>
-          <w:tcPr>
-            <w:tcBorders>
-              <w:bottom w:val="none" w:sz="0" w:space="0" w:color="000000"/>
-              <w:top w:val="none" w:sz="0" w:space="0" w:color="000000"/>
-              <w:left w:val="none" w:sz="0" w:space="0" w:color="000000"/>
-              <w:right w:val="none" w:sz="0" w:space="0" w:color="000000"/>
-            </w:tcBorders>
-            <w:shd w:val="clear" w:color="auto" w:fill="FFFFFF"/>
-            <w:tcMar>
-              <w:top w:w="0" w:type="dxa"/>
-              <w:bottom w:w="0" w:type="dxa"/>
-              <w:left w:w="0" w:type="dxa"/>
-              <w:right w:w="0" w:type="dxa"/>
-            </w:tcMar>
-            <w:vAlign w:val="top"/>
-          </w:tcPr>
-          <w:p>
-            <w:pPr>
-              <w:pStyle w:val="Normal"/>
-              <w:jc w:val="left"/>
-              <w:pBdr>
-                <w:bottom w:val="none" w:sz="0" w:space="0" w:color="000000"/>
-                <w:top w:val="none" w:sz="0" w:space="0" w:color="000000"/>
-                <w:left w:val="none" w:sz="0" w:space="0" w:color="000000"/>
-                <w:right w:val="none" w:sz="0" w:space="0" w:color="000000"/>
-              </w:pBdr>
-              <w:spacing w:after="100" w:before="100" w:line="240"/>
-              <w:ind w:left="100" w:right="100" w:firstLine="0" w:firstLineChars="0"/>
-              <w:rPr>
-                <w:rFonts w:ascii="Helvetica" w:hAnsi="Helvetica" w:eastAsia="Helvetica" w:cs="Helvetica"/>
-                <w:i w:val="false"/>
-                <w:b w:val="true"/>
-                <w:u w:val="none"/>
-                <w:strike w:val="false"/>
-                <w:sz w:val="22"/>
-                <w:szCs w:val="22"/>
-                <w:color w:val="000000"/>
-              </w:rPr>
-            </w:pPr>
-            <w:r>
-              <w:rPr>
-                <w:rFonts w:ascii="Helvetica" w:hAnsi="Helvetica" w:eastAsia="Helvetica" w:cs="Helvetica"/>
-                <w:i w:val="false"/>
-                <w:b w:val="true"/>
-                <w:u w:val="none"/>
-                <w:strike w:val="false"/>
-                <w:sz w:val="22"/>
-                <w:szCs w:val="22"/>
-                <w:color w:val="000000"/>
-              </w:rPr>
-              <w:t xml:space="preserve">m_b8: Season (dry vs. rainy)</w:t>
-            </w:r>
-          </w:p>
-        </w:tc>
-        <w:tc>
-          <w:tcPr>
-            <w:tcBorders>
-              <w:bottom w:val="none" w:sz="0" w:space="0" w:color="000000"/>
-              <w:top w:val="none" w:sz="0" w:space="0" w:color="000000"/>
-              <w:left w:val="none" w:sz="0" w:space="0" w:color="000000"/>
-              <w:right w:val="none" w:sz="0" w:space="0" w:color="000000"/>
-            </w:tcBorders>
-            <w:shd w:val="clear" w:color="auto" w:fill="FFFFFF"/>
-            <w:tcMar>
-              <w:top w:w="0" w:type="dxa"/>
-              <w:bottom w:w="0" w:type="dxa"/>
-              <w:left w:w="0" w:type="dxa"/>
-              <w:right w:w="0" w:type="dxa"/>
-            </w:tcMar>
             <w:vAlign w:val="center"/>
           </w:tcPr>
           <w:p>
@@ -34055,116 +27213,6 @@
         <w:trPr>
           <w:trHeight w:val="360" w:hRule="auto"/>
         </w:trPr>
-        <w:tc>
-          <w:tcPr>
-            <w:tcBorders>
-              <w:bottom w:val="single" w:sz="12" w:space="0" w:color="666666"/>
-              <w:top w:val="none" w:sz="0" w:space="0" w:color="000000"/>
-              <w:left w:val="none" w:sz="0" w:space="0" w:color="000000"/>
-              <w:right w:val="none" w:sz="0" w:space="0" w:color="000000"/>
-            </w:tcBorders>
-            <w:shd w:val="clear" w:color="auto" w:fill="FFFFFF"/>
-            <w:tcMar>
-              <w:top w:w="0" w:type="dxa"/>
-              <w:bottom w:w="0" w:type="dxa"/>
-              <w:left w:w="0" w:type="dxa"/>
-              <w:right w:w="0" w:type="dxa"/>
-            </w:tcMar>
-            <w:vAlign w:val="top"/>
-          </w:tcPr>
-          <w:p>
-            <w:pPr>
-              <w:pStyle w:val="Normal"/>
-              <w:jc w:val="right"/>
-              <w:pBdr>
-                <w:bottom w:val="none" w:sz="0" w:space="0" w:color="000000"/>
-                <w:top w:val="none" w:sz="0" w:space="0" w:color="000000"/>
-                <w:left w:val="none" w:sz="0" w:space="0" w:color="000000"/>
-                <w:right w:val="none" w:sz="0" w:space="0" w:color="000000"/>
-              </w:pBdr>
-              <w:spacing w:after="100" w:before="100" w:line="240"/>
-              <w:ind w:left="100" w:right="100" w:firstLine="0" w:firstLineChars="0"/>
-              <w:rPr>
-                <w:rFonts w:ascii="Helvetica" w:hAnsi="Helvetica" w:eastAsia="Helvetica" w:cs="Helvetica"/>
-                <w:i w:val="false"/>
-                <w:b w:val="false"/>
-                <w:u w:val="none"/>
-                <w:strike w:val="false"/>
-                <w:sz w:val="22"/>
-                <w:szCs w:val="22"/>
-                <w:color w:val="000000"/>
-              </w:rPr>
-            </w:pPr>
-            <w:r>
-              <w:rPr>
-                <w:rFonts w:ascii="Helvetica" w:hAnsi="Helvetica" w:eastAsia="Helvetica" w:cs="Helvetica"/>
-                <w:i w:val="false"/>
-                <w:b w:val="false"/>
-                <w:u w:val="none"/>
-                <w:strike w:val="false"/>
-                <w:sz w:val="22"/>
-                <w:szCs w:val="22"/>
-                <w:color w:val="000000"/>
-              </w:rPr>
-              <w:t xml:space="preserve">29</w:t>
-            </w:r>
-          </w:p>
-        </w:tc>
-        <w:tc>
-          <w:tcPr>
-            <w:tcBorders>
-              <w:bottom w:val="single" w:sz="12" w:space="0" w:color="666666"/>
-              <w:top w:val="none" w:sz="0" w:space="0" w:color="000000"/>
-              <w:left w:val="none" w:sz="0" w:space="0" w:color="000000"/>
-              <w:right w:val="none" w:sz="0" w:space="0" w:color="000000"/>
-            </w:tcBorders>
-            <w:shd w:val="clear" w:color="auto" w:fill="FFFFFF"/>
-            <w:tcMar>
-              <w:top w:w="0" w:type="dxa"/>
-              <w:bottom w:w="0" w:type="dxa"/>
-              <w:left w:w="0" w:type="dxa"/>
-              <w:right w:w="0" w:type="dxa"/>
-            </w:tcMar>
-            <w:vAlign w:val="top"/>
-          </w:tcPr>
-          <w:p>
-            <w:pPr>
-              <w:pStyle w:val="Normal"/>
-              <w:jc w:val="left"/>
-              <w:pBdr>
-                <w:bottom w:val="none" w:sz="0" w:space="0" w:color="000000"/>
-                <w:top w:val="none" w:sz="0" w:space="0" w:color="000000"/>
-                <w:left w:val="none" w:sz="0" w:space="0" w:color="000000"/>
-                <w:right w:val="none" w:sz="0" w:space="0" w:color="000000"/>
-              </w:pBdr>
-              <w:spacing w:after="100" w:before="100" w:line="240"/>
-              <w:ind w:left="100" w:right="100" w:firstLine="0" w:firstLineChars="0"/>
-              <w:rPr>
-                <w:rFonts w:ascii="Helvetica" w:hAnsi="Helvetica" w:eastAsia="Helvetica" w:cs="Helvetica"/>
-                <w:i w:val="false"/>
-                <w:b w:val="true"/>
-                <w:u w:val="none"/>
-                <w:strike w:val="false"/>
-                <w:sz w:val="22"/>
-                <w:szCs w:val="22"/>
-                <w:color w:val="000000"/>
-              </w:rPr>
-            </w:pPr>
-            <w:r>
-              <w:rPr>
-                <w:rFonts w:ascii="Helvetica" w:hAnsi="Helvetica" w:eastAsia="Helvetica" w:cs="Helvetica"/>
-                <w:i w:val="false"/>
-                <w:b w:val="true"/>
-                <w:u w:val="none"/>
-                <w:strike w:val="false"/>
-                <w:sz w:val="22"/>
-                <w:szCs w:val="22"/>
-                <w:color w:val="000000"/>
-              </w:rPr>
-              <w:t xml:space="preserve">m_b5 – HW_SLEEP</w:t>
-            </w:r>
-          </w:p>
-        </w:tc>
         <w:tc>
           <w:tcPr>
             <w:tcBorders>
